--- a/Монтажные_отверстия_и_конструкции_в_изготовлении_печатных_плат.docx
+++ b/Монтажные_отверстия_и_конструкции_в_изготовлении_печатных_плат.docx
@@ -1,6 +1,6 @@
 
 <file path=word/document.xml><?xml version="1.0" encoding="utf-8"?>
-<w:document xmlns:wpc="http://schemas.microsoft.com/office/word/2010/wordprocessingCanvas" xmlns:cx="http://schemas.microsoft.com/office/drawing/2014/chartex" xmlns:mc="http://schemas.openxmlformats.org/markup-compatibility/2006" xmlns:o="urn:schemas-microsoft-com:office:office" xmlns:r="http://schemas.openxmlformats.org/officeDocument/2006/relationships" xmlns:m="http://schemas.openxmlformats.org/officeDocument/2006/math" xmlns:v="urn:schemas-microsoft-com:vml" xmlns:wp14="http://schemas.microsoft.com/office/word/2010/wordprocessingDrawing" xmlns:wp="http://schemas.openxmlformats.org/drawingml/2006/wordprocessingDrawing" xmlns:w10="urn:schemas-microsoft-com:office:word" xmlns:w="http://schemas.openxmlformats.org/wordprocessingml/2006/main" xmlns:w14="http://schemas.microsoft.com/office/word/2010/wordml" xmlns:w15="http://schemas.microsoft.com/office/word/2012/wordml" xmlns:w16se="http://schemas.microsoft.com/office/word/2015/wordml/symex" xmlns:wpg="http://schemas.microsoft.com/office/word/2010/wordprocessingGroup" xmlns:wpi="http://schemas.microsoft.com/office/word/2010/wordprocessingInk" xmlns:wne="http://schemas.microsoft.com/office/word/2006/wordml" xmlns:wps="http://schemas.microsoft.com/office/word/2010/wordprocessingShape" mc:Ignorable="w14 w15 w16se wp14">
+<w:document xmlns:wpc="http://schemas.microsoft.com/office/word/2010/wordprocessingCanvas" xmlns:mc="http://schemas.openxmlformats.org/markup-compatibility/2006" xmlns:o="urn:schemas-microsoft-com:office:office" xmlns:r="http://schemas.openxmlformats.org/officeDocument/2006/relationships" xmlns:m="http://schemas.openxmlformats.org/officeDocument/2006/math" xmlns:v="urn:schemas-microsoft-com:vml" xmlns:wp14="http://schemas.microsoft.com/office/word/2010/wordprocessingDrawing" xmlns:wp="http://schemas.openxmlformats.org/drawingml/2006/wordprocessingDrawing" xmlns:w10="urn:schemas-microsoft-com:office:word" xmlns:w="http://schemas.openxmlformats.org/wordprocessingml/2006/main" xmlns:w14="http://schemas.microsoft.com/office/word/2010/wordml" xmlns:wpg="http://schemas.microsoft.com/office/word/2010/wordprocessingGroup" xmlns:wpi="http://schemas.microsoft.com/office/word/2010/wordprocessingInk" xmlns:wne="http://schemas.microsoft.com/office/word/2006/wordml" xmlns:wps="http://schemas.microsoft.com/office/word/2010/wordprocessingShape" mc:Ignorable="w14 wp14">
   <w:body>
     <w:p>
       <w:pPr>
@@ -92,10 +92,14 @@
     </w:p>
     <w:p>
       <w:pPr>
-        <w:rPr>
-          <w:rFonts w:ascii="Times New Roman" w:hAnsi="Times New Roman" w:cs="Times New Roman"/>
-          <w:sz w:val="28"/>
-          <w:szCs w:val="28"/>
+        <w:shd w:val="clear" w:color="auto" w:fill="FFFFFF"/>
+        <w:spacing w:after="0" w:line="240" w:lineRule="auto"/>
+        <w:rPr>
+          <w:rFonts w:ascii="Arial" w:eastAsia="Times New Roman" w:hAnsi="Arial" w:cs="Arial"/>
+          <w:color w:val="222222"/>
+          <w:sz w:val="24"/>
+          <w:szCs w:val="24"/>
+          <w:lang w:eastAsia="ru-RU"/>
         </w:rPr>
       </w:pPr>
       <w:r>
@@ -161,12 +165,27 @@
           <w:sz w:val="28"/>
           <w:szCs w:val="28"/>
         </w:rPr>
-        <w:t xml:space="preserve">) </w:t>
-      </w:r>
-      <w:r>
-        <w:rPr>
-          <w:rFonts w:ascii="Times New Roman" w:hAnsi="Times New Roman" w:cs="Times New Roman"/>
-          <w:b/>
+        <w:t>)</w:t>
+      </w:r>
+      <w:r>
+        <w:rPr>
+          <w:rFonts w:ascii="Times New Roman" w:hAnsi="Times New Roman" w:cs="Times New Roman"/>
+          <w:sz w:val="28"/>
+          <w:szCs w:val="28"/>
+        </w:rPr>
+        <w:t>.</w:t>
+      </w:r>
+      <w:r>
+        <w:rPr>
+          <w:rFonts w:ascii="Times New Roman" w:hAnsi="Times New Roman" w:cs="Times New Roman"/>
+          <w:sz w:val="28"/>
+          <w:szCs w:val="28"/>
+        </w:rPr>
+        <w:t xml:space="preserve"> </w:t>
+      </w:r>
+      <w:r>
+        <w:rPr>
+          <w:rFonts w:ascii="Times New Roman" w:hAnsi="Times New Roman" w:cs="Times New Roman"/>
           <w:bCs/>
           <w:sz w:val="28"/>
           <w:szCs w:val="28"/>
@@ -187,8 +206,18 @@
           <w:sz w:val="28"/>
           <w:szCs w:val="28"/>
         </w:rPr>
-        <w:t>создавать электрические соединения между слоями многослойной печатной платы.</w:t>
-      </w:r>
+        <w:t>создавать электрические соединения между слоями многослойной печатной платы</w:t>
+      </w:r>
+      <w:proofErr w:type="gramStart"/>
+      <w:r>
+        <w:rPr>
+          <w:rFonts w:ascii="Times New Roman" w:hAnsi="Times New Roman" w:cs="Times New Roman"/>
+          <w:sz w:val="28"/>
+          <w:szCs w:val="28"/>
+        </w:rPr>
+        <w:t>.</w:t>
+      </w:r>
+      <w:proofErr w:type="gramEnd"/>
       <w:r>
         <w:rPr>
           <w:rFonts w:ascii="Times New Roman" w:hAnsi="Times New Roman" w:cs="Times New Roman"/>
@@ -197,13 +226,23 @@
         </w:rPr>
         <w:t xml:space="preserve"> </w:t>
       </w:r>
-      <w:r>
-        <w:rPr>
-          <w:rFonts w:ascii="Times New Roman" w:hAnsi="Times New Roman" w:cs="Times New Roman"/>
-          <w:sz w:val="28"/>
-          <w:szCs w:val="28"/>
-        </w:rPr>
-        <w:t>после</w:t>
+      <w:proofErr w:type="gramStart"/>
+      <w:r>
+        <w:rPr>
+          <w:rFonts w:ascii="Times New Roman" w:hAnsi="Times New Roman" w:cs="Times New Roman"/>
+          <w:sz w:val="28"/>
+          <w:szCs w:val="28"/>
+        </w:rPr>
+        <w:t>п</w:t>
+      </w:r>
+      <w:proofErr w:type="gramEnd"/>
+      <w:r>
+        <w:rPr>
+          <w:rFonts w:ascii="Times New Roman" w:hAnsi="Times New Roman" w:cs="Times New Roman"/>
+          <w:sz w:val="28"/>
+          <w:szCs w:val="28"/>
+        </w:rPr>
+        <w:t>осле</w:t>
       </w:r>
       <w:r>
         <w:rPr>
@@ -268,16 +307,33 @@
           <w:sz w:val="28"/>
           <w:szCs w:val="28"/>
         </w:rPr>
-        <w:t>. Такие отверстия не проводят электрический ток и служат точками выравнивания, крепежа, а также для прокладки механических элементов (радиаторов охлаждения, терм прокладки)</w:t>
-      </w:r>
-      <w:r>
-        <w:rPr>
-          <w:rFonts w:ascii="Times New Roman" w:hAnsi="Times New Roman" w:cs="Times New Roman"/>
-          <w:sz w:val="28"/>
-          <w:szCs w:val="28"/>
-        </w:rPr>
-        <w:t xml:space="preserve">. Чаще всего применяют </w:t>
-      </w:r>
+        <w:t>. Такие отверстия не проводят электрический ток и служат точками выравнивания, крепежа, а также для прокладки механических элемент</w:t>
+      </w:r>
+      <w:r>
+        <w:rPr>
+          <w:rFonts w:ascii="Times New Roman" w:hAnsi="Times New Roman" w:cs="Times New Roman"/>
+          <w:sz w:val="28"/>
+          <w:szCs w:val="28"/>
+        </w:rPr>
+        <w:t>ов (радиаторов охлаждения, термоп</w:t>
+      </w:r>
+      <w:r>
+        <w:rPr>
+          <w:rFonts w:ascii="Times New Roman" w:hAnsi="Times New Roman" w:cs="Times New Roman"/>
+          <w:sz w:val="28"/>
+          <w:szCs w:val="28"/>
+        </w:rPr>
+        <w:t>рокладки)</w:t>
+      </w:r>
+      <w:r>
+        <w:rPr>
+          <w:rFonts w:ascii="Times New Roman" w:hAnsi="Times New Roman" w:cs="Times New Roman"/>
+          <w:sz w:val="28"/>
+          <w:szCs w:val="28"/>
+        </w:rPr>
+        <w:t xml:space="preserve">. </w:t>
+      </w:r>
+      <w:proofErr w:type="gramStart"/>
       <w:r>
         <w:rPr>
           <w:rFonts w:ascii="Times New Roman" w:hAnsi="Times New Roman" w:cs="Times New Roman"/>
@@ -285,39 +341,56 @@
           <w:szCs w:val="28"/>
           <w:lang w:val="en-US"/>
         </w:rPr>
-        <w:t>PTH</w:t>
-      </w:r>
-      <w:r>
-        <w:rPr>
-          <w:rFonts w:ascii="Times New Roman" w:hAnsi="Times New Roman" w:cs="Times New Roman"/>
-          <w:sz w:val="28"/>
-          <w:szCs w:val="28"/>
-        </w:rPr>
-        <w:t xml:space="preserve"> (</w:t>
-      </w:r>
-      <w:r>
-        <w:rPr>
-          <w:rFonts w:ascii="Times New Roman" w:hAnsi="Times New Roman" w:cs="Times New Roman"/>
-          <w:sz w:val="28"/>
-          <w:szCs w:val="28"/>
-        </w:rPr>
-        <w:t>металлизированные</w:t>
-      </w:r>
-      <w:r>
-        <w:rPr>
-          <w:rFonts w:ascii="Times New Roman" w:hAnsi="Times New Roman" w:cs="Times New Roman"/>
-          <w:sz w:val="28"/>
-          <w:szCs w:val="28"/>
-        </w:rPr>
-        <w:t>)</w:t>
-      </w:r>
-      <w:r>
-        <w:rPr>
-          <w:rFonts w:ascii="Times New Roman" w:hAnsi="Times New Roman" w:cs="Times New Roman"/>
-          <w:sz w:val="28"/>
-          <w:szCs w:val="28"/>
-        </w:rPr>
-        <w:t xml:space="preserve"> отверстия так как они могут выполнять две роли: роль заземления, роль крепления печатной платы </w:t>
+        <w:t>NPTH</w:t>
+      </w:r>
+      <w:r>
+        <w:rPr>
+          <w:rFonts w:ascii="Times New Roman" w:hAnsi="Times New Roman" w:cs="Times New Roman"/>
+          <w:sz w:val="28"/>
+          <w:szCs w:val="28"/>
+        </w:rPr>
+        <w:t xml:space="preserve"> </w:t>
+      </w:r>
+      <w:r>
+        <w:rPr>
+          <w:rFonts w:ascii="Times New Roman" w:hAnsi="Times New Roman" w:cs="Times New Roman"/>
+          <w:sz w:val="28"/>
+          <w:szCs w:val="28"/>
+        </w:rPr>
+        <w:t>выбирают, когда электрический контакт крепежа с платой</w:t>
+      </w:r>
+      <w:r>
+        <w:rPr>
+          <w:rFonts w:ascii="Times New Roman" w:hAnsi="Times New Roman" w:cs="Times New Roman"/>
+          <w:sz w:val="28"/>
+          <w:szCs w:val="28"/>
+        </w:rPr>
+        <w:t>/</w:t>
+      </w:r>
+      <w:r>
+        <w:rPr>
+          <w:rFonts w:ascii="Times New Roman" w:hAnsi="Times New Roman" w:cs="Times New Roman"/>
+          <w:sz w:val="28"/>
+          <w:szCs w:val="28"/>
+        </w:rPr>
+        <w:t>корпусом нежелателен (изоляция цепи от корпуса).</w:t>
+      </w:r>
+      <w:proofErr w:type="gramEnd"/>
+      <w:r>
+        <w:rPr>
+          <w:rFonts w:ascii="Times New Roman" w:hAnsi="Times New Roman" w:cs="Times New Roman"/>
+          <w:sz w:val="28"/>
+          <w:szCs w:val="28"/>
+        </w:rPr>
+        <w:t xml:space="preserve"> </w:t>
+      </w:r>
+      <w:r>
+        <w:rPr>
+          <w:rFonts w:ascii="Times New Roman" w:hAnsi="Times New Roman" w:cs="Times New Roman"/>
+          <w:sz w:val="28"/>
+          <w:szCs w:val="28"/>
+        </w:rPr>
+        <w:t>PTH выбирают, когда нужна электрическая связь точки крепежа с платой (заземление радиатора, экрана, корпуса).</w:t>
       </w:r>
     </w:p>
     <w:p>
@@ -343,101 +416,246 @@
     <w:p>
       <w:pPr>
         <w:rPr>
+          <w:rFonts w:ascii="Times New Roman" w:hAnsi="Times New Roman" w:cs="Times New Roman"/>
+          <w:sz w:val="28"/>
+          <w:szCs w:val="28"/>
+        </w:rPr>
+      </w:pPr>
+      <w:r>
+        <w:rPr>
+          <w:rFonts w:ascii="Times New Roman" w:hAnsi="Times New Roman" w:cs="Times New Roman"/>
+          <w:sz w:val="28"/>
+          <w:szCs w:val="28"/>
+        </w:rPr>
+        <w:t xml:space="preserve">На </w:t>
+      </w:r>
+      <w:r>
+        <w:rPr>
+          <w:rFonts w:ascii="Times New Roman" w:hAnsi="Times New Roman" w:cs="Times New Roman"/>
+          <w:sz w:val="28"/>
+          <w:szCs w:val="28"/>
+        </w:rPr>
+        <w:t>производстве используют</w:t>
+      </w:r>
+      <w:r>
+        <w:rPr>
+          <w:rFonts w:ascii="Times New Roman" w:hAnsi="Times New Roman" w:cs="Times New Roman"/>
+          <w:sz w:val="28"/>
+          <w:szCs w:val="28"/>
+        </w:rPr>
+        <w:t xml:space="preserve"> связь диаметра со стандартным резьбовым крепежом</w:t>
+      </w:r>
+      <w:r>
+        <w:t xml:space="preserve"> </w:t>
+      </w:r>
+      <w:r>
+        <w:rPr>
+          <w:rFonts w:ascii="Times New Roman" w:hAnsi="Times New Roman" w:cs="Times New Roman"/>
+          <w:sz w:val="28"/>
+          <w:szCs w:val="28"/>
+        </w:rPr>
+        <w:t xml:space="preserve">M2→2,2; M3→3,2; </w:t>
+      </w:r>
+      <w:r>
+        <w:rPr>
+          <w:rFonts w:ascii="Times New Roman" w:hAnsi="Times New Roman" w:cs="Times New Roman"/>
+          <w:sz w:val="28"/>
+          <w:szCs w:val="28"/>
+        </w:rPr>
+        <w:t>M4→4,3; M5→5,3</w:t>
+      </w:r>
+      <w:r>
+        <w:rPr>
+          <w:rFonts w:ascii="Times New Roman" w:hAnsi="Times New Roman" w:cs="Times New Roman"/>
+          <w:sz w:val="28"/>
+          <w:szCs w:val="28"/>
+        </w:rPr>
+        <w:t>.</w:t>
+      </w:r>
+      <w:r>
+        <w:rPr>
+          <w:rFonts w:ascii="Times New Roman" w:hAnsi="Times New Roman" w:cs="Times New Roman"/>
+          <w:sz w:val="28"/>
+          <w:szCs w:val="28"/>
+        </w:rPr>
+        <w:t xml:space="preserve"> </w:t>
+      </w:r>
+      <w:r>
+        <w:rPr>
+          <w:rFonts w:ascii="Times New Roman" w:hAnsi="Times New Roman" w:cs="Times New Roman"/>
+          <w:sz w:val="28"/>
+          <w:szCs w:val="28"/>
+        </w:rPr>
+        <w:t>Притом</w:t>
+      </w:r>
+      <w:r>
+        <w:rPr>
+          <w:rFonts w:ascii="Times New Roman" w:hAnsi="Times New Roman" w:cs="Times New Roman"/>
+          <w:sz w:val="28"/>
+          <w:szCs w:val="28"/>
+        </w:rPr>
+        <w:t xml:space="preserve"> диаметр отверстия на печатной плате до</w:t>
+      </w:r>
+      <w:r>
+        <w:rPr>
+          <w:rFonts w:ascii="Times New Roman" w:hAnsi="Times New Roman" w:cs="Times New Roman"/>
+          <w:sz w:val="28"/>
+          <w:szCs w:val="28"/>
+        </w:rPr>
+        <w:t>лжен быть больше диаметра винта, так как при изготовлении отверстия должен остаться зазор на допуски резьбы.</w:t>
+      </w:r>
+      <w:r>
+        <w:rPr>
+          <w:rFonts w:ascii="Times New Roman" w:hAnsi="Times New Roman" w:cs="Times New Roman"/>
+          <w:sz w:val="28"/>
+          <w:szCs w:val="28"/>
+        </w:rPr>
+        <w:t xml:space="preserve"> </w:t>
+      </w:r>
+    </w:p>
+    <w:p>
+      <w:pPr>
+        <w:rPr>
+          <w:rFonts w:ascii="Times New Roman" w:hAnsi="Times New Roman" w:cs="Times New Roman"/>
+          <w:sz w:val="28"/>
+          <w:szCs w:val="28"/>
+        </w:rPr>
+      </w:pPr>
+      <w:r>
+        <w:rPr>
+          <w:rFonts w:ascii="Times New Roman" w:hAnsi="Times New Roman" w:cs="Times New Roman"/>
+          <w:sz w:val="28"/>
+          <w:szCs w:val="28"/>
+        </w:rPr>
+        <w:t>Г</w:t>
+      </w:r>
+      <w:r>
+        <w:rPr>
+          <w:rFonts w:ascii="Times New Roman" w:hAnsi="Times New Roman" w:cs="Times New Roman"/>
+          <w:sz w:val="28"/>
+          <w:szCs w:val="28"/>
+        </w:rPr>
+        <w:t>ОСТ</w:t>
+      </w:r>
+      <w:r>
+        <w:rPr>
+          <w:rFonts w:ascii="Times New Roman" w:hAnsi="Times New Roman" w:cs="Times New Roman"/>
+          <w:sz w:val="28"/>
+          <w:szCs w:val="28"/>
+        </w:rPr>
+        <w:t xml:space="preserve"> 11284-75 устанавливает для каждого вида резьбы три </w:t>
+      </w:r>
+      <w:r>
+        <w:rPr>
+          <w:rFonts w:ascii="Times New Roman" w:hAnsi="Times New Roman" w:cs="Times New Roman"/>
+          <w:sz w:val="28"/>
+          <w:szCs w:val="28"/>
+        </w:rPr>
+        <w:t>ряда сквозных отверстий</w:t>
+      </w:r>
+      <w:r>
+        <w:rPr>
+          <w:rFonts w:ascii="Times New Roman" w:hAnsi="Times New Roman" w:cs="Times New Roman"/>
+          <w:sz w:val="28"/>
+          <w:szCs w:val="28"/>
+        </w:rPr>
+        <w:t>:</w:t>
+      </w:r>
+      <w:r>
+        <w:rPr>
+          <w:rFonts w:ascii="Times New Roman" w:hAnsi="Times New Roman" w:cs="Times New Roman"/>
+          <w:sz w:val="28"/>
+          <w:szCs w:val="28"/>
+        </w:rPr>
+        <w:t xml:space="preserve"> </w:t>
+      </w:r>
+      <w:r>
+        <w:rPr>
           <w:rFonts w:ascii="Times New Roman" w:eastAsiaTheme="minorEastAsia" w:hAnsi="Times New Roman" w:cs="Times New Roman"/>
           <w:sz w:val="28"/>
           <w:szCs w:val="28"/>
         </w:rPr>
-      </w:pPr>
-      <w:r>
-        <w:rPr>
-          <w:rFonts w:ascii="Times New Roman" w:hAnsi="Times New Roman" w:cs="Times New Roman"/>
-          <w:sz w:val="28"/>
-          <w:szCs w:val="28"/>
-        </w:rPr>
-        <w:t xml:space="preserve">На </w:t>
-      </w:r>
-      <w:r>
-        <w:rPr>
-          <w:rFonts w:ascii="Times New Roman" w:hAnsi="Times New Roman" w:cs="Times New Roman"/>
-          <w:sz w:val="28"/>
-          <w:szCs w:val="28"/>
-        </w:rPr>
-        <w:t>производстве используют</w:t>
-      </w:r>
-      <w:r>
-        <w:rPr>
-          <w:rFonts w:ascii="Times New Roman" w:hAnsi="Times New Roman" w:cs="Times New Roman"/>
-          <w:sz w:val="28"/>
-          <w:szCs w:val="28"/>
-        </w:rPr>
-        <w:t xml:space="preserve"> связь диаметра со стандартным резьбовым крепежом</w:t>
-      </w:r>
-      <w:r>
         <w:t xml:space="preserve"> </w:t>
       </w:r>
       <w:r>
         <w:rPr>
-          <w:rFonts w:ascii="Times New Roman" w:hAnsi="Times New Roman" w:cs="Times New Roman"/>
-          <w:sz w:val="28"/>
-          <w:szCs w:val="28"/>
-        </w:rPr>
-        <w:t xml:space="preserve">M2→2,2; M3→3,2; </w:t>
-      </w:r>
-      <w:r>
-        <w:rPr>
-          <w:rFonts w:ascii="Times New Roman" w:hAnsi="Times New Roman" w:cs="Times New Roman"/>
-          <w:sz w:val="28"/>
-          <w:szCs w:val="28"/>
-        </w:rPr>
-        <w:t>M4→4,3; M5→5,3</w:t>
-      </w:r>
-      <w:r>
-        <w:rPr>
-          <w:rFonts w:ascii="Times New Roman" w:hAnsi="Times New Roman" w:cs="Times New Roman"/>
-          <w:sz w:val="28"/>
-          <w:szCs w:val="28"/>
-        </w:rPr>
-        <w:t>.</w:t>
-      </w:r>
-      <w:r>
-        <w:rPr>
-          <w:rFonts w:ascii="Times New Roman" w:hAnsi="Times New Roman" w:cs="Times New Roman"/>
-          <w:sz w:val="28"/>
-          <w:szCs w:val="28"/>
-        </w:rPr>
-        <w:t xml:space="preserve"> </w:t>
-      </w:r>
-      <w:r>
-        <w:rPr>
-          <w:rFonts w:ascii="Times New Roman" w:hAnsi="Times New Roman" w:cs="Times New Roman"/>
-          <w:sz w:val="28"/>
-          <w:szCs w:val="28"/>
-        </w:rPr>
-        <w:t>Притом</w:t>
-      </w:r>
-      <w:r>
-        <w:rPr>
-          <w:rFonts w:ascii="Times New Roman" w:hAnsi="Times New Roman" w:cs="Times New Roman"/>
-          <w:sz w:val="28"/>
-          <w:szCs w:val="28"/>
-        </w:rPr>
-        <w:t xml:space="preserve"> диаметр отверстия на печатной плате до</w:t>
-      </w:r>
-      <w:r>
-        <w:rPr>
-          <w:rFonts w:ascii="Times New Roman" w:hAnsi="Times New Roman" w:cs="Times New Roman"/>
-          <w:sz w:val="28"/>
-          <w:szCs w:val="28"/>
-        </w:rPr>
-        <w:t>лжен быть больше диаметра винта, так как при изготовлении отверстия должен остаться зазор на допуски резьбы.</w:t>
-      </w:r>
-      <w:r>
-        <w:rPr>
-          <w:rFonts w:ascii="Times New Roman" w:hAnsi="Times New Roman" w:cs="Times New Roman"/>
-          <w:sz w:val="28"/>
-          <w:szCs w:val="28"/>
-        </w:rPr>
-        <w:t xml:space="preserve"> Например, при диаметре стержня крепежных деталей </w:t>
+          <w:rFonts w:ascii="Times New Roman" w:eastAsiaTheme="minorEastAsia" w:hAnsi="Times New Roman" w:cs="Times New Roman"/>
+          <w:sz w:val="28"/>
+          <w:szCs w:val="28"/>
+        </w:rPr>
+        <w:t>1-й точный, 2-й с</w:t>
+      </w:r>
+      <w:r>
+        <w:rPr>
+          <w:rFonts w:ascii="Times New Roman" w:eastAsiaTheme="minorEastAsia" w:hAnsi="Times New Roman" w:cs="Times New Roman"/>
+          <w:sz w:val="28"/>
+          <w:szCs w:val="28"/>
+        </w:rPr>
+        <w:t>редний, 3-й грубый ряд</w:t>
+      </w:r>
+      <w:r>
+        <w:rPr>
+          <w:rFonts w:ascii="Times New Roman" w:eastAsiaTheme="minorEastAsia" w:hAnsi="Times New Roman" w:cs="Times New Roman"/>
+          <w:sz w:val="28"/>
+          <w:szCs w:val="28"/>
+        </w:rPr>
+        <w:t>,</w:t>
+      </w:r>
+      <w:r>
+        <w:rPr>
+          <w:rFonts w:ascii="Times New Roman" w:eastAsiaTheme="minorEastAsia" w:hAnsi="Times New Roman" w:cs="Times New Roman"/>
+          <w:sz w:val="28"/>
+          <w:szCs w:val="28"/>
+        </w:rPr>
+        <w:t xml:space="preserve"> который выбирается в зависимости от требуемой точности</w:t>
+      </w:r>
+      <w:r>
+        <w:rPr>
+          <w:rFonts w:ascii="Times New Roman" w:hAnsi="Times New Roman" w:cs="Times New Roman"/>
+          <w:sz w:val="28"/>
+          <w:szCs w:val="28"/>
+        </w:rPr>
+        <w:t xml:space="preserve">. </w:t>
+      </w:r>
+      <w:r>
+        <w:rPr>
+          <w:rFonts w:ascii="Times New Roman" w:hAnsi="Times New Roman" w:cs="Times New Roman"/>
+          <w:sz w:val="28"/>
+          <w:szCs w:val="28"/>
+        </w:rPr>
+        <w:t>Например</w:t>
+      </w:r>
+      <w:r>
+        <w:rPr>
+          <w:rFonts w:ascii="Times New Roman" w:hAnsi="Times New Roman" w:cs="Times New Roman"/>
+          <w:sz w:val="28"/>
+          <w:szCs w:val="28"/>
+        </w:rPr>
+        <w:t>,</w:t>
+      </w:r>
+      <w:r>
+        <w:rPr>
+          <w:rFonts w:ascii="Times New Roman" w:hAnsi="Times New Roman" w:cs="Times New Roman"/>
+          <w:sz w:val="28"/>
+          <w:szCs w:val="28"/>
+        </w:rPr>
+        <w:t xml:space="preserve"> для крепежа М3</w:t>
+      </w:r>
+      <w:r>
+        <w:rPr>
+          <w:rFonts w:ascii="Times New Roman" w:hAnsi="Times New Roman" w:cs="Times New Roman"/>
+          <w:sz w:val="28"/>
+          <w:szCs w:val="28"/>
+        </w:rPr>
+        <w:t xml:space="preserve">, </w:t>
+      </w:r>
+      <w:r>
+        <w:rPr>
+          <w:rFonts w:ascii="Times New Roman" w:hAnsi="Times New Roman" w:cs="Times New Roman"/>
+          <w:sz w:val="28"/>
+          <w:szCs w:val="28"/>
+        </w:rPr>
+        <w:t xml:space="preserve"> со стержнем </w:t>
       </w:r>
       <w:r>
         <w:rPr>
@@ -462,15 +680,31 @@
           <w:sz w:val="28"/>
           <w:szCs w:val="28"/>
         </w:rPr>
-        <w:t>мм, д</w:t>
-      </w:r>
-      <w:r>
-        <w:rPr>
-          <w:rFonts w:ascii="Times New Roman" w:hAnsi="Times New Roman" w:cs="Times New Roman"/>
-          <w:sz w:val="28"/>
-          <w:szCs w:val="28"/>
-        </w:rPr>
-        <w:t xml:space="preserve">иаметр сквозного отверстия </w:t>
+        <w:t>мм,</w:t>
+      </w:r>
+      <w:r>
+        <w:rPr>
+          <w:rFonts w:ascii="Times New Roman" w:hAnsi="Times New Roman" w:cs="Times New Roman"/>
+          <w:sz w:val="28"/>
+          <w:szCs w:val="28"/>
+        </w:rPr>
+        <w:t xml:space="preserve"> точный ряд дает</w:t>
+      </w:r>
+      <w:r>
+        <w:rPr>
+          <w:rFonts w:ascii="Times New Roman" w:hAnsi="Times New Roman" w:cs="Times New Roman"/>
+          <w:sz w:val="28"/>
+          <w:szCs w:val="28"/>
+        </w:rPr>
+        <w:t xml:space="preserve"> д</w:t>
+      </w:r>
+      <w:r>
+        <w:rPr>
+          <w:rFonts w:ascii="Times New Roman" w:hAnsi="Times New Roman" w:cs="Times New Roman"/>
+          <w:sz w:val="28"/>
+          <w:szCs w:val="28"/>
+        </w:rPr>
+        <w:t xml:space="preserve">иаметр отверстия </w:t>
       </w:r>
       <m:oMath>
         <m:sSub>
@@ -513,6 +747,14 @@
           </w:rPr>
           <m:t>=3,2</m:t>
         </m:r>
+        <m:r>
+          <w:rPr>
+            <w:rFonts w:ascii="Cambria Math" w:hAnsi="Cambria Math" w:cs="Times New Roman"/>
+            <w:sz w:val="28"/>
+            <w:szCs w:val="28"/>
+          </w:rPr>
+          <m:t xml:space="preserve"> мм</m:t>
+        </m:r>
       </m:oMath>
       <w:r>
         <w:rPr>
@@ -520,49 +762,134 @@
           <w:sz w:val="28"/>
           <w:szCs w:val="28"/>
         </w:rPr>
+        <w:t xml:space="preserve">, средний </w:t>
+      </w:r>
+      <m:oMath>
+        <m:sSub>
+          <m:sSubPr>
+            <m:ctrlPr>
+              <w:rPr>
+                <w:rFonts w:ascii="Cambria Math" w:hAnsi="Cambria Math" w:cs="Times New Roman"/>
+                <w:i/>
+                <w:sz w:val="28"/>
+                <w:szCs w:val="28"/>
+              </w:rPr>
+            </m:ctrlPr>
+          </m:sSubPr>
+          <m:e>
+            <m:r>
+              <w:rPr>
+                <w:rFonts w:ascii="Cambria Math" w:hAnsi="Cambria Math" w:cs="Times New Roman"/>
+                <w:sz w:val="28"/>
+                <w:szCs w:val="28"/>
+              </w:rPr>
+              <m:t>d</m:t>
+            </m:r>
+          </m:e>
+          <m:sub>
+            <m:r>
+              <w:rPr>
+                <w:rFonts w:ascii="Cambria Math" w:hAnsi="Cambria Math" w:cs="Times New Roman"/>
+                <w:sz w:val="28"/>
+                <w:szCs w:val="28"/>
+              </w:rPr>
+              <m:t>n</m:t>
+            </m:r>
+          </m:sub>
+        </m:sSub>
+        <m:r>
+          <w:rPr>
+            <w:rFonts w:ascii="Cambria Math" w:hAnsi="Cambria Math" w:cs="Times New Roman"/>
+            <w:sz w:val="28"/>
+            <w:szCs w:val="28"/>
+          </w:rPr>
+          <m:t>=3,4</m:t>
+        </m:r>
+        <m:r>
+          <w:rPr>
+            <w:rFonts w:ascii="Cambria Math" w:hAnsi="Cambria Math" w:cs="Times New Roman"/>
+            <w:sz w:val="28"/>
+            <w:szCs w:val="28"/>
+          </w:rPr>
+          <m:t xml:space="preserve"> мм</m:t>
+        </m:r>
+      </m:oMath>
+      <w:r>
+        <w:rPr>
+          <w:rFonts w:ascii="Times New Roman" w:eastAsiaTheme="minorEastAsia" w:hAnsi="Times New Roman" w:cs="Times New Roman"/>
+          <w:sz w:val="28"/>
+          <w:szCs w:val="28"/>
+        </w:rPr>
+        <w:t xml:space="preserve">, грубый </w:t>
+      </w:r>
+      <m:oMath>
+        <m:sSub>
+          <m:sSubPr>
+            <m:ctrlPr>
+              <w:rPr>
+                <w:rFonts w:ascii="Cambria Math" w:hAnsi="Cambria Math" w:cs="Times New Roman"/>
+                <w:i/>
+                <w:sz w:val="28"/>
+                <w:szCs w:val="28"/>
+              </w:rPr>
+            </m:ctrlPr>
+          </m:sSubPr>
+          <m:e>
+            <m:r>
+              <w:rPr>
+                <w:rFonts w:ascii="Cambria Math" w:hAnsi="Cambria Math" w:cs="Times New Roman"/>
+                <w:sz w:val="28"/>
+                <w:szCs w:val="28"/>
+              </w:rPr>
+              <m:t>d</m:t>
+            </m:r>
+          </m:e>
+          <m:sub>
+            <m:r>
+              <w:rPr>
+                <w:rFonts w:ascii="Cambria Math" w:hAnsi="Cambria Math" w:cs="Times New Roman"/>
+                <w:sz w:val="28"/>
+                <w:szCs w:val="28"/>
+              </w:rPr>
+              <m:t>n</m:t>
+            </m:r>
+          </m:sub>
+        </m:sSub>
+        <m:r>
+          <w:rPr>
+            <w:rFonts w:ascii="Cambria Math" w:hAnsi="Cambria Math" w:cs="Times New Roman"/>
+            <w:sz w:val="28"/>
+            <w:szCs w:val="28"/>
+          </w:rPr>
+          <m:t>=3,6</m:t>
+        </m:r>
+        <m:r>
+          <w:rPr>
+            <w:rFonts w:ascii="Cambria Math" w:hAnsi="Cambria Math" w:cs="Times New Roman"/>
+            <w:sz w:val="28"/>
+            <w:szCs w:val="28"/>
+          </w:rPr>
+          <m:t xml:space="preserve"> мм</m:t>
+        </m:r>
+      </m:oMath>
+      <w:r>
+        <w:rPr>
+          <w:rFonts w:ascii="Times New Roman" w:eastAsiaTheme="minorEastAsia" w:hAnsi="Times New Roman" w:cs="Times New Roman"/>
+          <w:sz w:val="28"/>
+          <w:szCs w:val="28"/>
+        </w:rPr>
         <w:t xml:space="preserve"> </w:t>
       </w:r>
-      <w:r>
-        <w:rPr>
-          <w:rFonts w:ascii="Times New Roman" w:eastAsiaTheme="minorEastAsia" w:hAnsi="Times New Roman" w:cs="Times New Roman"/>
-          <w:sz w:val="28"/>
-          <w:szCs w:val="28"/>
-        </w:rPr>
-        <w:t>в первом ряду, которые регламентируют точность (1-й точный, 2-й с</w:t>
-      </w:r>
-      <w:r>
-        <w:rPr>
-          <w:rFonts w:ascii="Times New Roman" w:eastAsiaTheme="minorEastAsia" w:hAnsi="Times New Roman" w:cs="Times New Roman"/>
-          <w:sz w:val="28"/>
-          <w:szCs w:val="28"/>
-        </w:rPr>
-        <w:t>редний, 3-й грубый), с</w:t>
-      </w:r>
-      <w:r>
-        <w:rPr>
-          <w:rFonts w:ascii="Times New Roman" w:eastAsiaTheme="minorEastAsia" w:hAnsi="Times New Roman" w:cs="Times New Roman"/>
-          <w:sz w:val="28"/>
-          <w:szCs w:val="28"/>
-        </w:rPr>
-        <w:t>огласно</w:t>
-      </w:r>
-      <w:r>
-        <w:rPr>
-          <w:rFonts w:ascii="Times New Roman" w:hAnsi="Times New Roman" w:cs="Times New Roman"/>
-          <w:sz w:val="28"/>
-          <w:szCs w:val="28"/>
-        </w:rPr>
-        <w:t xml:space="preserve"> </w:t>
-      </w:r>
-      <w:hyperlink r:id="rId6" w:history="1">
+      <w:hyperlink w:anchor="BIB_1" w:history="1">
         <w:r>
           <w:rPr>
             <w:rStyle w:val="a8"/>
             <w:rFonts w:ascii="Times New Roman" w:hAnsi="Times New Roman" w:cs="Times New Roman"/>
+            <w:bCs/>
             <w:sz w:val="28"/>
             <w:szCs w:val="28"/>
           </w:rPr>
-          <w:t>ГОСТ-</w:t>
+          <w:t xml:space="preserve"> [</w:t>
         </w:r>
         <w:r>
           <w:rPr>
@@ -572,7 +899,17 @@
             <w:sz w:val="28"/>
             <w:szCs w:val="28"/>
           </w:rPr>
-          <w:t>11284-75</w:t>
+          <w:t>1</w:t>
+        </w:r>
+        <w:r>
+          <w:rPr>
+            <w:rStyle w:val="a8"/>
+            <w:rFonts w:ascii="Times New Roman" w:hAnsi="Times New Roman" w:cs="Times New Roman"/>
+            <w:bCs/>
+            <w:sz w:val="28"/>
+            <w:szCs w:val="28"/>
+          </w:rPr>
+          <w:t>]</w:t>
         </w:r>
       </w:hyperlink>
       <w:r>
@@ -587,34 +924,68 @@
       </w:r>
       <w:r>
         <w:rPr>
-          <w:rStyle w:val="a8"/>
-          <w:rFonts w:ascii="Times New Roman" w:hAnsi="Times New Roman" w:cs="Times New Roman"/>
-          <w:bCs/>
-          <w:sz w:val="28"/>
-          <w:szCs w:val="28"/>
-        </w:rPr>
-        <w:t>[</w:t>
-      </w:r>
-      <w:r>
-        <w:rPr>
-          <w:rStyle w:val="a8"/>
-          <w:rFonts w:ascii="Times New Roman" w:hAnsi="Times New Roman" w:cs="Times New Roman"/>
-          <w:bCs/>
+          <w:rFonts w:ascii="Times New Roman" w:hAnsi="Times New Roman" w:cs="Times New Roman"/>
+          <w:sz w:val="28"/>
+          <w:szCs w:val="28"/>
+        </w:rPr>
+        <w:t>(схематичное соединение крепежных деталей приведено на рисунке 1)</w:t>
+      </w:r>
+      <w:r>
+        <w:rPr>
+          <w:rFonts w:ascii="Times New Roman" w:hAnsi="Times New Roman" w:cs="Times New Roman"/>
+          <w:sz w:val="28"/>
+          <w:szCs w:val="28"/>
+        </w:rPr>
+        <w:t xml:space="preserve">. Стандартные ряды воспроизведены </w:t>
+      </w:r>
+      <w:r>
+        <w:rPr>
+          <w:rFonts w:ascii="Times New Roman" w:hAnsi="Times New Roman" w:cs="Times New Roman"/>
+          <w:sz w:val="28"/>
+          <w:szCs w:val="28"/>
+        </w:rPr>
+        <w:t xml:space="preserve">в библиотеках САПР </w:t>
+      </w:r>
+      <w:r>
+        <w:rPr>
+          <w:rFonts w:ascii="Times New Roman" w:hAnsi="Times New Roman" w:cs="Times New Roman"/>
+          <w:sz w:val="28"/>
+          <w:szCs w:val="28"/>
+        </w:rPr>
+        <w:t>Ki</w:t>
+      </w:r>
+      <w:r>
+        <w:rPr>
+          <w:rFonts w:ascii="Times New Roman" w:hAnsi="Times New Roman" w:cs="Times New Roman"/>
           <w:sz w:val="28"/>
           <w:szCs w:val="28"/>
           <w:lang w:val="en-US"/>
         </w:rPr>
-        <w:t>n</w:t>
-      </w:r>
-      <w:r>
-        <w:rPr>
-          <w:rStyle w:val="a8"/>
-          <w:rFonts w:ascii="Times New Roman" w:hAnsi="Times New Roman" w:cs="Times New Roman"/>
-          <w:bCs/>
-          <w:sz w:val="28"/>
-          <w:szCs w:val="28"/>
-        </w:rPr>
-        <w:t>]</w:t>
+        <w:t>C</w:t>
+      </w:r>
+      <w:r>
+        <w:rPr>
+          <w:rFonts w:ascii="Times New Roman" w:hAnsi="Times New Roman" w:cs="Times New Roman"/>
+          <w:sz w:val="28"/>
+          <w:szCs w:val="28"/>
+        </w:rPr>
+        <w:t>ad (рис. 2)</w:t>
+      </w:r>
+      <w:r>
+        <w:rPr>
+          <w:rFonts w:ascii="Times New Roman" w:hAnsi="Times New Roman" w:cs="Times New Roman"/>
+          <w:sz w:val="28"/>
+          <w:szCs w:val="28"/>
+        </w:rPr>
+        <w:t>.</w:t>
+      </w:r>
+      <w:r>
+        <w:rPr>
+          <w:rFonts w:ascii="Times New Roman" w:hAnsi="Times New Roman" w:cs="Times New Roman"/>
+          <w:sz w:val="28"/>
+          <w:szCs w:val="28"/>
+        </w:rPr>
+        <w:t xml:space="preserve"> </w:t>
       </w:r>
     </w:p>
     <w:p>
@@ -632,7 +1003,7 @@
           <w:lang w:eastAsia="ru-RU"/>
         </w:rPr>
         <w:drawing>
-          <wp:inline distT="0" distB="0" distL="0" distR="0" wp14:anchorId="72111C7C" wp14:editId="157EA561">
+          <wp:inline distT="0" distB="0" distL="0" distR="0" wp14:anchorId="6FDC5B4B" wp14:editId="73A738D1">
             <wp:extent cx="1799111" cy="1327499"/>
             <wp:effectExtent l="0" t="0" r="0" b="6350"/>
             <wp:docPr id="1" name="Рисунок 1"/>
@@ -763,6 +1134,7 @@
     <w:p>
       <w:pPr>
         <w:keepNext/>
+        <w:jc w:val="center"/>
       </w:pPr>
       <w:r>
         <w:rPr>
@@ -771,7 +1143,7 @@
         </w:rPr>
         <w:lastRenderedPageBreak/>
         <w:drawing>
-          <wp:inline distT="0" distB="0" distL="0" distR="0" wp14:anchorId="7208E4B9" wp14:editId="5A3B8132">
+          <wp:inline distT="0" distB="0" distL="0" distR="0" wp14:anchorId="713B99CB" wp14:editId="1687E1EE">
             <wp:extent cx="5940425" cy="2095611"/>
             <wp:effectExtent l="0" t="0" r="3175" b="0"/>
             <wp:docPr id="2" name="Рисунок 2"/>
@@ -869,6 +1241,7 @@
           <w:rFonts w:ascii="Times New Roman" w:hAnsi="Times New Roman" w:cs="Times New Roman"/>
           <w:b w:val="0"/>
           <w:i/>
+          <w:noProof/>
           <w:color w:val="000000" w:themeColor="text1"/>
           <w:sz w:val="24"/>
           <w:szCs w:val="24"/>
@@ -919,8 +1292,32 @@
           <w:sz w:val="24"/>
           <w:szCs w:val="24"/>
         </w:rPr>
-        <w:t>, соответствующие ISO 273</w:t>
-      </w:r>
+        <w:t xml:space="preserve">, соответствующие </w:t>
+      </w:r>
+      <w:hyperlink w:anchor="BIB_2" w:history="1">
+        <w:r>
+          <w:rPr>
+            <w:rStyle w:val="a8"/>
+            <w:rFonts w:ascii="Times New Roman" w:hAnsi="Times New Roman" w:cs="Times New Roman"/>
+            <w:b w:val="0"/>
+            <w:i/>
+            <w:sz w:val="24"/>
+            <w:szCs w:val="24"/>
+          </w:rPr>
+          <w:t>ISO 273</w:t>
+        </w:r>
+        <w:r>
+          <w:rPr>
+            <w:rStyle w:val="a8"/>
+            <w:rFonts w:ascii="Times New Roman" w:hAnsi="Times New Roman" w:cs="Times New Roman"/>
+            <w:b w:val="0"/>
+            <w:i/>
+            <w:sz w:val="24"/>
+            <w:szCs w:val="24"/>
+          </w:rPr>
+          <w:t xml:space="preserve"> [2]</w:t>
+        </w:r>
+      </w:hyperlink>
     </w:p>
     <w:p>
       <w:pPr>
@@ -936,8 +1333,18 @@
           <w:sz w:val="28"/>
           <w:szCs w:val="28"/>
         </w:rPr>
-        <w:t>Иногда проектировщику требуется нестандартный диаметр отверстия</w:t>
-      </w:r>
+        <w:t xml:space="preserve">Иногда проектировщику требуется нестандартный диаметр </w:t>
+      </w:r>
+      <w:proofErr w:type="gramStart"/>
+      <w:r>
+        <w:rPr>
+          <w:rFonts w:ascii="Times New Roman" w:hAnsi="Times New Roman" w:cs="Times New Roman"/>
+          <w:sz w:val="28"/>
+          <w:szCs w:val="28"/>
+        </w:rPr>
+        <w:t>отверстия</w:t>
+      </w:r>
+      <w:proofErr w:type="gramEnd"/>
       <w:r>
         <w:rPr>
           <w:rFonts w:ascii="Times New Roman" w:hAnsi="Times New Roman" w:cs="Times New Roman"/>
@@ -952,15 +1359,7 @@
           <w:sz w:val="28"/>
           <w:szCs w:val="28"/>
         </w:rPr>
-        <w:t>поэтому в</w:t>
-      </w:r>
-      <w:r>
-        <w:rPr>
-          <w:rFonts w:ascii="Times New Roman" w:hAnsi="Times New Roman" w:cs="Times New Roman"/>
-          <w:sz w:val="28"/>
-          <w:szCs w:val="28"/>
-        </w:rPr>
-        <w:t xml:space="preserve"> разрабатываемом модуле используется ручная настройка</w:t>
+        <w:t>поэтому в разрабатываемом модуле используется ручная настройка</w:t>
       </w:r>
       <w:r>
         <w:rPr>
@@ -1021,7 +1420,23 @@
           <w:sz w:val="28"/>
           <w:szCs w:val="28"/>
         </w:rPr>
-        <w:t>Вся цепочка состоит из нескольких шагов:</w:t>
+        <w:t>Вся цепочка состоит из нескольких шагов</w:t>
+      </w:r>
+      <w:r>
+        <w:rPr>
+          <w:rFonts w:ascii="Times New Roman" w:hAnsi="Times New Roman" w:cs="Times New Roman"/>
+          <w:sz w:val="28"/>
+          <w:szCs w:val="28"/>
+        </w:rPr>
+        <w:t xml:space="preserve"> (рис. 3)</w:t>
+      </w:r>
+      <w:r>
+        <w:rPr>
+          <w:rFonts w:ascii="Times New Roman" w:hAnsi="Times New Roman" w:cs="Times New Roman"/>
+          <w:sz w:val="28"/>
+          <w:szCs w:val="28"/>
+        </w:rPr>
+        <w:t>:</w:t>
       </w:r>
     </w:p>
     <w:p>
@@ -1065,7 +1480,25 @@
           <w:sz w:val="28"/>
           <w:szCs w:val="28"/>
         </w:rPr>
-        <w:t>Экспорт производственных (</w:t>
+        <w:t xml:space="preserve">Экспорт </w:t>
+      </w:r>
+      <w:proofErr w:type="gramStart"/>
+      <w:r>
+        <w:rPr>
+          <w:rFonts w:ascii="Times New Roman" w:hAnsi="Times New Roman" w:cs="Times New Roman"/>
+          <w:sz w:val="28"/>
+          <w:szCs w:val="28"/>
+        </w:rPr>
+        <w:t>производственных</w:t>
+      </w:r>
+      <w:proofErr w:type="gramEnd"/>
+      <w:r>
+        <w:rPr>
+          <w:rFonts w:ascii="Times New Roman" w:hAnsi="Times New Roman" w:cs="Times New Roman"/>
+          <w:sz w:val="28"/>
+          <w:szCs w:val="28"/>
+        </w:rPr>
+        <w:t xml:space="preserve"> </w:t>
       </w:r>
       <w:r>
         <w:rPr>
@@ -1082,15 +1515,52 @@
           <w:sz w:val="28"/>
           <w:szCs w:val="28"/>
         </w:rPr>
-        <w:t>-файлов)</w:t>
-      </w:r>
-      <w:r>
-        <w:rPr>
-          <w:rFonts w:ascii="Times New Roman" w:hAnsi="Times New Roman" w:cs="Times New Roman"/>
-          <w:sz w:val="28"/>
-          <w:szCs w:val="28"/>
-        </w:rPr>
-        <w:t>-слои, контур.</w:t>
+        <w:t xml:space="preserve">-файлов </w:t>
+      </w:r>
+      <w:r>
+        <w:rPr>
+          <w:rFonts w:ascii="Times New Roman" w:hAnsi="Times New Roman" w:cs="Times New Roman"/>
+          <w:sz w:val="28"/>
+          <w:szCs w:val="28"/>
+        </w:rPr>
+        <w:t>-</w:t>
+      </w:r>
+      <w:r>
+        <w:t xml:space="preserve"> </w:t>
+      </w:r>
+      <w:r>
+        <w:rPr>
+          <w:rFonts w:ascii="Times New Roman" w:hAnsi="Times New Roman" w:cs="Times New Roman"/>
+          <w:sz w:val="28"/>
+          <w:szCs w:val="28"/>
+        </w:rPr>
+        <w:t>вместе со слоями экспортируется файл сверловки (</w:t>
+      </w:r>
+      <w:proofErr w:type="spellStart"/>
+      <w:r>
+        <w:rPr>
+          <w:rFonts w:ascii="Times New Roman" w:hAnsi="Times New Roman" w:cs="Times New Roman"/>
+          <w:sz w:val="28"/>
+          <w:szCs w:val="28"/>
+        </w:rPr>
+        <w:t>Excellon</w:t>
+      </w:r>
+      <w:proofErr w:type="spellEnd"/>
+      <w:r>
+        <w:rPr>
+          <w:rFonts w:ascii="Times New Roman" w:hAnsi="Times New Roman" w:cs="Times New Roman"/>
+          <w:sz w:val="28"/>
+          <w:szCs w:val="28"/>
+        </w:rPr>
+        <w:t>/DRL)</w:t>
+      </w:r>
+      <w:r>
+        <w:rPr>
+          <w:rFonts w:ascii="Times New Roman" w:hAnsi="Times New Roman" w:cs="Times New Roman"/>
+          <w:sz w:val="28"/>
+          <w:szCs w:val="28"/>
+        </w:rPr>
+        <w:t>.</w:t>
       </w:r>
     </w:p>
     <w:p>
@@ -1111,17 +1581,8 @@
           <w:rFonts w:ascii="Times New Roman" w:hAnsi="Times New Roman" w:cs="Times New Roman"/>
           <w:sz w:val="28"/>
           <w:szCs w:val="28"/>
-          <w:lang w:val="en-US"/>
-        </w:rPr>
-        <w:t>CAM</w:t>
-      </w:r>
-      <w:r>
-        <w:rPr>
-          <w:rFonts w:ascii="Times New Roman" w:hAnsi="Times New Roman" w:cs="Times New Roman"/>
-          <w:sz w:val="28"/>
-          <w:szCs w:val="28"/>
-        </w:rPr>
-        <w:t>-подготовка на фабрике</w:t>
+        </w:rPr>
+        <w:t>Постобработка файлов: расчёт и проверка монтажных отверстий (разрабатываемый модуль)</w:t>
       </w:r>
     </w:p>
     <w:p>
@@ -1142,8 +1603,17 @@
           <w:rFonts w:ascii="Times New Roman" w:hAnsi="Times New Roman" w:cs="Times New Roman"/>
           <w:sz w:val="28"/>
           <w:szCs w:val="28"/>
-        </w:rPr>
-        <w:t>Сверление</w:t>
+          <w:lang w:val="en-US"/>
+        </w:rPr>
+        <w:t>CAM</w:t>
+      </w:r>
+      <w:r>
+        <w:rPr>
+          <w:rFonts w:ascii="Times New Roman" w:hAnsi="Times New Roman" w:cs="Times New Roman"/>
+          <w:sz w:val="28"/>
+          <w:szCs w:val="28"/>
+        </w:rPr>
+        <w:t>-подготовка на фабрике</w:t>
       </w:r>
     </w:p>
     <w:p>
@@ -1165,24 +1635,7 @@
           <w:sz w:val="28"/>
           <w:szCs w:val="28"/>
         </w:rPr>
-        <w:t xml:space="preserve">Для </w:t>
-      </w:r>
-      <w:r>
-        <w:rPr>
-          <w:rFonts w:ascii="Times New Roman" w:hAnsi="Times New Roman" w:cs="Times New Roman"/>
-          <w:sz w:val="28"/>
-          <w:szCs w:val="28"/>
-          <w:lang w:val="en-US"/>
-        </w:rPr>
-        <w:t>PTH</w:t>
-      </w:r>
-      <w:r>
-        <w:rPr>
-          <w:rFonts w:ascii="Times New Roman" w:hAnsi="Times New Roman" w:cs="Times New Roman"/>
-          <w:sz w:val="28"/>
-          <w:szCs w:val="28"/>
-        </w:rPr>
-        <w:t xml:space="preserve"> металлизация</w:t>
+        <w:t>Сверление</w:t>
       </w:r>
     </w:p>
     <w:p>
@@ -1204,116 +1657,478 @@
           <w:sz w:val="28"/>
           <w:szCs w:val="28"/>
         </w:rPr>
-        <w:t>Маска и монтаж</w:t>
+        <w:t xml:space="preserve">Для </w:t>
+      </w:r>
+      <w:r>
+        <w:rPr>
+          <w:rFonts w:ascii="Times New Roman" w:hAnsi="Times New Roman" w:cs="Times New Roman"/>
+          <w:sz w:val="28"/>
+          <w:szCs w:val="28"/>
+          <w:lang w:val="en-US"/>
+        </w:rPr>
+        <w:t>PTH</w:t>
+      </w:r>
+      <w:r>
+        <w:rPr>
+          <w:rFonts w:ascii="Times New Roman" w:hAnsi="Times New Roman" w:cs="Times New Roman"/>
+          <w:sz w:val="28"/>
+          <w:szCs w:val="28"/>
+        </w:rPr>
+        <w:t xml:space="preserve"> металлизация</w:t>
       </w:r>
     </w:p>
     <w:p>
       <w:pPr>
-        <w:rPr>
-          <w:rFonts w:ascii="Times New Roman" w:hAnsi="Times New Roman" w:cs="Times New Roman"/>
-          <w:sz w:val="28"/>
-          <w:szCs w:val="28"/>
-        </w:rPr>
-      </w:pPr>
-      <w:r>
-        <w:rPr>
-          <w:rFonts w:ascii="Times New Roman" w:hAnsi="Times New Roman" w:cs="Times New Roman"/>
-          <w:sz w:val="28"/>
-          <w:szCs w:val="28"/>
-        </w:rPr>
-        <w:t xml:space="preserve">Отверстия </w:t>
-      </w:r>
-      <w:proofErr w:type="spellStart"/>
-      <w:r>
-        <w:rPr>
-          <w:rFonts w:ascii="Times New Roman" w:hAnsi="Times New Roman" w:cs="Times New Roman"/>
-          <w:sz w:val="28"/>
-          <w:szCs w:val="28"/>
-        </w:rPr>
-        <w:t>пояаляются</w:t>
-      </w:r>
-      <w:proofErr w:type="spellEnd"/>
-      <w:r>
-        <w:rPr>
-          <w:rFonts w:ascii="Times New Roman" w:hAnsi="Times New Roman" w:cs="Times New Roman"/>
-          <w:sz w:val="28"/>
-          <w:szCs w:val="28"/>
-        </w:rPr>
-        <w:t xml:space="preserve"> дважды в этом процессе как координаты САПР и как физическая операция сверления на станке ЧПУ. Для станка используются </w:t>
-      </w:r>
-      <w:proofErr w:type="spellStart"/>
-      <w:r>
-        <w:rPr>
-          <w:rFonts w:ascii="Times New Roman" w:hAnsi="Times New Roman" w:cs="Times New Roman"/>
-          <w:sz w:val="28"/>
-          <w:szCs w:val="28"/>
-        </w:rPr>
-        <w:t>еоситель</w:t>
-      </w:r>
-      <w:proofErr w:type="spellEnd"/>
-      <w:r>
-        <w:rPr>
-          <w:rFonts w:ascii="Times New Roman" w:hAnsi="Times New Roman" w:cs="Times New Roman"/>
-          <w:sz w:val="28"/>
-          <w:szCs w:val="28"/>
-        </w:rPr>
-        <w:t xml:space="preserve"> данных об </w:t>
-      </w:r>
-      <w:proofErr w:type="gramStart"/>
-      <w:r>
-        <w:rPr>
-          <w:rFonts w:ascii="Times New Roman" w:hAnsi="Times New Roman" w:cs="Times New Roman"/>
-          <w:sz w:val="28"/>
-          <w:szCs w:val="28"/>
-        </w:rPr>
-        <w:t>отверстиях</w:t>
-      </w:r>
-      <w:proofErr w:type="gramEnd"/>
-      <w:r>
-        <w:rPr>
-          <w:rFonts w:ascii="Times New Roman" w:hAnsi="Times New Roman" w:cs="Times New Roman"/>
-          <w:sz w:val="28"/>
-          <w:szCs w:val="28"/>
-        </w:rPr>
-        <w:t xml:space="preserve"> то есть специализированный документ в котором прописаны координаты отверстий, в нашем случае это </w:t>
-      </w:r>
-      <w:r>
-        <w:rPr>
-          <w:rFonts w:ascii="Times New Roman" w:hAnsi="Times New Roman" w:cs="Times New Roman"/>
-          <w:sz w:val="28"/>
-          <w:szCs w:val="28"/>
-          <w:lang w:val="en-US"/>
-        </w:rPr>
-        <w:t>DRL</w:t>
-      </w:r>
-      <w:r>
-        <w:rPr>
-          <w:rFonts w:ascii="Times New Roman" w:hAnsi="Times New Roman" w:cs="Times New Roman"/>
-          <w:sz w:val="28"/>
-          <w:szCs w:val="28"/>
-        </w:rPr>
-        <w:t>-</w:t>
-      </w:r>
-      <w:r>
-        <w:rPr>
-          <w:rFonts w:ascii="Times New Roman" w:hAnsi="Times New Roman" w:cs="Times New Roman"/>
-          <w:sz w:val="28"/>
-          <w:szCs w:val="28"/>
-        </w:rPr>
-        <w:t>файл.</w:t>
+        <w:pStyle w:val="aa"/>
+        <w:numPr>
+          <w:ilvl w:val="0"/>
+          <w:numId w:val="2"/>
+        </w:numPr>
+        <w:rPr>
+          <w:rFonts w:ascii="Times New Roman" w:hAnsi="Times New Roman" w:cs="Times New Roman"/>
+          <w:sz w:val="28"/>
+          <w:szCs w:val="28"/>
+        </w:rPr>
+      </w:pPr>
+      <w:r>
+        <w:rPr>
+          <w:rFonts w:ascii="Times New Roman" w:hAnsi="Times New Roman" w:cs="Times New Roman"/>
+          <w:sz w:val="28"/>
+          <w:szCs w:val="28"/>
+        </w:rPr>
+        <w:t>Паяльная маска</w:t>
       </w:r>
     </w:p>
     <w:p>
       <w:pPr>
-        <w:rPr>
-          <w:rFonts w:ascii="Times New Roman" w:hAnsi="Times New Roman" w:cs="Times New Roman"/>
-          <w:sz w:val="28"/>
-          <w:szCs w:val="28"/>
-        </w:rPr>
-      </w:pPr>
+        <w:pStyle w:val="aa"/>
+        <w:numPr>
+          <w:ilvl w:val="0"/>
+          <w:numId w:val="2"/>
+        </w:numPr>
+        <w:rPr>
+          <w:rFonts w:ascii="Times New Roman" w:hAnsi="Times New Roman" w:cs="Times New Roman"/>
+          <w:sz w:val="28"/>
+          <w:szCs w:val="28"/>
+        </w:rPr>
+      </w:pPr>
+      <w:r>
+        <w:rPr>
+          <w:rFonts w:ascii="Times New Roman" w:hAnsi="Times New Roman" w:cs="Times New Roman"/>
+          <w:sz w:val="28"/>
+          <w:szCs w:val="28"/>
+        </w:rPr>
+        <w:t>Монтаж компонентов</w:t>
+      </w:r>
     </w:p>
     <w:p>
       <w:pPr>
+        <w:jc w:val="center"/>
+        <w:rPr>
+          <w:rFonts w:ascii="Times New Roman" w:hAnsi="Times New Roman" w:cs="Times New Roman"/>
+          <w:sz w:val="28"/>
+          <w:szCs w:val="28"/>
+        </w:rPr>
+      </w:pPr>
+    </w:p>
+    <w:p>
+      <w:pPr>
+        <w:keepNext/>
+        <w:jc w:val="center"/>
+      </w:pPr>
+      <w:r>
+        <w:rPr>
+          <w:noProof/>
+          <w:lang w:eastAsia="ru-RU"/>
+        </w:rPr>
+        <w:lastRenderedPageBreak/>
+        <w:drawing>
+          <wp:inline distT="0" distB="0" distL="0" distR="0" wp14:anchorId="75F33190" wp14:editId="0DC153CE">
+            <wp:extent cx="1303765" cy="4699221"/>
+            <wp:effectExtent l="0" t="0" r="0" b="6350"/>
+            <wp:docPr id="5" name="Рисунок 5"/>
+            <wp:cNvGraphicFramePr>
+              <a:graphicFrameLocks xmlns:a="http://schemas.openxmlformats.org/drawingml/2006/main" noChangeAspect="1"/>
+            </wp:cNvGraphicFramePr>
+            <a:graphic xmlns:a="http://schemas.openxmlformats.org/drawingml/2006/main">
+              <a:graphicData uri="http://schemas.openxmlformats.org/drawingml/2006/picture">
+                <pic:pic xmlns:pic="http://schemas.openxmlformats.org/drawingml/2006/picture">
+                  <pic:nvPicPr>
+                    <pic:cNvPr id="0" name="Диаграмма этапов производства печатной платы, рис 3.drawio.png"/>
+                    <pic:cNvPicPr/>
+                  </pic:nvPicPr>
+                  <pic:blipFill>
+                    <a:blip r:embed="rId9">
+                      <a:extLst>
+                        <a:ext uri="{28A0092B-C50C-407E-A947-70E740481C1C}">
+                          <a14:useLocalDpi xmlns:a14="http://schemas.microsoft.com/office/drawing/2010/main" val="0"/>
+                        </a:ext>
+                      </a:extLst>
+                    </a:blip>
+                    <a:stretch>
+                      <a:fillRect/>
+                    </a:stretch>
+                  </pic:blipFill>
+                  <pic:spPr>
+                    <a:xfrm>
+                      <a:off x="0" y="0"/>
+                      <a:ext cx="1303483" cy="4698204"/>
+                    </a:xfrm>
+                    <a:prstGeom prst="rect">
+                      <a:avLst/>
+                    </a:prstGeom>
+                  </pic:spPr>
+                </pic:pic>
+              </a:graphicData>
+            </a:graphic>
+          </wp:inline>
+        </w:drawing>
+      </w:r>
+    </w:p>
+    <w:p>
+      <w:pPr>
+        <w:keepNext/>
+        <w:jc w:val="center"/>
+        <w:rPr>
+          <w:rFonts w:ascii="Times New Roman" w:hAnsi="Times New Roman" w:cs="Times New Roman"/>
+          <w:i/>
+          <w:noProof/>
+          <w:sz w:val="24"/>
+          <w:szCs w:val="24"/>
+          <w:lang w:eastAsia="ru-RU"/>
+        </w:rPr>
+      </w:pPr>
+      <w:r>
+        <w:rPr>
+          <w:rFonts w:ascii="Times New Roman" w:hAnsi="Times New Roman" w:cs="Times New Roman"/>
+          <w:i/>
+          <w:noProof/>
+          <w:sz w:val="24"/>
+          <w:szCs w:val="24"/>
+          <w:lang w:eastAsia="ru-RU"/>
+        </w:rPr>
+        <w:t xml:space="preserve">Рисунок </w:t>
+      </w:r>
+      <w:r>
+        <w:rPr>
+          <w:rFonts w:ascii="Times New Roman" w:hAnsi="Times New Roman" w:cs="Times New Roman"/>
+          <w:i/>
+          <w:noProof/>
+          <w:sz w:val="24"/>
+          <w:szCs w:val="24"/>
+          <w:lang w:eastAsia="ru-RU"/>
+        </w:rPr>
+        <w:fldChar w:fldCharType="begin"/>
+      </w:r>
+      <w:r>
+        <w:rPr>
+          <w:rFonts w:ascii="Times New Roman" w:hAnsi="Times New Roman" w:cs="Times New Roman"/>
+          <w:i/>
+          <w:noProof/>
+          <w:sz w:val="24"/>
+          <w:szCs w:val="24"/>
+          <w:lang w:eastAsia="ru-RU"/>
+        </w:rPr>
+        <w:instrText xml:space="preserve"> SEQ Рисунок \* ARABIC </w:instrText>
+      </w:r>
+      <w:r>
+        <w:rPr>
+          <w:rFonts w:ascii="Times New Roman" w:hAnsi="Times New Roman" w:cs="Times New Roman"/>
+          <w:i/>
+          <w:noProof/>
+          <w:sz w:val="24"/>
+          <w:szCs w:val="24"/>
+          <w:lang w:eastAsia="ru-RU"/>
+        </w:rPr>
+        <w:fldChar w:fldCharType="separate"/>
+      </w:r>
+      <w:r>
+        <w:rPr>
+          <w:rFonts w:ascii="Times New Roman" w:hAnsi="Times New Roman" w:cs="Times New Roman"/>
+          <w:i/>
+          <w:noProof/>
+          <w:sz w:val="24"/>
+          <w:szCs w:val="24"/>
+          <w:lang w:eastAsia="ru-RU"/>
+        </w:rPr>
+        <w:t>3</w:t>
+      </w:r>
+      <w:r>
+        <w:rPr>
+          <w:rFonts w:ascii="Times New Roman" w:hAnsi="Times New Roman" w:cs="Times New Roman"/>
+          <w:i/>
+          <w:noProof/>
+          <w:sz w:val="24"/>
+          <w:szCs w:val="24"/>
+          <w:lang w:eastAsia="ru-RU"/>
+        </w:rPr>
+        <w:fldChar w:fldCharType="end"/>
+      </w:r>
+      <w:r>
+        <w:rPr>
+          <w:rFonts w:ascii="Times New Roman" w:hAnsi="Times New Roman" w:cs="Times New Roman"/>
+          <w:i/>
+          <w:noProof/>
+          <w:sz w:val="24"/>
+          <w:szCs w:val="24"/>
+          <w:lang w:eastAsia="ru-RU"/>
+        </w:rPr>
+        <w:t xml:space="preserve"> Производственная цепочка изготовления печатной платы</w:t>
+      </w:r>
+    </w:p>
+    <w:p>
+      <w:pPr>
+        <w:rPr>
+          <w:rFonts w:ascii="Times New Roman" w:hAnsi="Times New Roman" w:cs="Times New Roman"/>
+          <w:sz w:val="28"/>
+          <w:szCs w:val="28"/>
+        </w:rPr>
+      </w:pPr>
+      <w:r>
+        <w:rPr>
+          <w:rFonts w:ascii="Times New Roman" w:hAnsi="Times New Roman" w:cs="Times New Roman"/>
+          <w:sz w:val="28"/>
+          <w:szCs w:val="28"/>
+        </w:rPr>
+        <w:t xml:space="preserve">Отверстия </w:t>
+      </w:r>
+      <w:r>
+        <w:rPr>
+          <w:rFonts w:ascii="Times New Roman" w:hAnsi="Times New Roman" w:cs="Times New Roman"/>
+          <w:sz w:val="28"/>
+          <w:szCs w:val="28"/>
+        </w:rPr>
+        <w:t>появляются</w:t>
+      </w:r>
+      <w:r>
+        <w:rPr>
+          <w:rFonts w:ascii="Times New Roman" w:hAnsi="Times New Roman" w:cs="Times New Roman"/>
+          <w:sz w:val="28"/>
+          <w:szCs w:val="28"/>
+        </w:rPr>
+        <w:t xml:space="preserve"> дважды в этом процессе как координаты САПР и как физическая операция сверления на станке ЧПУ. Для станка используются </w:t>
+      </w:r>
+      <w:r>
+        <w:rPr>
+          <w:rFonts w:ascii="Times New Roman" w:hAnsi="Times New Roman" w:cs="Times New Roman"/>
+          <w:sz w:val="28"/>
+          <w:szCs w:val="28"/>
+        </w:rPr>
+        <w:t>носитель</w:t>
+      </w:r>
+      <w:r>
+        <w:rPr>
+          <w:rFonts w:ascii="Times New Roman" w:hAnsi="Times New Roman" w:cs="Times New Roman"/>
+          <w:sz w:val="28"/>
+          <w:szCs w:val="28"/>
+        </w:rPr>
+        <w:t xml:space="preserve"> данных об </w:t>
+      </w:r>
+      <w:proofErr w:type="gramStart"/>
+      <w:r>
+        <w:rPr>
+          <w:rFonts w:ascii="Times New Roman" w:hAnsi="Times New Roman" w:cs="Times New Roman"/>
+          <w:sz w:val="28"/>
+          <w:szCs w:val="28"/>
+        </w:rPr>
+        <w:t>отверстиях</w:t>
+      </w:r>
+      <w:proofErr w:type="gramEnd"/>
+      <w:r>
+        <w:rPr>
+          <w:rFonts w:ascii="Times New Roman" w:hAnsi="Times New Roman" w:cs="Times New Roman"/>
+          <w:sz w:val="28"/>
+          <w:szCs w:val="28"/>
+        </w:rPr>
+        <w:t xml:space="preserve"> то есть специализированный документ в котором прописаны координаты отверстий, в нашем случае это </w:t>
+      </w:r>
+      <w:r>
+        <w:rPr>
+          <w:rFonts w:ascii="Times New Roman" w:hAnsi="Times New Roman" w:cs="Times New Roman"/>
+          <w:sz w:val="28"/>
+          <w:szCs w:val="28"/>
+          <w:lang w:val="en-US"/>
+        </w:rPr>
+        <w:t>DRL</w:t>
+      </w:r>
+      <w:r>
+        <w:rPr>
+          <w:rFonts w:ascii="Times New Roman" w:hAnsi="Times New Roman" w:cs="Times New Roman"/>
+          <w:sz w:val="28"/>
+          <w:szCs w:val="28"/>
+        </w:rPr>
+        <w:t>-</w:t>
+      </w:r>
+      <w:r>
+        <w:rPr>
+          <w:rFonts w:ascii="Times New Roman" w:hAnsi="Times New Roman" w:cs="Times New Roman"/>
+          <w:sz w:val="28"/>
+          <w:szCs w:val="28"/>
+        </w:rPr>
+        <w:t>файл.</w:t>
+      </w:r>
+    </w:p>
+    <w:p>
+      <w:pPr>
+        <w:rPr>
+          <w:rFonts w:ascii="Times New Roman" w:hAnsi="Times New Roman" w:cs="Times New Roman"/>
+          <w:sz w:val="28"/>
+          <w:szCs w:val="28"/>
+        </w:rPr>
+      </w:pPr>
+    </w:p>
+    <w:p>
+      <w:pPr>
+        <w:keepNext/>
+        <w:jc w:val="center"/>
+        <w:rPr>
+          <w:noProof/>
+          <w:lang w:eastAsia="ru-RU"/>
+        </w:rPr>
+      </w:pPr>
+      <w:r>
+        <w:rPr>
+          <w:noProof/>
+          <w:lang w:eastAsia="ru-RU"/>
+        </w:rPr>
+        <w:lastRenderedPageBreak/>
+        <w:drawing>
+          <wp:inline distT="0" distB="0" distL="0" distR="0" wp14:anchorId="4CB8CE4B" wp14:editId="68CEDF85">
+            <wp:extent cx="3891686" cy="3891686"/>
+            <wp:effectExtent l="0" t="0" r="0" b="0"/>
+            <wp:docPr id="3" name="Рисунок 3"/>
+            <wp:cNvGraphicFramePr>
+              <a:graphicFrameLocks xmlns:a="http://schemas.openxmlformats.org/drawingml/2006/main" noChangeAspect="1"/>
+            </wp:cNvGraphicFramePr>
+            <a:graphic xmlns:a="http://schemas.openxmlformats.org/drawingml/2006/main">
+              <a:graphicData uri="http://schemas.openxmlformats.org/drawingml/2006/picture">
+                <pic:pic xmlns:pic="http://schemas.openxmlformats.org/drawingml/2006/picture">
+                  <pic:nvPicPr>
+                    <pic:cNvPr id="0" name=""/>
+                    <pic:cNvPicPr/>
+                  </pic:nvPicPr>
+                  <pic:blipFill rotWithShape="1">
+                    <a:blip r:embed="rId10"/>
+                    <a:srcRect r="34477" b="35437"/>
+                    <a:stretch/>
+                  </pic:blipFill>
+                  <pic:spPr bwMode="auto">
+                    <a:xfrm>
+                      <a:off x="0" y="0"/>
+                      <a:ext cx="3892325" cy="3892325"/>
+                    </a:xfrm>
+                    <a:prstGeom prst="rect">
+                      <a:avLst/>
+                    </a:prstGeom>
+                    <a:ln>
+                      <a:noFill/>
+                    </a:ln>
+                    <a:extLst>
+                      <a:ext uri="{53640926-AAD7-44D8-BBD7-CCE9431645EC}">
+                        <a14:shadowObscured xmlns:a14="http://schemas.microsoft.com/office/drawing/2010/main"/>
+                      </a:ext>
+                    </a:extLst>
+                  </pic:spPr>
+                </pic:pic>
+              </a:graphicData>
+            </a:graphic>
+          </wp:inline>
+        </w:drawing>
+      </w:r>
+    </w:p>
+    <w:p>
+      <w:pPr>
+        <w:keepNext/>
+        <w:jc w:val="center"/>
+        <w:rPr>
+          <w:rFonts w:ascii="Times New Roman" w:hAnsi="Times New Roman" w:cs="Times New Roman"/>
+          <w:i/>
+          <w:noProof/>
+          <w:sz w:val="24"/>
+          <w:szCs w:val="24"/>
+          <w:lang w:eastAsia="ru-RU"/>
+        </w:rPr>
+      </w:pPr>
+      <w:r>
+        <w:rPr>
+          <w:rFonts w:ascii="Times New Roman" w:hAnsi="Times New Roman" w:cs="Times New Roman"/>
+          <w:i/>
+          <w:noProof/>
+          <w:sz w:val="24"/>
+          <w:szCs w:val="24"/>
+          <w:lang w:eastAsia="ru-RU"/>
+        </w:rPr>
+        <w:t xml:space="preserve">Рисунок </w:t>
+      </w:r>
+      <w:r>
+        <w:rPr>
+          <w:rFonts w:ascii="Times New Roman" w:hAnsi="Times New Roman" w:cs="Times New Roman"/>
+          <w:i/>
+          <w:noProof/>
+          <w:sz w:val="24"/>
+          <w:szCs w:val="24"/>
+          <w:lang w:eastAsia="ru-RU"/>
+        </w:rPr>
+        <w:fldChar w:fldCharType="begin"/>
+      </w:r>
+      <w:r>
+        <w:rPr>
+          <w:rFonts w:ascii="Times New Roman" w:hAnsi="Times New Roman" w:cs="Times New Roman"/>
+          <w:i/>
+          <w:noProof/>
+          <w:sz w:val="24"/>
+          <w:szCs w:val="24"/>
+          <w:lang w:eastAsia="ru-RU"/>
+        </w:rPr>
+        <w:instrText xml:space="preserve"> SEQ Рисунок \* ARABIC </w:instrText>
+      </w:r>
+      <w:r>
+        <w:rPr>
+          <w:rFonts w:ascii="Times New Roman" w:hAnsi="Times New Roman" w:cs="Times New Roman"/>
+          <w:i/>
+          <w:noProof/>
+          <w:sz w:val="24"/>
+          <w:szCs w:val="24"/>
+          <w:lang w:eastAsia="ru-RU"/>
+        </w:rPr>
+        <w:fldChar w:fldCharType="separate"/>
+      </w:r>
+      <w:r>
+        <w:rPr>
+          <w:rFonts w:ascii="Times New Roman" w:hAnsi="Times New Roman" w:cs="Times New Roman"/>
+          <w:i/>
+          <w:noProof/>
+          <w:sz w:val="24"/>
+          <w:szCs w:val="24"/>
+          <w:lang w:eastAsia="ru-RU"/>
+        </w:rPr>
+        <w:t>4</w:t>
+      </w:r>
+      <w:r>
+        <w:rPr>
+          <w:rFonts w:ascii="Times New Roman" w:hAnsi="Times New Roman" w:cs="Times New Roman"/>
+          <w:i/>
+          <w:noProof/>
+          <w:sz w:val="24"/>
+          <w:szCs w:val="24"/>
+          <w:lang w:eastAsia="ru-RU"/>
+        </w:rPr>
+        <w:fldChar w:fldCharType="end"/>
+      </w:r>
+      <w:r>
+        <w:rPr>
+          <w:rFonts w:ascii="Times New Roman" w:hAnsi="Times New Roman" w:cs="Times New Roman"/>
+          <w:i/>
+          <w:noProof/>
+          <w:sz w:val="24"/>
+          <w:szCs w:val="24"/>
+          <w:lang w:eastAsia="ru-RU"/>
+        </w:rPr>
+        <w:t xml:space="preserve"> Фрагмент документа DRL</w:t>
+      </w:r>
+    </w:p>
+    <w:p>
+      <w:pPr>
         <w:rPr>
           <w:rFonts w:ascii="Times New Roman" w:hAnsi="Times New Roman" w:cs="Times New Roman"/>
           <w:sz w:val="28"/>
@@ -1327,9 +2142,146 @@
           <w:szCs w:val="28"/>
         </w:rPr>
         <w:t>В случае ручного позиционирования монтажного отверстия над печатной платой возникает риск попадания отверстия на электрическую дорожку схемы, что приведет к нестабильной работе платы или выходу из строя.</w:t>
+      </w:r>
+    </w:p>
+    <w:p>
+      <w:pPr>
+        <w:rPr>
+          <w:rFonts w:ascii="Times New Roman" w:hAnsi="Times New Roman" w:cs="Times New Roman"/>
+          <w:sz w:val="28"/>
+          <w:szCs w:val="28"/>
+        </w:rPr>
+      </w:pPr>
+      <w:r>
+        <w:rPr>
+          <w:rFonts w:ascii="Times New Roman" w:hAnsi="Times New Roman" w:cs="Times New Roman"/>
+          <w:sz w:val="28"/>
+          <w:szCs w:val="28"/>
+        </w:rPr>
+        <w:t>Сейчас отверстия размещают вручную в САПР или правкой файлов</w:t>
+      </w:r>
+      <w:proofErr w:type="gramStart"/>
+      <w:r>
+        <w:rPr>
+          <w:rFonts w:ascii="Times New Roman" w:hAnsi="Times New Roman" w:cs="Times New Roman"/>
+          <w:sz w:val="28"/>
+          <w:szCs w:val="28"/>
+        </w:rPr>
+        <w:t>.</w:t>
+      </w:r>
+      <w:proofErr w:type="gramEnd"/>
+      <w:r>
+        <w:rPr>
+          <w:rFonts w:ascii="Times New Roman" w:hAnsi="Times New Roman" w:cs="Times New Roman"/>
+          <w:sz w:val="28"/>
+          <w:szCs w:val="28"/>
+        </w:rPr>
+        <w:t xml:space="preserve"> </w:t>
+      </w:r>
+      <w:proofErr w:type="gramStart"/>
+      <w:r>
+        <w:rPr>
+          <w:rFonts w:ascii="Times New Roman" w:hAnsi="Times New Roman" w:cs="Times New Roman"/>
+          <w:sz w:val="28"/>
+          <w:szCs w:val="28"/>
+        </w:rPr>
+        <w:t>р</w:t>
+      </w:r>
+      <w:proofErr w:type="gramEnd"/>
+      <w:r>
+        <w:rPr>
+          <w:rFonts w:ascii="Times New Roman" w:hAnsi="Times New Roman" w:cs="Times New Roman"/>
+          <w:sz w:val="28"/>
+          <w:szCs w:val="28"/>
+        </w:rPr>
+        <w:t>азрабатываемый модуль встаёт между «экспорт из САПР</w:t>
+      </w:r>
+      <w:r>
+        <w:rPr>
+          <w:rFonts w:ascii="Times New Roman" w:hAnsi="Times New Roman" w:cs="Times New Roman"/>
+          <w:sz w:val="28"/>
+          <w:szCs w:val="28"/>
+        </w:rPr>
+        <w:t>» и передачей на фабрику или станок.</w:t>
+      </w:r>
+      <w:r>
+        <w:rPr>
+          <w:rFonts w:ascii="Times New Roman" w:hAnsi="Times New Roman" w:cs="Times New Roman"/>
+          <w:sz w:val="28"/>
+          <w:szCs w:val="28"/>
+        </w:rPr>
+        <w:t xml:space="preserve"> </w:t>
+      </w:r>
+      <w:r>
+        <w:rPr>
+          <w:rFonts w:ascii="Times New Roman" w:hAnsi="Times New Roman" w:cs="Times New Roman"/>
+          <w:sz w:val="28"/>
+          <w:szCs w:val="28"/>
+        </w:rPr>
+        <w:t xml:space="preserve">Этот модуль читает контур </w:t>
+      </w:r>
+      <w:proofErr w:type="gramStart"/>
+      <w:r>
+        <w:rPr>
+          <w:rFonts w:ascii="Times New Roman" w:hAnsi="Times New Roman" w:cs="Times New Roman"/>
+          <w:sz w:val="28"/>
+          <w:szCs w:val="28"/>
+        </w:rPr>
+        <w:t>платы</w:t>
+      </w:r>
+      <w:proofErr w:type="gramEnd"/>
+      <w:r>
+        <w:rPr>
+          <w:rFonts w:ascii="Times New Roman" w:hAnsi="Times New Roman" w:cs="Times New Roman"/>
+          <w:sz w:val="28"/>
+          <w:szCs w:val="28"/>
+        </w:rPr>
+        <w:t xml:space="preserve"> и слои платы рассчитывает координаты, формирует файл сверления (рис. 4)</w:t>
+      </w:r>
+    </w:p>
+    <w:p>
+      <w:pPr>
+        <w:pStyle w:val="1"/>
+        <w:rPr>
+          <w:rFonts w:ascii="Times New Roman" w:hAnsi="Times New Roman" w:cs="Times New Roman"/>
+          <w:bCs w:val="0"/>
+          <w:color w:val="000000" w:themeColor="text1"/>
+        </w:rPr>
+      </w:pPr>
+      <w:r>
+        <w:rPr>
+          <w:rFonts w:ascii="Times New Roman" w:hAnsi="Times New Roman" w:cs="Times New Roman"/>
+          <w:color w:val="000000" w:themeColor="text1"/>
+        </w:rPr>
+        <w:t xml:space="preserve">1.2 Форматы </w:t>
+      </w:r>
+      <w:r>
+        <w:rPr>
+          <w:rFonts w:ascii="Times New Roman" w:hAnsi="Times New Roman" w:cs="Times New Roman"/>
+          <w:color w:val="000000" w:themeColor="text1"/>
+          <w:lang w:val="en-US"/>
+        </w:rPr>
+        <w:t>Gerber</w:t>
+      </w:r>
+      <w:r>
+        <w:rPr>
+          <w:rFonts w:ascii="Times New Roman" w:hAnsi="Times New Roman" w:cs="Times New Roman"/>
+          <w:color w:val="000000" w:themeColor="text1"/>
+        </w:rPr>
+        <w:t>/</w:t>
+      </w:r>
+      <w:proofErr w:type="spellStart"/>
+      <w:r>
+        <w:rPr>
+          <w:rFonts w:ascii="Times New Roman" w:hAnsi="Times New Roman" w:cs="Times New Roman"/>
+          <w:color w:val="000000" w:themeColor="text1"/>
+          <w:lang w:val="en-US"/>
+        </w:rPr>
+        <w:t>Excellon</w:t>
       </w:r>
       <w:bookmarkStart w:id="0" w:name="_GoBack"/>
       <w:bookmarkEnd w:id="0"/>
+      <w:proofErr w:type="spellEnd"/>
     </w:p>
     <w:p>
       <w:pPr>
@@ -1339,6 +2291,2022 @@
           <w:szCs w:val="28"/>
         </w:rPr>
       </w:pPr>
+      <w:r>
+        <w:rPr>
+          <w:rFonts w:ascii="Times New Roman" w:hAnsi="Times New Roman" w:cs="Times New Roman"/>
+          <w:sz w:val="28"/>
+          <w:szCs w:val="28"/>
+          <w:lang w:val="en-US"/>
+        </w:rPr>
+        <w:t>RS</w:t>
+      </w:r>
+      <w:r>
+        <w:rPr>
+          <w:rFonts w:ascii="Times New Roman" w:hAnsi="Times New Roman" w:cs="Times New Roman"/>
+          <w:sz w:val="28"/>
+          <w:szCs w:val="28"/>
+        </w:rPr>
+        <w:t>-</w:t>
+      </w:r>
+      <w:proofErr w:type="gramStart"/>
+      <w:r>
+        <w:rPr>
+          <w:rFonts w:ascii="Times New Roman" w:hAnsi="Times New Roman" w:cs="Times New Roman"/>
+          <w:sz w:val="28"/>
+          <w:szCs w:val="28"/>
+        </w:rPr>
+        <w:t>274</w:t>
+      </w:r>
+      <w:r>
+        <w:rPr>
+          <w:rFonts w:ascii="Times New Roman" w:hAnsi="Times New Roman" w:cs="Times New Roman"/>
+          <w:sz w:val="28"/>
+          <w:szCs w:val="28"/>
+          <w:lang w:val="en-US"/>
+        </w:rPr>
+        <w:t>X</w:t>
+      </w:r>
+      <w:r>
+        <w:rPr>
+          <w:rFonts w:ascii="Times New Roman" w:hAnsi="Times New Roman" w:cs="Times New Roman"/>
+          <w:sz w:val="28"/>
+          <w:szCs w:val="28"/>
+        </w:rPr>
+        <w:t xml:space="preserve">  (</w:t>
+      </w:r>
+      <w:proofErr w:type="spellStart"/>
+      <w:proofErr w:type="gramEnd"/>
+      <w:r>
+        <w:rPr>
+          <w:rFonts w:ascii="Times New Roman" w:hAnsi="Times New Roman" w:cs="Times New Roman"/>
+          <w:sz w:val="28"/>
+          <w:szCs w:val="28"/>
+        </w:rPr>
+        <w:t>Extended</w:t>
+      </w:r>
+      <w:proofErr w:type="spellEnd"/>
+      <w:r>
+        <w:rPr>
+          <w:rFonts w:ascii="Times New Roman" w:hAnsi="Times New Roman" w:cs="Times New Roman"/>
+          <w:sz w:val="28"/>
+          <w:szCs w:val="28"/>
+        </w:rPr>
+        <w:t xml:space="preserve"> </w:t>
+      </w:r>
+      <w:r>
+        <w:rPr>
+          <w:rFonts w:ascii="Times New Roman" w:hAnsi="Times New Roman" w:cs="Times New Roman"/>
+          <w:sz w:val="28"/>
+          <w:szCs w:val="28"/>
+          <w:lang w:val="en-US"/>
+        </w:rPr>
+        <w:t>Gerber</w:t>
+      </w:r>
+      <w:r>
+        <w:rPr>
+          <w:rFonts w:ascii="Times New Roman" w:hAnsi="Times New Roman" w:cs="Times New Roman"/>
+          <w:sz w:val="28"/>
+          <w:szCs w:val="28"/>
+        </w:rPr>
+        <w:t>)</w:t>
+      </w:r>
+      <w:r>
+        <w:rPr>
+          <w:rFonts w:ascii="Times New Roman" w:hAnsi="Times New Roman" w:cs="Times New Roman"/>
+          <w:sz w:val="28"/>
+          <w:szCs w:val="28"/>
+        </w:rPr>
+        <w:t xml:space="preserve"> </w:t>
+      </w:r>
+      <w:r>
+        <w:rPr>
+          <w:rFonts w:ascii="Times New Roman" w:hAnsi="Times New Roman" w:cs="Times New Roman"/>
+          <w:sz w:val="28"/>
+          <w:szCs w:val="28"/>
+        </w:rPr>
+        <w:t>формат специализированный формат для описания контура платы и его слой. Один файл одно назначение, один файл для верхнего медного слоя другой для второго</w:t>
+      </w:r>
+      <w:r>
+        <w:rPr>
+          <w:rFonts w:ascii="Times New Roman" w:hAnsi="Times New Roman" w:cs="Times New Roman"/>
+          <w:sz w:val="28"/>
+          <w:szCs w:val="28"/>
+        </w:rPr>
+        <w:t xml:space="preserve">. Текстовые файлы обладают преимуществом отсутствием специализированного ПО для чтения, их можно </w:t>
+      </w:r>
+      <w:proofErr w:type="gramStart"/>
+      <w:r>
+        <w:rPr>
+          <w:rFonts w:ascii="Times New Roman" w:hAnsi="Times New Roman" w:cs="Times New Roman"/>
+          <w:sz w:val="28"/>
+          <w:szCs w:val="28"/>
+        </w:rPr>
+        <w:t>открыть</w:t>
+      </w:r>
+      <w:proofErr w:type="gramEnd"/>
+      <w:r>
+        <w:rPr>
+          <w:rFonts w:ascii="Times New Roman" w:hAnsi="Times New Roman" w:cs="Times New Roman"/>
+          <w:sz w:val="28"/>
+          <w:szCs w:val="28"/>
+        </w:rPr>
+        <w:t xml:space="preserve"> например в текстовом редакторе</w:t>
+      </w:r>
+    </w:p>
+    <w:p>
+      <w:pPr>
+        <w:rPr>
+          <w:rFonts w:ascii="Times New Roman" w:hAnsi="Times New Roman" w:cs="Times New Roman"/>
+          <w:sz w:val="28"/>
+          <w:szCs w:val="28"/>
+        </w:rPr>
+      </w:pPr>
+      <w:r>
+        <w:rPr>
+          <w:rFonts w:ascii="Times New Roman" w:hAnsi="Times New Roman" w:cs="Times New Roman"/>
+          <w:sz w:val="28"/>
+          <w:szCs w:val="28"/>
+        </w:rPr>
+        <w:t xml:space="preserve">Файл называют </w:t>
+      </w:r>
+      <w:r>
+        <w:rPr>
+          <w:rFonts w:ascii="Times New Roman" w:hAnsi="Times New Roman" w:cs="Times New Roman"/>
+          <w:sz w:val="28"/>
+          <w:szCs w:val="28"/>
+        </w:rPr>
+        <w:t>векторным,</w:t>
+      </w:r>
+      <w:r>
+        <w:rPr>
+          <w:rFonts w:ascii="Times New Roman" w:hAnsi="Times New Roman" w:cs="Times New Roman"/>
+          <w:sz w:val="28"/>
+          <w:szCs w:val="28"/>
+        </w:rPr>
+        <w:t xml:space="preserve"> потому что каждый файл </w:t>
+      </w:r>
+      <w:proofErr w:type="gramStart"/>
+      <w:r>
+        <w:rPr>
+          <w:rFonts w:ascii="Times New Roman" w:hAnsi="Times New Roman" w:cs="Times New Roman"/>
+          <w:sz w:val="28"/>
+          <w:szCs w:val="28"/>
+        </w:rPr>
+        <w:t>показывае</w:t>
+      </w:r>
+      <w:r>
+        <w:rPr>
+          <w:rFonts w:ascii="Times New Roman" w:hAnsi="Times New Roman" w:cs="Times New Roman"/>
+          <w:sz w:val="28"/>
+          <w:szCs w:val="28"/>
+        </w:rPr>
+        <w:t>т</w:t>
+      </w:r>
+      <w:proofErr w:type="gramEnd"/>
+      <w:r>
+        <w:rPr>
+          <w:rFonts w:ascii="Times New Roman" w:hAnsi="Times New Roman" w:cs="Times New Roman"/>
+          <w:sz w:val="28"/>
+          <w:szCs w:val="28"/>
+        </w:rPr>
+        <w:t xml:space="preserve"> где и как нарисовать элемент.</w:t>
+      </w:r>
+    </w:p>
+    <w:p>
+      <w:pPr>
+        <w:rPr>
+          <w:rFonts w:ascii="Times New Roman" w:hAnsi="Times New Roman" w:cs="Times New Roman"/>
+          <w:sz w:val="28"/>
+          <w:szCs w:val="28"/>
+        </w:rPr>
+      </w:pPr>
+      <w:r>
+        <w:rPr>
+          <w:rFonts w:ascii="Times New Roman" w:hAnsi="Times New Roman" w:cs="Times New Roman"/>
+          <w:sz w:val="28"/>
+          <w:szCs w:val="28"/>
+        </w:rPr>
+        <w:t>Ключевые команды представлены в табл. 1</w:t>
+      </w:r>
+    </w:p>
+    <w:p>
+      <w:pPr>
+        <w:pStyle w:val="a7"/>
+        <w:keepNext/>
+        <w:jc w:val="right"/>
+        <w:rPr>
+          <w:rFonts w:ascii="Times New Roman" w:hAnsi="Times New Roman" w:cs="Times New Roman"/>
+          <w:b w:val="0"/>
+          <w:i/>
+          <w:color w:val="000000" w:themeColor="text1"/>
+          <w:sz w:val="24"/>
+          <w:szCs w:val="24"/>
+        </w:rPr>
+      </w:pPr>
+      <w:r>
+        <w:rPr>
+          <w:rFonts w:ascii="Times New Roman" w:hAnsi="Times New Roman" w:cs="Times New Roman"/>
+          <w:b w:val="0"/>
+          <w:i/>
+          <w:color w:val="000000" w:themeColor="text1"/>
+          <w:sz w:val="24"/>
+          <w:szCs w:val="24"/>
+        </w:rPr>
+        <w:lastRenderedPageBreak/>
+        <w:t xml:space="preserve">Таблица </w:t>
+      </w:r>
+      <w:r>
+        <w:rPr>
+          <w:rFonts w:ascii="Times New Roman" w:hAnsi="Times New Roman" w:cs="Times New Roman"/>
+          <w:b w:val="0"/>
+          <w:i/>
+          <w:color w:val="000000" w:themeColor="text1"/>
+          <w:sz w:val="24"/>
+          <w:szCs w:val="24"/>
+        </w:rPr>
+        <w:fldChar w:fldCharType="begin"/>
+      </w:r>
+      <w:r>
+        <w:rPr>
+          <w:rFonts w:ascii="Times New Roman" w:hAnsi="Times New Roman" w:cs="Times New Roman"/>
+          <w:b w:val="0"/>
+          <w:i/>
+          <w:color w:val="000000" w:themeColor="text1"/>
+          <w:sz w:val="24"/>
+          <w:szCs w:val="24"/>
+        </w:rPr>
+        <w:instrText xml:space="preserve"> SEQ Таблица \* ARABIC </w:instrText>
+      </w:r>
+      <w:r>
+        <w:rPr>
+          <w:rFonts w:ascii="Times New Roman" w:hAnsi="Times New Roman" w:cs="Times New Roman"/>
+          <w:b w:val="0"/>
+          <w:i/>
+          <w:color w:val="000000" w:themeColor="text1"/>
+          <w:sz w:val="24"/>
+          <w:szCs w:val="24"/>
+        </w:rPr>
+        <w:fldChar w:fldCharType="separate"/>
+      </w:r>
+      <w:r>
+        <w:rPr>
+          <w:rFonts w:ascii="Times New Roman" w:hAnsi="Times New Roman" w:cs="Times New Roman"/>
+          <w:b w:val="0"/>
+          <w:i/>
+          <w:noProof/>
+          <w:color w:val="000000" w:themeColor="text1"/>
+          <w:sz w:val="24"/>
+          <w:szCs w:val="24"/>
+        </w:rPr>
+        <w:t>1</w:t>
+      </w:r>
+      <w:r>
+        <w:rPr>
+          <w:rFonts w:ascii="Times New Roman" w:hAnsi="Times New Roman" w:cs="Times New Roman"/>
+          <w:b w:val="0"/>
+          <w:i/>
+          <w:color w:val="000000" w:themeColor="text1"/>
+          <w:sz w:val="24"/>
+          <w:szCs w:val="24"/>
+        </w:rPr>
+        <w:fldChar w:fldCharType="end"/>
+      </w:r>
+      <w:r>
+        <w:rPr>
+          <w:rFonts w:ascii="Times New Roman" w:hAnsi="Times New Roman" w:cs="Times New Roman"/>
+          <w:b w:val="0"/>
+          <w:i/>
+          <w:color w:val="000000" w:themeColor="text1"/>
+          <w:sz w:val="24"/>
+          <w:szCs w:val="24"/>
+        </w:rPr>
+        <w:t xml:space="preserve"> Ключевые команды</w:t>
+      </w:r>
+    </w:p>
+    <w:tbl>
+      <w:tblPr>
+        <w:tblStyle w:val="ab"/>
+        <w:tblW w:w="0" w:type="auto"/>
+        <w:tblLook w:val="04A0" w:firstRow="1" w:lastRow="0" w:firstColumn="1" w:lastColumn="0" w:noHBand="0" w:noVBand="1"/>
+      </w:tblPr>
+      <w:tblGrid>
+        <w:gridCol w:w="4785"/>
+        <w:gridCol w:w="4786"/>
+      </w:tblGrid>
+      <w:tr>
+        <w:tc>
+          <w:tcPr>
+            <w:tcW w:w="4785" w:type="dxa"/>
+          </w:tcPr>
+          <w:p>
+            <w:pPr>
+              <w:rPr>
+                <w:rFonts w:ascii="Times New Roman" w:hAnsi="Times New Roman" w:cs="Times New Roman"/>
+                <w:sz w:val="28"/>
+                <w:szCs w:val="28"/>
+              </w:rPr>
+            </w:pPr>
+            <w:r>
+              <w:rPr>
+                <w:rFonts w:ascii="Times New Roman" w:hAnsi="Times New Roman" w:cs="Times New Roman"/>
+                <w:sz w:val="28"/>
+                <w:szCs w:val="28"/>
+              </w:rPr>
+              <w:t>Команда</w:t>
+            </w:r>
+          </w:p>
+        </w:tc>
+        <w:tc>
+          <w:tcPr>
+            <w:tcW w:w="4786" w:type="dxa"/>
+          </w:tcPr>
+          <w:p>
+            <w:pPr>
+              <w:rPr>
+                <w:rFonts w:ascii="Times New Roman" w:hAnsi="Times New Roman" w:cs="Times New Roman"/>
+                <w:sz w:val="28"/>
+                <w:szCs w:val="28"/>
+              </w:rPr>
+            </w:pPr>
+            <w:r>
+              <w:rPr>
+                <w:rFonts w:ascii="Times New Roman" w:hAnsi="Times New Roman" w:cs="Times New Roman"/>
+                <w:sz w:val="28"/>
+                <w:szCs w:val="28"/>
+              </w:rPr>
+              <w:t>Значение</w:t>
+            </w:r>
+          </w:p>
+        </w:tc>
+      </w:tr>
+      <w:tr>
+        <w:tc>
+          <w:tcPr>
+            <w:tcW w:w="4785" w:type="dxa"/>
+          </w:tcPr>
+          <w:p>
+            <w:pPr>
+              <w:rPr>
+                <w:rFonts w:ascii="Times New Roman" w:hAnsi="Times New Roman" w:cs="Times New Roman"/>
+                <w:sz w:val="28"/>
+                <w:szCs w:val="28"/>
+              </w:rPr>
+            </w:pPr>
+            <w:r>
+              <w:rPr>
+                <w:rFonts w:ascii="Times New Roman" w:hAnsi="Times New Roman" w:cs="Times New Roman"/>
+                <w:sz w:val="28"/>
+                <w:szCs w:val="28"/>
+                <w:lang w:val="en-US"/>
+              </w:rPr>
+              <w:t>D</w:t>
+            </w:r>
+            <w:r>
+              <w:rPr>
+                <w:rFonts w:ascii="Times New Roman" w:hAnsi="Times New Roman" w:cs="Times New Roman"/>
+                <w:sz w:val="28"/>
+                <w:szCs w:val="28"/>
+              </w:rPr>
+              <w:t>01</w:t>
+            </w:r>
+          </w:p>
+        </w:tc>
+        <w:tc>
+          <w:tcPr>
+            <w:tcW w:w="4786" w:type="dxa"/>
+          </w:tcPr>
+          <w:p>
+            <w:pPr>
+              <w:rPr>
+                <w:rFonts w:ascii="Times New Roman" w:hAnsi="Times New Roman" w:cs="Times New Roman"/>
+                <w:sz w:val="28"/>
+                <w:szCs w:val="28"/>
+              </w:rPr>
+            </w:pPr>
+          </w:p>
+        </w:tc>
+      </w:tr>
+      <w:tr>
+        <w:tc>
+          <w:tcPr>
+            <w:tcW w:w="4785" w:type="dxa"/>
+          </w:tcPr>
+          <w:p>
+            <w:pPr>
+              <w:rPr>
+                <w:rFonts w:ascii="Times New Roman" w:hAnsi="Times New Roman" w:cs="Times New Roman"/>
+                <w:sz w:val="28"/>
+                <w:szCs w:val="28"/>
+              </w:rPr>
+            </w:pPr>
+            <w:r>
+              <w:rPr>
+                <w:rFonts w:ascii="Times New Roman" w:hAnsi="Times New Roman" w:cs="Times New Roman"/>
+                <w:sz w:val="28"/>
+                <w:szCs w:val="28"/>
+                <w:lang w:val="en-US"/>
+              </w:rPr>
+              <w:t>D</w:t>
+            </w:r>
+            <w:r>
+              <w:rPr>
+                <w:rFonts w:ascii="Times New Roman" w:hAnsi="Times New Roman" w:cs="Times New Roman"/>
+                <w:sz w:val="28"/>
+                <w:szCs w:val="28"/>
+              </w:rPr>
+              <w:t>02</w:t>
+            </w:r>
+          </w:p>
+        </w:tc>
+        <w:tc>
+          <w:tcPr>
+            <w:tcW w:w="4786" w:type="dxa"/>
+          </w:tcPr>
+          <w:p>
+            <w:pPr>
+              <w:rPr>
+                <w:rFonts w:ascii="Times New Roman" w:hAnsi="Times New Roman" w:cs="Times New Roman"/>
+                <w:sz w:val="28"/>
+                <w:szCs w:val="28"/>
+              </w:rPr>
+            </w:pPr>
+          </w:p>
+        </w:tc>
+      </w:tr>
+      <w:tr>
+        <w:tc>
+          <w:tcPr>
+            <w:tcW w:w="4785" w:type="dxa"/>
+          </w:tcPr>
+          <w:p>
+            <w:pPr>
+              <w:rPr>
+                <w:rFonts w:ascii="Times New Roman" w:hAnsi="Times New Roman" w:cs="Times New Roman"/>
+                <w:sz w:val="28"/>
+                <w:szCs w:val="28"/>
+              </w:rPr>
+            </w:pPr>
+            <w:r>
+              <w:rPr>
+                <w:rFonts w:ascii="Times New Roman" w:hAnsi="Times New Roman" w:cs="Times New Roman"/>
+                <w:sz w:val="28"/>
+                <w:szCs w:val="28"/>
+                <w:lang w:val="en-US"/>
+              </w:rPr>
+              <w:t>D</w:t>
+            </w:r>
+            <w:r>
+              <w:rPr>
+                <w:rFonts w:ascii="Times New Roman" w:hAnsi="Times New Roman" w:cs="Times New Roman"/>
+                <w:sz w:val="28"/>
+                <w:szCs w:val="28"/>
+              </w:rPr>
+              <w:t>03</w:t>
+            </w:r>
+          </w:p>
+        </w:tc>
+        <w:tc>
+          <w:tcPr>
+            <w:tcW w:w="4786" w:type="dxa"/>
+          </w:tcPr>
+          <w:p>
+            <w:pPr>
+              <w:rPr>
+                <w:rFonts w:ascii="Times New Roman" w:hAnsi="Times New Roman" w:cs="Times New Roman"/>
+                <w:sz w:val="28"/>
+                <w:szCs w:val="28"/>
+              </w:rPr>
+            </w:pPr>
+          </w:p>
+        </w:tc>
+      </w:tr>
+      <w:tr>
+        <w:tc>
+          <w:tcPr>
+            <w:tcW w:w="4785" w:type="dxa"/>
+          </w:tcPr>
+          <w:p>
+            <w:pPr>
+              <w:rPr>
+                <w:rFonts w:ascii="Times New Roman" w:hAnsi="Times New Roman" w:cs="Times New Roman"/>
+                <w:sz w:val="28"/>
+                <w:szCs w:val="28"/>
+              </w:rPr>
+            </w:pPr>
+            <w:r>
+              <w:rPr>
+                <w:rFonts w:ascii="Times New Roman" w:hAnsi="Times New Roman" w:cs="Times New Roman"/>
+                <w:sz w:val="28"/>
+                <w:szCs w:val="28"/>
+                <w:lang w:val="en-US"/>
+              </w:rPr>
+              <w:t>G</w:t>
+            </w:r>
+            <w:r>
+              <w:rPr>
+                <w:rFonts w:ascii="Times New Roman" w:hAnsi="Times New Roman" w:cs="Times New Roman"/>
+                <w:sz w:val="28"/>
+                <w:szCs w:val="28"/>
+              </w:rPr>
+              <w:t>01</w:t>
+            </w:r>
+          </w:p>
+        </w:tc>
+        <w:tc>
+          <w:tcPr>
+            <w:tcW w:w="4786" w:type="dxa"/>
+          </w:tcPr>
+          <w:p>
+            <w:pPr>
+              <w:rPr>
+                <w:rFonts w:ascii="Times New Roman" w:hAnsi="Times New Roman" w:cs="Times New Roman"/>
+                <w:sz w:val="28"/>
+                <w:szCs w:val="28"/>
+              </w:rPr>
+            </w:pPr>
+            <w:r>
+              <w:rPr>
+                <w:rFonts w:ascii="Times New Roman" w:hAnsi="Times New Roman" w:cs="Times New Roman"/>
+                <w:sz w:val="28"/>
+                <w:szCs w:val="28"/>
+              </w:rPr>
+              <w:t>прямая рабочая подача</w:t>
+            </w:r>
+          </w:p>
+        </w:tc>
+      </w:tr>
+      <w:tr>
+        <w:tc>
+          <w:tcPr>
+            <w:tcW w:w="4785" w:type="dxa"/>
+          </w:tcPr>
+          <w:p>
+            <w:pPr>
+              <w:rPr>
+                <w:rFonts w:ascii="Times New Roman" w:hAnsi="Times New Roman" w:cs="Times New Roman"/>
+                <w:sz w:val="28"/>
+                <w:szCs w:val="28"/>
+              </w:rPr>
+            </w:pPr>
+            <w:r>
+              <w:rPr>
+                <w:rFonts w:ascii="Times New Roman" w:hAnsi="Times New Roman" w:cs="Times New Roman"/>
+                <w:sz w:val="28"/>
+                <w:szCs w:val="28"/>
+                <w:lang w:val="en-US"/>
+              </w:rPr>
+              <w:t>G</w:t>
+            </w:r>
+            <w:r>
+              <w:rPr>
+                <w:rFonts w:ascii="Times New Roman" w:hAnsi="Times New Roman" w:cs="Times New Roman"/>
+                <w:sz w:val="28"/>
+                <w:szCs w:val="28"/>
+              </w:rPr>
+              <w:t>02</w:t>
+            </w:r>
+          </w:p>
+        </w:tc>
+        <w:tc>
+          <w:tcPr>
+            <w:tcW w:w="4786" w:type="dxa"/>
+          </w:tcPr>
+          <w:p>
+            <w:pPr>
+              <w:rPr>
+                <w:rFonts w:ascii="Times New Roman" w:hAnsi="Times New Roman" w:cs="Times New Roman"/>
+                <w:sz w:val="28"/>
+                <w:szCs w:val="28"/>
+              </w:rPr>
+            </w:pPr>
+            <w:r>
+              <w:rPr>
+                <w:rFonts w:ascii="Times New Roman" w:hAnsi="Times New Roman" w:cs="Times New Roman"/>
+                <w:sz w:val="28"/>
+                <w:szCs w:val="28"/>
+              </w:rPr>
+              <w:t xml:space="preserve">круговая интерполяция (дуга </w:t>
+            </w:r>
+            <w:proofErr w:type="gramStart"/>
+            <w:r>
+              <w:rPr>
+                <w:rFonts w:ascii="Times New Roman" w:hAnsi="Times New Roman" w:cs="Times New Roman"/>
+                <w:sz w:val="28"/>
+                <w:szCs w:val="28"/>
+              </w:rPr>
+              <w:t>по</w:t>
+            </w:r>
+            <w:proofErr w:type="gramEnd"/>
+            <w:r>
+              <w:rPr>
+                <w:rFonts w:ascii="Times New Roman" w:hAnsi="Times New Roman" w:cs="Times New Roman"/>
+                <w:sz w:val="28"/>
+                <w:szCs w:val="28"/>
+              </w:rPr>
+              <w:t xml:space="preserve"> </w:t>
+            </w:r>
+            <w:proofErr w:type="gramStart"/>
+            <w:r>
+              <w:rPr>
+                <w:rFonts w:ascii="Times New Roman" w:hAnsi="Times New Roman" w:cs="Times New Roman"/>
+                <w:sz w:val="28"/>
+                <w:szCs w:val="28"/>
+              </w:rPr>
+              <w:t>часовой</w:t>
+            </w:r>
+            <w:proofErr w:type="gramEnd"/>
+            <w:r>
+              <w:rPr>
+                <w:rFonts w:ascii="Times New Roman" w:hAnsi="Times New Roman" w:cs="Times New Roman"/>
+                <w:sz w:val="28"/>
+                <w:szCs w:val="28"/>
+              </w:rPr>
+              <w:t xml:space="preserve"> стрелки)</w:t>
+            </w:r>
+          </w:p>
+        </w:tc>
+      </w:tr>
+      <w:tr>
+        <w:tc>
+          <w:tcPr>
+            <w:tcW w:w="4785" w:type="dxa"/>
+          </w:tcPr>
+          <w:p>
+            <w:pPr>
+              <w:rPr>
+                <w:rFonts w:ascii="Times New Roman" w:hAnsi="Times New Roman" w:cs="Times New Roman"/>
+                <w:sz w:val="28"/>
+                <w:szCs w:val="28"/>
+              </w:rPr>
+            </w:pPr>
+            <w:r>
+              <w:rPr>
+                <w:rFonts w:ascii="Times New Roman" w:hAnsi="Times New Roman" w:cs="Times New Roman"/>
+                <w:sz w:val="28"/>
+                <w:szCs w:val="28"/>
+                <w:lang w:val="en-US"/>
+              </w:rPr>
+              <w:t>G</w:t>
+            </w:r>
+            <w:r>
+              <w:rPr>
+                <w:rFonts w:ascii="Times New Roman" w:hAnsi="Times New Roman" w:cs="Times New Roman"/>
+                <w:sz w:val="28"/>
+                <w:szCs w:val="28"/>
+              </w:rPr>
+              <w:t>03</w:t>
+            </w:r>
+          </w:p>
+        </w:tc>
+        <w:tc>
+          <w:tcPr>
+            <w:tcW w:w="4786" w:type="dxa"/>
+          </w:tcPr>
+          <w:p>
+            <w:pPr>
+              <w:rPr>
+                <w:rFonts w:ascii="Times New Roman" w:hAnsi="Times New Roman" w:cs="Times New Roman"/>
+                <w:sz w:val="28"/>
+                <w:szCs w:val="28"/>
+              </w:rPr>
+            </w:pPr>
+            <w:r>
+              <w:rPr>
+                <w:rFonts w:ascii="Times New Roman" w:hAnsi="Times New Roman" w:cs="Times New Roman"/>
+                <w:sz w:val="28"/>
+                <w:szCs w:val="28"/>
+              </w:rPr>
+              <w:t>круговая интерполяция (дуга против часовой стрелки)</w:t>
+            </w:r>
+          </w:p>
+          <w:p>
+            <w:pPr>
+              <w:rPr>
+                <w:rFonts w:ascii="Times New Roman" w:hAnsi="Times New Roman" w:cs="Times New Roman"/>
+                <w:sz w:val="28"/>
+                <w:szCs w:val="28"/>
+              </w:rPr>
+            </w:pPr>
+          </w:p>
+        </w:tc>
+      </w:tr>
+    </w:tbl>
+    <w:p>
+      <w:pPr>
+        <w:rPr>
+          <w:rFonts w:ascii="Times New Roman" w:hAnsi="Times New Roman" w:cs="Times New Roman"/>
+          <w:sz w:val="28"/>
+          <w:szCs w:val="28"/>
+        </w:rPr>
+      </w:pPr>
+      <w:r>
+        <w:rPr>
+          <w:rFonts w:ascii="Times New Roman" w:hAnsi="Times New Roman" w:cs="Times New Roman"/>
+          <w:sz w:val="28"/>
+          <w:szCs w:val="28"/>
+        </w:rPr>
+        <w:t>О</w:t>
+      </w:r>
+      <w:r>
+        <w:rPr>
+          <w:rFonts w:ascii="Times New Roman" w:hAnsi="Times New Roman" w:cs="Times New Roman"/>
+          <w:sz w:val="28"/>
+          <w:szCs w:val="28"/>
+        </w:rPr>
+        <w:t>сновные файлы и их значение приведены в таб. 2</w:t>
+      </w:r>
+    </w:p>
+    <w:p>
+      <w:pPr>
+        <w:pStyle w:val="a7"/>
+        <w:keepNext/>
+        <w:jc w:val="right"/>
+        <w:rPr>
+          <w:rFonts w:ascii="Times New Roman" w:hAnsi="Times New Roman" w:cs="Times New Roman"/>
+          <w:b w:val="0"/>
+          <w:i/>
+          <w:color w:val="000000" w:themeColor="text1"/>
+          <w:sz w:val="24"/>
+          <w:szCs w:val="24"/>
+        </w:rPr>
+      </w:pPr>
+      <w:r>
+        <w:rPr>
+          <w:rFonts w:ascii="Times New Roman" w:hAnsi="Times New Roman" w:cs="Times New Roman"/>
+          <w:b w:val="0"/>
+          <w:i/>
+          <w:color w:val="000000" w:themeColor="text1"/>
+          <w:sz w:val="24"/>
+          <w:szCs w:val="24"/>
+        </w:rPr>
+        <w:t xml:space="preserve">Таблица </w:t>
+      </w:r>
+      <w:r>
+        <w:rPr>
+          <w:rFonts w:ascii="Times New Roman" w:hAnsi="Times New Roman" w:cs="Times New Roman"/>
+          <w:b w:val="0"/>
+          <w:i/>
+          <w:color w:val="000000" w:themeColor="text1"/>
+          <w:sz w:val="24"/>
+          <w:szCs w:val="24"/>
+        </w:rPr>
+        <w:fldChar w:fldCharType="begin"/>
+      </w:r>
+      <w:r>
+        <w:rPr>
+          <w:rFonts w:ascii="Times New Roman" w:hAnsi="Times New Roman" w:cs="Times New Roman"/>
+          <w:b w:val="0"/>
+          <w:i/>
+          <w:color w:val="000000" w:themeColor="text1"/>
+          <w:sz w:val="24"/>
+          <w:szCs w:val="24"/>
+        </w:rPr>
+        <w:instrText xml:space="preserve"> SEQ Таблица \* ARABIC </w:instrText>
+      </w:r>
+      <w:r>
+        <w:rPr>
+          <w:rFonts w:ascii="Times New Roman" w:hAnsi="Times New Roman" w:cs="Times New Roman"/>
+          <w:b w:val="0"/>
+          <w:i/>
+          <w:color w:val="000000" w:themeColor="text1"/>
+          <w:sz w:val="24"/>
+          <w:szCs w:val="24"/>
+        </w:rPr>
+        <w:fldChar w:fldCharType="separate"/>
+      </w:r>
+      <w:r>
+        <w:rPr>
+          <w:rFonts w:ascii="Times New Roman" w:hAnsi="Times New Roman" w:cs="Times New Roman"/>
+          <w:b w:val="0"/>
+          <w:i/>
+          <w:color w:val="000000" w:themeColor="text1"/>
+          <w:sz w:val="24"/>
+          <w:szCs w:val="24"/>
+        </w:rPr>
+        <w:t>2</w:t>
+      </w:r>
+      <w:r>
+        <w:rPr>
+          <w:rFonts w:ascii="Times New Roman" w:hAnsi="Times New Roman" w:cs="Times New Roman"/>
+          <w:b w:val="0"/>
+          <w:i/>
+          <w:color w:val="000000" w:themeColor="text1"/>
+          <w:sz w:val="24"/>
+          <w:szCs w:val="24"/>
+        </w:rPr>
+        <w:fldChar w:fldCharType="end"/>
+      </w:r>
+      <w:r>
+        <w:rPr>
+          <w:rFonts w:ascii="Times New Roman" w:hAnsi="Times New Roman" w:cs="Times New Roman"/>
+          <w:b w:val="0"/>
+          <w:i/>
+          <w:color w:val="000000" w:themeColor="text1"/>
+          <w:sz w:val="24"/>
+          <w:szCs w:val="24"/>
+        </w:rPr>
+        <w:t xml:space="preserve"> Основные файлы и их значение</w:t>
+      </w:r>
+    </w:p>
+    <w:tbl>
+      <w:tblPr>
+        <w:tblStyle w:val="ab"/>
+        <w:tblW w:w="0" w:type="auto"/>
+        <w:tblLook w:val="04A0" w:firstRow="1" w:lastRow="0" w:firstColumn="1" w:lastColumn="0" w:noHBand="0" w:noVBand="1"/>
+      </w:tblPr>
+      <w:tblGrid>
+        <w:gridCol w:w="4785"/>
+        <w:gridCol w:w="4786"/>
+      </w:tblGrid>
+      <w:tr>
+        <w:tc>
+          <w:tcPr>
+            <w:tcW w:w="4785" w:type="dxa"/>
+          </w:tcPr>
+          <w:p>
+            <w:pPr>
+              <w:rPr>
+                <w:rFonts w:ascii="Times New Roman" w:hAnsi="Times New Roman" w:cs="Times New Roman"/>
+                <w:sz w:val="28"/>
+                <w:szCs w:val="28"/>
+              </w:rPr>
+            </w:pPr>
+            <w:r>
+              <w:rPr>
+                <w:rFonts w:ascii="Times New Roman" w:hAnsi="Times New Roman" w:cs="Times New Roman"/>
+                <w:sz w:val="28"/>
+                <w:szCs w:val="28"/>
+              </w:rPr>
+              <w:t>Расширение файла</w:t>
+            </w:r>
+          </w:p>
+        </w:tc>
+        <w:tc>
+          <w:tcPr>
+            <w:tcW w:w="4786" w:type="dxa"/>
+          </w:tcPr>
+          <w:p>
+            <w:pPr>
+              <w:rPr>
+                <w:rFonts w:ascii="Times New Roman" w:hAnsi="Times New Roman" w:cs="Times New Roman"/>
+                <w:sz w:val="28"/>
+                <w:szCs w:val="28"/>
+              </w:rPr>
+            </w:pPr>
+            <w:r>
+              <w:rPr>
+                <w:rFonts w:ascii="Times New Roman" w:hAnsi="Times New Roman" w:cs="Times New Roman"/>
+                <w:sz w:val="28"/>
+                <w:szCs w:val="28"/>
+              </w:rPr>
+              <w:t>Его назначение</w:t>
+            </w:r>
+          </w:p>
+        </w:tc>
+      </w:tr>
+      <w:tr>
+        <w:tc>
+          <w:tcPr>
+            <w:tcW w:w="4785" w:type="dxa"/>
+          </w:tcPr>
+          <w:p>
+            <w:pPr>
+              <w:rPr>
+                <w:rFonts w:ascii="Times New Roman" w:hAnsi="Times New Roman" w:cs="Times New Roman"/>
+                <w:sz w:val="28"/>
+                <w:szCs w:val="28"/>
+                <w:lang w:val="en-US"/>
+              </w:rPr>
+            </w:pPr>
+            <w:r>
+              <w:rPr>
+                <w:rFonts w:ascii="Times New Roman" w:hAnsi="Times New Roman" w:cs="Times New Roman"/>
+                <w:sz w:val="28"/>
+                <w:szCs w:val="28"/>
+                <w:lang w:val="en-US"/>
+              </w:rPr>
+              <w:t>Drill_NPTH_Through.DRL</w:t>
+            </w:r>
+          </w:p>
+        </w:tc>
+        <w:tc>
+          <w:tcPr>
+            <w:tcW w:w="4786" w:type="dxa"/>
+          </w:tcPr>
+          <w:p>
+            <w:pPr>
+              <w:rPr>
+                <w:rFonts w:ascii="Times New Roman" w:hAnsi="Times New Roman" w:cs="Times New Roman"/>
+                <w:sz w:val="28"/>
+                <w:szCs w:val="28"/>
+              </w:rPr>
+            </w:pPr>
+            <w:r>
+              <w:rPr>
+                <w:rFonts w:ascii="Times New Roman" w:hAnsi="Times New Roman" w:cs="Times New Roman"/>
+                <w:sz w:val="28"/>
+                <w:szCs w:val="28"/>
+              </w:rPr>
+              <w:t xml:space="preserve">Координаты </w:t>
+            </w:r>
+            <w:r>
+              <w:rPr>
+                <w:rFonts w:ascii="Times New Roman" w:hAnsi="Times New Roman" w:cs="Times New Roman"/>
+                <w:sz w:val="28"/>
+                <w:szCs w:val="28"/>
+              </w:rPr>
+              <w:t xml:space="preserve">не </w:t>
+            </w:r>
+            <w:r>
+              <w:rPr>
+                <w:rFonts w:ascii="Times New Roman" w:hAnsi="Times New Roman" w:cs="Times New Roman"/>
+                <w:sz w:val="28"/>
+                <w:szCs w:val="28"/>
+              </w:rPr>
+              <w:t>металлизированных отверстий</w:t>
+            </w:r>
+          </w:p>
+        </w:tc>
+      </w:tr>
+      <w:tr>
+        <w:tc>
+          <w:tcPr>
+            <w:tcW w:w="4785" w:type="dxa"/>
+          </w:tcPr>
+          <w:p>
+            <w:pPr>
+              <w:rPr>
+                <w:rFonts w:ascii="Times New Roman" w:hAnsi="Times New Roman" w:cs="Times New Roman"/>
+                <w:sz w:val="28"/>
+                <w:szCs w:val="28"/>
+              </w:rPr>
+            </w:pPr>
+            <w:r>
+              <w:rPr>
+                <w:rFonts w:ascii="Times New Roman" w:hAnsi="Times New Roman" w:cs="Times New Roman"/>
+                <w:sz w:val="28"/>
+                <w:szCs w:val="28"/>
+                <w:lang w:val="en-US"/>
+              </w:rPr>
+              <w:t>Drill_</w:t>
+            </w:r>
+            <w:r>
+              <w:rPr>
+                <w:rFonts w:ascii="Times New Roman" w:hAnsi="Times New Roman" w:cs="Times New Roman"/>
+                <w:sz w:val="28"/>
+                <w:szCs w:val="28"/>
+                <w:lang w:val="en-US"/>
+              </w:rPr>
+              <w:t>PTH</w:t>
+            </w:r>
+            <w:r>
+              <w:rPr>
+                <w:rFonts w:ascii="Times New Roman" w:hAnsi="Times New Roman" w:cs="Times New Roman"/>
+                <w:sz w:val="28"/>
+                <w:szCs w:val="28"/>
+                <w:lang w:val="en-US"/>
+              </w:rPr>
+              <w:t>_Through.DRL</w:t>
+            </w:r>
+          </w:p>
+        </w:tc>
+        <w:tc>
+          <w:tcPr>
+            <w:tcW w:w="4786" w:type="dxa"/>
+          </w:tcPr>
+          <w:p>
+            <w:pPr>
+              <w:rPr>
+                <w:rFonts w:ascii="Times New Roman" w:hAnsi="Times New Roman" w:cs="Times New Roman"/>
+                <w:sz w:val="28"/>
+                <w:szCs w:val="28"/>
+              </w:rPr>
+            </w:pPr>
+            <w:r>
+              <w:rPr>
+                <w:rFonts w:ascii="Times New Roman" w:hAnsi="Times New Roman" w:cs="Times New Roman"/>
+                <w:sz w:val="28"/>
+                <w:szCs w:val="28"/>
+              </w:rPr>
+              <w:t>Координаты металлизированных отверстий</w:t>
+            </w:r>
+          </w:p>
+        </w:tc>
+      </w:tr>
+      <w:tr>
+        <w:tc>
+          <w:tcPr>
+            <w:tcW w:w="4785" w:type="dxa"/>
+          </w:tcPr>
+          <w:p>
+            <w:pPr>
+              <w:rPr>
+                <w:rFonts w:ascii="Times New Roman" w:hAnsi="Times New Roman" w:cs="Times New Roman"/>
+                <w:sz w:val="28"/>
+                <w:szCs w:val="28"/>
+                <w:lang w:val="en-US"/>
+              </w:rPr>
+            </w:pPr>
+            <w:r>
+              <w:rPr>
+                <w:rFonts w:ascii="Times New Roman" w:hAnsi="Times New Roman" w:cs="Times New Roman"/>
+                <w:sz w:val="28"/>
+                <w:szCs w:val="28"/>
+                <w:lang w:val="en-US"/>
+              </w:rPr>
+              <w:t>Gerber_BoardOutlineLayer.GKO</w:t>
+            </w:r>
+          </w:p>
+        </w:tc>
+        <w:tc>
+          <w:tcPr>
+            <w:tcW w:w="4786" w:type="dxa"/>
+          </w:tcPr>
+          <w:p>
+            <w:pPr>
+              <w:rPr>
+                <w:rFonts w:ascii="Times New Roman" w:hAnsi="Times New Roman" w:cs="Times New Roman"/>
+                <w:sz w:val="28"/>
+                <w:szCs w:val="28"/>
+              </w:rPr>
+            </w:pPr>
+            <w:r>
+              <w:rPr>
+                <w:rFonts w:ascii="Times New Roman" w:hAnsi="Times New Roman" w:cs="Times New Roman"/>
+                <w:sz w:val="28"/>
+                <w:szCs w:val="28"/>
+              </w:rPr>
+              <w:t>Контур платы</w:t>
+            </w:r>
+          </w:p>
+        </w:tc>
+      </w:tr>
+      <w:tr>
+        <w:tc>
+          <w:tcPr>
+            <w:tcW w:w="4785" w:type="dxa"/>
+          </w:tcPr>
+          <w:p>
+            <w:pPr>
+              <w:rPr>
+                <w:rFonts w:ascii="Times New Roman" w:hAnsi="Times New Roman" w:cs="Times New Roman"/>
+                <w:sz w:val="28"/>
+                <w:szCs w:val="28"/>
+              </w:rPr>
+            </w:pPr>
+          </w:p>
+        </w:tc>
+        <w:tc>
+          <w:tcPr>
+            <w:tcW w:w="4786" w:type="dxa"/>
+          </w:tcPr>
+          <w:p>
+            <w:pPr>
+              <w:rPr>
+                <w:rFonts w:ascii="Times New Roman" w:hAnsi="Times New Roman" w:cs="Times New Roman"/>
+                <w:sz w:val="28"/>
+                <w:szCs w:val="28"/>
+              </w:rPr>
+            </w:pPr>
+          </w:p>
+        </w:tc>
+      </w:tr>
+      <w:tr>
+        <w:tc>
+          <w:tcPr>
+            <w:tcW w:w="4785" w:type="dxa"/>
+          </w:tcPr>
+          <w:p>
+            <w:pPr>
+              <w:rPr>
+                <w:rFonts w:ascii="Times New Roman" w:hAnsi="Times New Roman" w:cs="Times New Roman"/>
+                <w:sz w:val="28"/>
+                <w:szCs w:val="28"/>
+              </w:rPr>
+            </w:pPr>
+          </w:p>
+        </w:tc>
+        <w:tc>
+          <w:tcPr>
+            <w:tcW w:w="4786" w:type="dxa"/>
+          </w:tcPr>
+          <w:p>
+            <w:pPr>
+              <w:rPr>
+                <w:rFonts w:ascii="Times New Roman" w:hAnsi="Times New Roman" w:cs="Times New Roman"/>
+                <w:sz w:val="28"/>
+                <w:szCs w:val="28"/>
+              </w:rPr>
+            </w:pPr>
+          </w:p>
+        </w:tc>
+      </w:tr>
+    </w:tbl>
+    <w:p>
+      <w:pPr>
+        <w:rPr>
+          <w:rFonts w:ascii="Times New Roman" w:hAnsi="Times New Roman" w:cs="Times New Roman"/>
+          <w:sz w:val="28"/>
+          <w:szCs w:val="28"/>
+        </w:rPr>
+      </w:pPr>
+      <w:r>
+        <w:rPr>
+          <w:rFonts w:ascii="Times New Roman" w:hAnsi="Times New Roman" w:cs="Times New Roman"/>
+          <w:sz w:val="28"/>
+          <w:szCs w:val="28"/>
+        </w:rPr>
+        <w:t>Структура файлов представлена на рисунке 4</w:t>
+      </w:r>
+    </w:p>
+    <w:p>
+      <w:pPr>
+        <w:keepNext/>
+      </w:pPr>
+      <w:r>
+        <w:rPr>
+          <w:rFonts w:ascii="Times New Roman" w:hAnsi="Times New Roman" w:cs="Times New Roman"/>
+          <w:sz w:val="28"/>
+          <w:szCs w:val="28"/>
+        </w:rPr>
+        <w:drawing>
+          <wp:inline distT="0" distB="0" distL="0" distR="0" wp14:anchorId="7BAB72B4" wp14:editId="7B5C5222">
+            <wp:extent cx="5940425" cy="2655570"/>
+            <wp:effectExtent l="0" t="0" r="3175" b="0"/>
+            <wp:docPr id="4" name="Рисунок 4"/>
+            <wp:cNvGraphicFramePr>
+              <a:graphicFrameLocks xmlns:a="http://schemas.openxmlformats.org/drawingml/2006/main" noChangeAspect="1"/>
+            </wp:cNvGraphicFramePr>
+            <a:graphic xmlns:a="http://schemas.openxmlformats.org/drawingml/2006/main">
+              <a:graphicData uri="http://schemas.openxmlformats.org/drawingml/2006/picture">
+                <pic:pic xmlns:pic="http://schemas.openxmlformats.org/drawingml/2006/picture">
+                  <pic:nvPicPr>
+                    <pic:cNvPr id="0" name=""/>
+                    <pic:cNvPicPr/>
+                  </pic:nvPicPr>
+                  <pic:blipFill>
+                    <a:blip r:embed="rId11"/>
+                    <a:stretch>
+                      <a:fillRect/>
+                    </a:stretch>
+                  </pic:blipFill>
+                  <pic:spPr>
+                    <a:xfrm>
+                      <a:off x="0" y="0"/>
+                      <a:ext cx="5940425" cy="2655570"/>
+                    </a:xfrm>
+                    <a:prstGeom prst="rect">
+                      <a:avLst/>
+                    </a:prstGeom>
+                  </pic:spPr>
+                </pic:pic>
+              </a:graphicData>
+            </a:graphic>
+          </wp:inline>
+        </w:drawing>
+      </w:r>
+    </w:p>
+    <w:p>
+      <w:pPr>
+        <w:pStyle w:val="a7"/>
+        <w:jc w:val="center"/>
+        <w:rPr>
+          <w:rFonts w:ascii="Times New Roman" w:hAnsi="Times New Roman" w:cs="Times New Roman"/>
+          <w:b w:val="0"/>
+          <w:i/>
+          <w:color w:val="000000" w:themeColor="text1"/>
+          <w:sz w:val="24"/>
+          <w:szCs w:val="24"/>
+        </w:rPr>
+        <w:sectPr>
+          <w:pgSz w:w="11906" w:h="16838"/>
+          <w:pgMar w:top="1134" w:right="850" w:bottom="1134" w:left="1701" w:header="708" w:footer="708" w:gutter="0"/>
+          <w:cols w:space="708"/>
+          <w:docGrid w:linePitch="360"/>
+        </w:sectPr>
+      </w:pPr>
+      <w:r>
+        <w:rPr>
+          <w:rFonts w:ascii="Times New Roman" w:hAnsi="Times New Roman" w:cs="Times New Roman"/>
+          <w:b w:val="0"/>
+          <w:i/>
+          <w:color w:val="000000" w:themeColor="text1"/>
+          <w:sz w:val="24"/>
+          <w:szCs w:val="24"/>
+        </w:rPr>
+        <w:t xml:space="preserve">Рисунок </w:t>
+      </w:r>
+      <w:r>
+        <w:rPr>
+          <w:rFonts w:ascii="Times New Roman" w:hAnsi="Times New Roman" w:cs="Times New Roman"/>
+          <w:b w:val="0"/>
+          <w:i/>
+          <w:color w:val="000000" w:themeColor="text1"/>
+          <w:sz w:val="24"/>
+          <w:szCs w:val="24"/>
+        </w:rPr>
+        <w:fldChar w:fldCharType="begin"/>
+      </w:r>
+      <w:r>
+        <w:rPr>
+          <w:rFonts w:ascii="Times New Roman" w:hAnsi="Times New Roman" w:cs="Times New Roman"/>
+          <w:b w:val="0"/>
+          <w:i/>
+          <w:color w:val="000000" w:themeColor="text1"/>
+          <w:sz w:val="24"/>
+          <w:szCs w:val="24"/>
+        </w:rPr>
+        <w:instrText xml:space="preserve"> SEQ Рисунок \* ARABIC </w:instrText>
+      </w:r>
+      <w:r>
+        <w:rPr>
+          <w:rFonts w:ascii="Times New Roman" w:hAnsi="Times New Roman" w:cs="Times New Roman"/>
+          <w:b w:val="0"/>
+          <w:i/>
+          <w:color w:val="000000" w:themeColor="text1"/>
+          <w:sz w:val="24"/>
+          <w:szCs w:val="24"/>
+        </w:rPr>
+        <w:fldChar w:fldCharType="separate"/>
+      </w:r>
+      <w:r>
+        <w:rPr>
+          <w:rFonts w:ascii="Times New Roman" w:hAnsi="Times New Roman" w:cs="Times New Roman"/>
+          <w:b w:val="0"/>
+          <w:i/>
+          <w:noProof/>
+          <w:color w:val="000000" w:themeColor="text1"/>
+          <w:sz w:val="24"/>
+          <w:szCs w:val="24"/>
+        </w:rPr>
+        <w:t>5</w:t>
+      </w:r>
+      <w:r>
+        <w:rPr>
+          <w:rFonts w:ascii="Times New Roman" w:hAnsi="Times New Roman" w:cs="Times New Roman"/>
+          <w:b w:val="0"/>
+          <w:i/>
+          <w:color w:val="000000" w:themeColor="text1"/>
+          <w:sz w:val="24"/>
+          <w:szCs w:val="24"/>
+        </w:rPr>
+        <w:fldChar w:fldCharType="end"/>
+      </w:r>
+      <w:r>
+        <w:rPr>
+          <w:rFonts w:ascii="Times New Roman" w:hAnsi="Times New Roman" w:cs="Times New Roman"/>
+          <w:b w:val="0"/>
+          <w:i/>
+          <w:color w:val="000000" w:themeColor="text1"/>
+          <w:sz w:val="24"/>
+          <w:szCs w:val="24"/>
+        </w:rPr>
+        <w:t xml:space="preserve"> Структура файлов</w:t>
+      </w:r>
+    </w:p>
+    <w:p>
+      <w:pPr>
+        <w:pStyle w:val="1"/>
+        <w:rPr>
+          <w:rFonts w:ascii="Times New Roman" w:hAnsi="Times New Roman" w:cs="Times New Roman"/>
+          <w:b w:val="0"/>
+          <w:color w:val="000000" w:themeColor="text1"/>
+        </w:rPr>
+      </w:pPr>
+      <w:r>
+        <w:rPr>
+          <w:rFonts w:ascii="Times New Roman" w:hAnsi="Times New Roman" w:cs="Times New Roman"/>
+          <w:b w:val="0"/>
+          <w:color w:val="000000" w:themeColor="text1"/>
+        </w:rPr>
+        <w:lastRenderedPageBreak/>
+        <w:t>Список источников:</w:t>
+      </w:r>
+    </w:p>
+    <w:p>
+      <w:pPr>
+        <w:pStyle w:val="aa"/>
+        <w:numPr>
+          <w:ilvl w:val="0"/>
+          <w:numId w:val="10"/>
+        </w:numPr>
+        <w:rPr>
+          <w:rFonts w:ascii="Times New Roman" w:hAnsi="Times New Roman" w:cs="Times New Roman"/>
+          <w:sz w:val="28"/>
+          <w:szCs w:val="28"/>
+        </w:rPr>
+      </w:pPr>
+      <w:bookmarkStart w:id="1" w:name="BIB_1"/>
+      <w:r>
+        <w:rPr>
+          <w:rFonts w:ascii="Times New Roman" w:hAnsi="Times New Roman" w:cs="Times New Roman"/>
+          <w:sz w:val="28"/>
+          <w:szCs w:val="28"/>
+        </w:rPr>
+        <w:t xml:space="preserve">ГОСТ 11284-75. Отверстия сквозные </w:t>
+      </w:r>
+      <w:r>
+        <w:rPr>
+          <w:rFonts w:ascii="Times New Roman" w:hAnsi="Times New Roman" w:cs="Times New Roman"/>
+          <w:sz w:val="28"/>
+          <w:szCs w:val="28"/>
+        </w:rPr>
+        <w:t>под крепежные детали. Размеры. -</w:t>
+      </w:r>
+      <w:r>
+        <w:rPr>
+          <w:rFonts w:ascii="Times New Roman" w:hAnsi="Times New Roman" w:cs="Times New Roman"/>
+          <w:sz w:val="28"/>
+          <w:szCs w:val="28"/>
+        </w:rPr>
+        <w:t xml:space="preserve"> URL: https://files.stroyinf.ru/Data/23/2336</w:t>
+      </w:r>
+      <w:r>
+        <w:rPr>
+          <w:rFonts w:ascii="Times New Roman" w:hAnsi="Times New Roman" w:cs="Times New Roman"/>
+          <w:sz w:val="28"/>
+          <w:szCs w:val="28"/>
+        </w:rPr>
+        <w:t>.pdf (дата обращения: 29.09.2026</w:t>
+      </w:r>
+      <w:r>
+        <w:rPr>
+          <w:rFonts w:ascii="Times New Roman" w:hAnsi="Times New Roman" w:cs="Times New Roman"/>
+          <w:sz w:val="28"/>
+          <w:szCs w:val="28"/>
+        </w:rPr>
+        <w:t>). – Текст</w:t>
+      </w:r>
+      <w:proofErr w:type="gramStart"/>
+      <w:r>
+        <w:rPr>
+          <w:rFonts w:ascii="Times New Roman" w:hAnsi="Times New Roman" w:cs="Times New Roman"/>
+          <w:sz w:val="28"/>
+          <w:szCs w:val="28"/>
+        </w:rPr>
+        <w:t xml:space="preserve"> :</w:t>
+      </w:r>
+      <w:proofErr w:type="gramEnd"/>
+      <w:r>
+        <w:rPr>
+          <w:rFonts w:ascii="Times New Roman" w:hAnsi="Times New Roman" w:cs="Times New Roman"/>
+          <w:sz w:val="28"/>
+          <w:szCs w:val="28"/>
+        </w:rPr>
+        <w:t xml:space="preserve"> электронный.</w:t>
+      </w:r>
+    </w:p>
+    <w:p>
+      <w:pPr>
+        <w:pStyle w:val="aa"/>
+        <w:numPr>
+          <w:ilvl w:val="0"/>
+          <w:numId w:val="10"/>
+        </w:numPr>
+        <w:rPr>
+          <w:rFonts w:ascii="Times New Roman" w:hAnsi="Times New Roman" w:cs="Times New Roman"/>
+          <w:sz w:val="28"/>
+          <w:szCs w:val="28"/>
+          <w:lang w:val="en-US"/>
+        </w:rPr>
+      </w:pPr>
+      <w:bookmarkStart w:id="2" w:name="BIB_2"/>
+      <w:bookmarkEnd w:id="1"/>
+      <w:r>
+        <w:rPr>
+          <w:rFonts w:ascii="Times New Roman" w:hAnsi="Times New Roman" w:cs="Times New Roman"/>
+          <w:sz w:val="28"/>
+          <w:szCs w:val="28"/>
+          <w:lang w:val="en-US"/>
+        </w:rPr>
+        <w:t xml:space="preserve">ISO 273:1979. Fasteners </w:t>
+      </w:r>
+      <w:r>
+        <w:rPr>
+          <w:rFonts w:ascii="Times New Roman" w:hAnsi="Times New Roman" w:cs="Times New Roman"/>
+          <w:sz w:val="28"/>
+          <w:szCs w:val="28"/>
+          <w:lang w:val="en-US"/>
+        </w:rPr>
+        <w:t>-</w:t>
+      </w:r>
+      <w:r>
+        <w:rPr>
+          <w:rFonts w:ascii="Times New Roman" w:hAnsi="Times New Roman" w:cs="Times New Roman"/>
+          <w:sz w:val="28"/>
+          <w:szCs w:val="28"/>
+          <w:lang w:val="en-US"/>
+        </w:rPr>
+        <w:t xml:space="preserve"> Clearan</w:t>
+      </w:r>
+      <w:r>
+        <w:rPr>
+          <w:rFonts w:ascii="Times New Roman" w:hAnsi="Times New Roman" w:cs="Times New Roman"/>
+          <w:sz w:val="28"/>
+          <w:szCs w:val="28"/>
+          <w:lang w:val="en-US"/>
+        </w:rPr>
+        <w:t>ce holes for bolts and screws. -</w:t>
+      </w:r>
+      <w:r>
+        <w:rPr>
+          <w:rFonts w:ascii="Times New Roman" w:hAnsi="Times New Roman" w:cs="Times New Roman"/>
+          <w:sz w:val="28"/>
+          <w:szCs w:val="28"/>
+          <w:lang w:val="en-US"/>
+        </w:rPr>
+        <w:t xml:space="preserve"> URL: https://cdn.standards.iteh.ai/samples/4183/1a8db2e6de054d2e9bed7d40be64d6e1/ISO-273-1979.pdf (</w:t>
+      </w:r>
+      <w:proofErr w:type="spellStart"/>
+      <w:r>
+        <w:rPr>
+          <w:rFonts w:ascii="Times New Roman" w:hAnsi="Times New Roman" w:cs="Times New Roman"/>
+          <w:sz w:val="28"/>
+          <w:szCs w:val="28"/>
+          <w:lang w:val="en-US"/>
+        </w:rPr>
+        <w:t>дата</w:t>
+      </w:r>
+      <w:proofErr w:type="spellEnd"/>
+      <w:r>
+        <w:rPr>
+          <w:rFonts w:ascii="Times New Roman" w:hAnsi="Times New Roman" w:cs="Times New Roman"/>
+          <w:sz w:val="28"/>
+          <w:szCs w:val="28"/>
+          <w:lang w:val="en-US"/>
+        </w:rPr>
+        <w:t xml:space="preserve"> </w:t>
+      </w:r>
+      <w:proofErr w:type="spellStart"/>
+      <w:r>
+        <w:rPr>
+          <w:rFonts w:ascii="Times New Roman" w:hAnsi="Times New Roman" w:cs="Times New Roman"/>
+          <w:sz w:val="28"/>
+          <w:szCs w:val="28"/>
+          <w:lang w:val="en-US"/>
+        </w:rPr>
+        <w:t>обращения</w:t>
+      </w:r>
+      <w:proofErr w:type="spellEnd"/>
+      <w:r>
+        <w:rPr>
+          <w:rFonts w:ascii="Times New Roman" w:hAnsi="Times New Roman" w:cs="Times New Roman"/>
+          <w:sz w:val="28"/>
+          <w:szCs w:val="28"/>
+          <w:lang w:val="en-US"/>
+        </w:rPr>
+        <w:t xml:space="preserve">: 29.09.2026). – </w:t>
+      </w:r>
+      <w:proofErr w:type="spellStart"/>
+      <w:proofErr w:type="gramStart"/>
+      <w:r>
+        <w:rPr>
+          <w:rFonts w:ascii="Times New Roman" w:hAnsi="Times New Roman" w:cs="Times New Roman"/>
+          <w:sz w:val="28"/>
+          <w:szCs w:val="28"/>
+          <w:lang w:val="en-US"/>
+        </w:rPr>
+        <w:t>Текст</w:t>
+      </w:r>
+      <w:proofErr w:type="spellEnd"/>
+      <w:r>
+        <w:rPr>
+          <w:rFonts w:ascii="Times New Roman" w:hAnsi="Times New Roman" w:cs="Times New Roman"/>
+          <w:sz w:val="28"/>
+          <w:szCs w:val="28"/>
+          <w:lang w:val="en-US"/>
+        </w:rPr>
+        <w:t xml:space="preserve"> :</w:t>
+      </w:r>
+      <w:proofErr w:type="gramEnd"/>
+      <w:r>
+        <w:rPr>
+          <w:rFonts w:ascii="Times New Roman" w:hAnsi="Times New Roman" w:cs="Times New Roman"/>
+          <w:sz w:val="28"/>
+          <w:szCs w:val="28"/>
+          <w:lang w:val="en-US"/>
+        </w:rPr>
+        <w:t xml:space="preserve"> </w:t>
+      </w:r>
+      <w:proofErr w:type="spellStart"/>
+      <w:r>
+        <w:rPr>
+          <w:rFonts w:ascii="Times New Roman" w:hAnsi="Times New Roman" w:cs="Times New Roman"/>
+          <w:sz w:val="28"/>
+          <w:szCs w:val="28"/>
+          <w:lang w:val="en-US"/>
+        </w:rPr>
+        <w:t>электронный</w:t>
+      </w:r>
+      <w:proofErr w:type="spellEnd"/>
+      <w:r>
+        <w:rPr>
+          <w:rFonts w:ascii="Times New Roman" w:hAnsi="Times New Roman" w:cs="Times New Roman"/>
+          <w:sz w:val="28"/>
+          <w:szCs w:val="28"/>
+          <w:lang w:val="en-US"/>
+        </w:rPr>
+        <w:t>.</w:t>
+      </w:r>
+    </w:p>
+    <w:p>
+      <w:pPr>
+        <w:pStyle w:val="aa"/>
+        <w:numPr>
+          <w:ilvl w:val="0"/>
+          <w:numId w:val="10"/>
+        </w:numPr>
+        <w:rPr>
+          <w:rFonts w:ascii="Times New Roman" w:hAnsi="Times New Roman" w:cs="Times New Roman"/>
+          <w:sz w:val="28"/>
+          <w:szCs w:val="28"/>
+        </w:rPr>
+      </w:pPr>
+      <w:r>
+        <w:rPr>
+          <w:rFonts w:ascii="Times New Roman" w:hAnsi="Times New Roman" w:cs="Times New Roman"/>
+          <w:sz w:val="28"/>
+          <w:szCs w:val="28"/>
+        </w:rPr>
+        <w:t>Расш</w:t>
+      </w:r>
+      <w:r>
+        <w:rPr>
+          <w:rFonts w:ascii="Times New Roman" w:hAnsi="Times New Roman" w:cs="Times New Roman"/>
+          <w:sz w:val="28"/>
+          <w:szCs w:val="28"/>
+        </w:rPr>
+        <w:t xml:space="preserve">иренный формат </w:t>
+      </w:r>
+      <w:proofErr w:type="spellStart"/>
+      <w:r>
+        <w:rPr>
+          <w:rFonts w:ascii="Times New Roman" w:hAnsi="Times New Roman" w:cs="Times New Roman"/>
+          <w:sz w:val="28"/>
+          <w:szCs w:val="28"/>
+        </w:rPr>
+        <w:t>Gerber</w:t>
+      </w:r>
+      <w:proofErr w:type="spellEnd"/>
+      <w:r>
+        <w:rPr>
+          <w:rFonts w:ascii="Times New Roman" w:hAnsi="Times New Roman" w:cs="Times New Roman"/>
+          <w:sz w:val="28"/>
+          <w:szCs w:val="28"/>
+        </w:rPr>
+        <w:t xml:space="preserve"> RS-274X. -</w:t>
+      </w:r>
+      <w:r>
+        <w:rPr>
+          <w:rFonts w:ascii="Times New Roman" w:hAnsi="Times New Roman" w:cs="Times New Roman"/>
+          <w:sz w:val="28"/>
+          <w:szCs w:val="28"/>
+        </w:rPr>
+        <w:t xml:space="preserve"> URL:</w:t>
+      </w:r>
+      <w:r>
+        <w:rPr>
+          <w:rFonts w:ascii="Times New Roman" w:hAnsi="Times New Roman" w:cs="Times New Roman"/>
+          <w:sz w:val="28"/>
+          <w:szCs w:val="28"/>
+        </w:rPr>
+        <w:t xml:space="preserve"> </w:t>
+      </w:r>
+      <w:r>
+        <w:rPr>
+          <w:rFonts w:ascii="Times New Roman" w:hAnsi="Times New Roman" w:cs="Times New Roman"/>
+          <w:sz w:val="28"/>
+          <w:szCs w:val="28"/>
+        </w:rPr>
+        <w:t>https://bfometr.ru/blog/rasshirennyy-form</w:t>
+      </w:r>
+      <w:r>
+        <w:rPr>
+          <w:rFonts w:ascii="Times New Roman" w:hAnsi="Times New Roman" w:cs="Times New Roman"/>
+          <w:sz w:val="28"/>
+          <w:szCs w:val="28"/>
+        </w:rPr>
+        <w:t xml:space="preserve">at-gerber-rs-274-x, свободный. </w:t>
+      </w:r>
+      <w:proofErr w:type="gramStart"/>
+      <w:r>
+        <w:rPr>
+          <w:rFonts w:ascii="Times New Roman" w:hAnsi="Times New Roman" w:cs="Times New Roman"/>
+          <w:sz w:val="28"/>
+          <w:szCs w:val="28"/>
+        </w:rPr>
+        <w:t>-Т</w:t>
+      </w:r>
+      <w:proofErr w:type="gramEnd"/>
+      <w:r>
+        <w:rPr>
+          <w:rFonts w:ascii="Times New Roman" w:hAnsi="Times New Roman" w:cs="Times New Roman"/>
+          <w:sz w:val="28"/>
+          <w:szCs w:val="28"/>
+        </w:rPr>
+        <w:t>екст : электронный. -</w:t>
+      </w:r>
+      <w:r>
+        <w:rPr>
+          <w:rFonts w:ascii="Times New Roman" w:hAnsi="Times New Roman" w:cs="Times New Roman"/>
+          <w:sz w:val="28"/>
+          <w:szCs w:val="28"/>
+        </w:rPr>
+        <w:t xml:space="preserve"> Дата обращения: 29.09.2026.</w:t>
+      </w:r>
+    </w:p>
+    <w:p>
+      <w:pPr>
+        <w:pStyle w:val="aa"/>
+        <w:numPr>
+          <w:ilvl w:val="0"/>
+          <w:numId w:val="10"/>
+        </w:numPr>
+        <w:rPr>
+          <w:rFonts w:ascii="Times New Roman" w:hAnsi="Times New Roman" w:cs="Times New Roman"/>
+          <w:sz w:val="28"/>
+          <w:szCs w:val="28"/>
+        </w:rPr>
+      </w:pPr>
+      <w:proofErr w:type="spellStart"/>
+      <w:r>
+        <w:rPr>
+          <w:rFonts w:ascii="Times New Roman" w:hAnsi="Times New Roman" w:cs="Times New Roman"/>
+          <w:sz w:val="28"/>
+          <w:szCs w:val="28"/>
+        </w:rPr>
+        <w:t>Gerber</w:t>
+      </w:r>
+      <w:proofErr w:type="spellEnd"/>
+      <w:r>
+        <w:rPr>
+          <w:rFonts w:ascii="Times New Roman" w:hAnsi="Times New Roman" w:cs="Times New Roman"/>
+          <w:sz w:val="28"/>
+          <w:szCs w:val="28"/>
+        </w:rPr>
+        <w:t>-файлы: что это и как проверить п</w:t>
+      </w:r>
+      <w:r>
+        <w:rPr>
+          <w:rFonts w:ascii="Times New Roman" w:hAnsi="Times New Roman" w:cs="Times New Roman"/>
+          <w:sz w:val="28"/>
+          <w:szCs w:val="28"/>
+        </w:rPr>
+        <w:t xml:space="preserve">еред отправкой в производство. - </w:t>
+      </w:r>
+      <w:r>
+        <w:rPr>
+          <w:rFonts w:ascii="Times New Roman" w:hAnsi="Times New Roman" w:cs="Times New Roman"/>
+          <w:sz w:val="28"/>
+          <w:szCs w:val="28"/>
+          <w:lang w:val="en-US"/>
+        </w:rPr>
+        <w:t>URL</w:t>
+      </w:r>
+      <w:r>
+        <w:rPr>
+          <w:rFonts w:ascii="Times New Roman" w:hAnsi="Times New Roman" w:cs="Times New Roman"/>
+          <w:sz w:val="28"/>
+          <w:szCs w:val="28"/>
+        </w:rPr>
+        <w:t xml:space="preserve">: </w:t>
+      </w:r>
+      <w:r>
+        <w:rPr>
+          <w:rFonts w:ascii="Times New Roman" w:hAnsi="Times New Roman" w:cs="Times New Roman"/>
+          <w:sz w:val="28"/>
+          <w:szCs w:val="28"/>
+          <w:lang w:val="en-US"/>
+        </w:rPr>
+        <w:t>https</w:t>
+      </w:r>
+      <w:r>
+        <w:rPr>
+          <w:rFonts w:ascii="Times New Roman" w:hAnsi="Times New Roman" w:cs="Times New Roman"/>
+          <w:sz w:val="28"/>
+          <w:szCs w:val="28"/>
+        </w:rPr>
+        <w:t>://</w:t>
+      </w:r>
+      <w:proofErr w:type="spellStart"/>
+      <w:r>
+        <w:rPr>
+          <w:rFonts w:ascii="Times New Roman" w:hAnsi="Times New Roman" w:cs="Times New Roman"/>
+          <w:sz w:val="28"/>
+          <w:szCs w:val="28"/>
+          <w:lang w:val="en-US"/>
+        </w:rPr>
+        <w:t>grangroup</w:t>
+      </w:r>
+      <w:proofErr w:type="spellEnd"/>
+      <w:r>
+        <w:rPr>
+          <w:rFonts w:ascii="Times New Roman" w:hAnsi="Times New Roman" w:cs="Times New Roman"/>
+          <w:sz w:val="28"/>
+          <w:szCs w:val="28"/>
+        </w:rPr>
+        <w:t>.</w:t>
+      </w:r>
+      <w:proofErr w:type="spellStart"/>
+      <w:r>
+        <w:rPr>
+          <w:rFonts w:ascii="Times New Roman" w:hAnsi="Times New Roman" w:cs="Times New Roman"/>
+          <w:sz w:val="28"/>
+          <w:szCs w:val="28"/>
+          <w:lang w:val="en-US"/>
+        </w:rPr>
+        <w:t>ru</w:t>
+      </w:r>
+      <w:proofErr w:type="spellEnd"/>
+      <w:r>
+        <w:rPr>
+          <w:rFonts w:ascii="Times New Roman" w:hAnsi="Times New Roman" w:cs="Times New Roman"/>
+          <w:sz w:val="28"/>
+          <w:szCs w:val="28"/>
+        </w:rPr>
+        <w:t>/</w:t>
+      </w:r>
+      <w:r>
+        <w:rPr>
+          <w:rFonts w:ascii="Times New Roman" w:hAnsi="Times New Roman" w:cs="Times New Roman"/>
+          <w:sz w:val="28"/>
+          <w:szCs w:val="28"/>
+          <w:lang w:val="en-US"/>
+        </w:rPr>
+        <w:t>media</w:t>
+      </w:r>
+      <w:r>
+        <w:rPr>
+          <w:rFonts w:ascii="Times New Roman" w:hAnsi="Times New Roman" w:cs="Times New Roman"/>
+          <w:sz w:val="28"/>
+          <w:szCs w:val="28"/>
+        </w:rPr>
+        <w:t>/</w:t>
+      </w:r>
+      <w:r>
+        <w:rPr>
+          <w:rFonts w:ascii="Times New Roman" w:hAnsi="Times New Roman" w:cs="Times New Roman"/>
+          <w:sz w:val="28"/>
+          <w:szCs w:val="28"/>
+          <w:lang w:val="en-US"/>
+        </w:rPr>
+        <w:t>blog</w:t>
+      </w:r>
+      <w:r>
+        <w:rPr>
+          <w:rFonts w:ascii="Times New Roman" w:hAnsi="Times New Roman" w:cs="Times New Roman"/>
+          <w:sz w:val="28"/>
+          <w:szCs w:val="28"/>
+        </w:rPr>
+        <w:t>/</w:t>
+      </w:r>
+      <w:proofErr w:type="spellStart"/>
+      <w:r>
+        <w:rPr>
+          <w:rFonts w:ascii="Times New Roman" w:hAnsi="Times New Roman" w:cs="Times New Roman"/>
+          <w:sz w:val="28"/>
+          <w:szCs w:val="28"/>
+          <w:lang w:val="en-US"/>
+        </w:rPr>
+        <w:t>gerber</w:t>
+      </w:r>
+      <w:proofErr w:type="spellEnd"/>
+      <w:r>
+        <w:rPr>
+          <w:rFonts w:ascii="Times New Roman" w:hAnsi="Times New Roman" w:cs="Times New Roman"/>
+          <w:sz w:val="28"/>
+          <w:szCs w:val="28"/>
+        </w:rPr>
+        <w:t>-</w:t>
+      </w:r>
+      <w:proofErr w:type="spellStart"/>
+      <w:r>
+        <w:rPr>
+          <w:rFonts w:ascii="Times New Roman" w:hAnsi="Times New Roman" w:cs="Times New Roman"/>
+          <w:sz w:val="28"/>
+          <w:szCs w:val="28"/>
+          <w:lang w:val="en-US"/>
+        </w:rPr>
+        <w:t>faily</w:t>
+      </w:r>
+      <w:proofErr w:type="spellEnd"/>
+      <w:r>
+        <w:rPr>
+          <w:rFonts w:ascii="Times New Roman" w:hAnsi="Times New Roman" w:cs="Times New Roman"/>
+          <w:sz w:val="28"/>
+          <w:szCs w:val="28"/>
+        </w:rPr>
+        <w:t>-</w:t>
+      </w:r>
+      <w:proofErr w:type="spellStart"/>
+      <w:r>
+        <w:rPr>
+          <w:rFonts w:ascii="Times New Roman" w:hAnsi="Times New Roman" w:cs="Times New Roman"/>
+          <w:sz w:val="28"/>
+          <w:szCs w:val="28"/>
+          <w:lang w:val="en-US"/>
+        </w:rPr>
+        <w:t>cto</w:t>
+      </w:r>
+      <w:proofErr w:type="spellEnd"/>
+      <w:r>
+        <w:rPr>
+          <w:rFonts w:ascii="Times New Roman" w:hAnsi="Times New Roman" w:cs="Times New Roman"/>
+          <w:sz w:val="28"/>
+          <w:szCs w:val="28"/>
+        </w:rPr>
+        <w:t>-</w:t>
+      </w:r>
+      <w:proofErr w:type="spellStart"/>
+      <w:r>
+        <w:rPr>
+          <w:rFonts w:ascii="Times New Roman" w:hAnsi="Times New Roman" w:cs="Times New Roman"/>
+          <w:sz w:val="28"/>
+          <w:szCs w:val="28"/>
+          <w:lang w:val="en-US"/>
+        </w:rPr>
+        <w:t>eto</w:t>
+      </w:r>
+      <w:proofErr w:type="spellEnd"/>
+      <w:r>
+        <w:rPr>
+          <w:rFonts w:ascii="Times New Roman" w:hAnsi="Times New Roman" w:cs="Times New Roman"/>
+          <w:sz w:val="28"/>
+          <w:szCs w:val="28"/>
+        </w:rPr>
+        <w:t>-</w:t>
+      </w:r>
+      <w:r>
+        <w:rPr>
+          <w:rFonts w:ascii="Times New Roman" w:hAnsi="Times New Roman" w:cs="Times New Roman"/>
+          <w:sz w:val="28"/>
+          <w:szCs w:val="28"/>
+          <w:lang w:val="en-US"/>
+        </w:rPr>
+        <w:t>i</w:t>
+      </w:r>
+      <w:r>
+        <w:rPr>
+          <w:rFonts w:ascii="Times New Roman" w:hAnsi="Times New Roman" w:cs="Times New Roman"/>
+          <w:sz w:val="28"/>
+          <w:szCs w:val="28"/>
+        </w:rPr>
+        <w:t>-</w:t>
+      </w:r>
+      <w:proofErr w:type="spellStart"/>
+      <w:r>
+        <w:rPr>
+          <w:rFonts w:ascii="Times New Roman" w:hAnsi="Times New Roman" w:cs="Times New Roman"/>
+          <w:sz w:val="28"/>
+          <w:szCs w:val="28"/>
+          <w:lang w:val="en-US"/>
+        </w:rPr>
+        <w:t>kak</w:t>
+      </w:r>
+      <w:proofErr w:type="spellEnd"/>
+      <w:r>
+        <w:rPr>
+          <w:rFonts w:ascii="Times New Roman" w:hAnsi="Times New Roman" w:cs="Times New Roman"/>
+          <w:sz w:val="28"/>
+          <w:szCs w:val="28"/>
+        </w:rPr>
+        <w:t>-</w:t>
+      </w:r>
+      <w:proofErr w:type="spellStart"/>
+      <w:r>
+        <w:rPr>
+          <w:rFonts w:ascii="Times New Roman" w:hAnsi="Times New Roman" w:cs="Times New Roman"/>
+          <w:sz w:val="28"/>
+          <w:szCs w:val="28"/>
+          <w:lang w:val="en-US"/>
+        </w:rPr>
+        <w:t>proverit</w:t>
+      </w:r>
+      <w:proofErr w:type="spellEnd"/>
+      <w:r>
+        <w:rPr>
+          <w:rFonts w:ascii="Times New Roman" w:hAnsi="Times New Roman" w:cs="Times New Roman"/>
+          <w:sz w:val="28"/>
+          <w:szCs w:val="28"/>
+        </w:rPr>
+        <w:t>-</w:t>
+      </w:r>
+      <w:proofErr w:type="spellStart"/>
+      <w:r>
+        <w:rPr>
+          <w:rFonts w:ascii="Times New Roman" w:hAnsi="Times New Roman" w:cs="Times New Roman"/>
+          <w:sz w:val="28"/>
+          <w:szCs w:val="28"/>
+        </w:rPr>
+        <w:t>pered</w:t>
+      </w:r>
+      <w:proofErr w:type="spellEnd"/>
+      <w:r>
+        <w:rPr>
+          <w:rFonts w:ascii="Times New Roman" w:hAnsi="Times New Roman" w:cs="Times New Roman"/>
+          <w:sz w:val="28"/>
+          <w:szCs w:val="28"/>
+        </w:rPr>
+        <w:t>-</w:t>
+      </w:r>
+      <w:proofErr w:type="spellStart"/>
+      <w:r>
+        <w:rPr>
+          <w:rFonts w:ascii="Times New Roman" w:hAnsi="Times New Roman" w:cs="Times New Roman"/>
+          <w:sz w:val="28"/>
+          <w:szCs w:val="28"/>
+        </w:rPr>
+        <w:t>otpravkoi</w:t>
+      </w:r>
+      <w:proofErr w:type="spellEnd"/>
+      <w:r>
+        <w:rPr>
+          <w:rFonts w:ascii="Times New Roman" w:hAnsi="Times New Roman" w:cs="Times New Roman"/>
+          <w:sz w:val="28"/>
+          <w:szCs w:val="28"/>
+        </w:rPr>
+        <w:t>-v-</w:t>
+      </w:r>
+      <w:proofErr w:type="spellStart"/>
+      <w:r>
+        <w:rPr>
+          <w:rFonts w:ascii="Times New Roman" w:hAnsi="Times New Roman" w:cs="Times New Roman"/>
+          <w:sz w:val="28"/>
+          <w:szCs w:val="28"/>
+        </w:rPr>
+        <w:t>proizvodstvo</w:t>
+      </w:r>
+      <w:proofErr w:type="spellEnd"/>
+      <w:r>
+        <w:rPr>
+          <w:rFonts w:ascii="Times New Roman" w:hAnsi="Times New Roman" w:cs="Times New Roman"/>
+          <w:sz w:val="28"/>
+          <w:szCs w:val="28"/>
+        </w:rPr>
+        <w:t>, сво</w:t>
+      </w:r>
+      <w:r>
+        <w:rPr>
+          <w:rFonts w:ascii="Times New Roman" w:hAnsi="Times New Roman" w:cs="Times New Roman"/>
+          <w:sz w:val="28"/>
+          <w:szCs w:val="28"/>
+        </w:rPr>
+        <w:t>бодный. – Текст</w:t>
+      </w:r>
+      <w:proofErr w:type="gramStart"/>
+      <w:r>
+        <w:rPr>
+          <w:rFonts w:ascii="Times New Roman" w:hAnsi="Times New Roman" w:cs="Times New Roman"/>
+          <w:sz w:val="28"/>
+          <w:szCs w:val="28"/>
+        </w:rPr>
+        <w:t xml:space="preserve"> :</w:t>
+      </w:r>
+      <w:proofErr w:type="gramEnd"/>
+      <w:r>
+        <w:rPr>
+          <w:rFonts w:ascii="Times New Roman" w:hAnsi="Times New Roman" w:cs="Times New Roman"/>
+          <w:sz w:val="28"/>
+          <w:szCs w:val="28"/>
+        </w:rPr>
+        <w:t xml:space="preserve"> электронный. - </w:t>
+      </w:r>
+      <w:r>
+        <w:rPr>
+          <w:rFonts w:ascii="Times New Roman" w:hAnsi="Times New Roman" w:cs="Times New Roman"/>
+          <w:sz w:val="28"/>
+          <w:szCs w:val="28"/>
+        </w:rPr>
+        <w:t>Дата обращения: 29.09.2026.</w:t>
+      </w:r>
+    </w:p>
+    <w:p>
+      <w:pPr>
+        <w:pStyle w:val="aa"/>
+        <w:rPr>
+          <w:rFonts w:ascii="Times New Roman" w:hAnsi="Times New Roman" w:cs="Times New Roman"/>
+          <w:sz w:val="28"/>
+          <w:szCs w:val="28"/>
+        </w:rPr>
+      </w:pPr>
+    </w:p>
+    <w:bookmarkEnd w:id="2"/>
+    <w:p>
+      <w:pPr>
+        <w:rPr>
+          <w:rFonts w:ascii="Times New Roman" w:hAnsi="Times New Roman" w:cs="Times New Roman"/>
+          <w:sz w:val="28"/>
+          <w:szCs w:val="28"/>
+        </w:rPr>
+      </w:pPr>
+      <w:r>
+        <w:rPr>
+          <w:rFonts w:ascii="Times New Roman" w:hAnsi="Times New Roman" w:cs="Times New Roman"/>
+          <w:sz w:val="28"/>
+          <w:szCs w:val="28"/>
+        </w:rPr>
+        <w:t xml:space="preserve">. </w:t>
+      </w:r>
     </w:p>
     <w:p>
       <w:pPr>
@@ -1378,8 +4346,296 @@
 </file>
 
 <file path=word/numbering.xml><?xml version="1.0" encoding="utf-8"?>
-<w:numbering xmlns:wpc="http://schemas.microsoft.com/office/word/2010/wordprocessingCanvas" xmlns:cx="http://schemas.microsoft.com/office/drawing/2014/chartex" xmlns:mc="http://schemas.openxmlformats.org/markup-compatibility/2006" xmlns:o="urn:schemas-microsoft-com:office:office" xmlns:r="http://schemas.openxmlformats.org/officeDocument/2006/relationships" xmlns:m="http://schemas.openxmlformats.org/officeDocument/2006/math" xmlns:v="urn:schemas-microsoft-com:vml" xmlns:wp14="http://schemas.microsoft.com/office/word/2010/wordprocessingDrawing" xmlns:wp="http://schemas.openxmlformats.org/drawingml/2006/wordprocessingDrawing" xmlns:w10="urn:schemas-microsoft-com:office:word" xmlns:w="http://schemas.openxmlformats.org/wordprocessingml/2006/main" xmlns:w14="http://schemas.microsoft.com/office/word/2010/wordml" xmlns:w15="http://schemas.microsoft.com/office/word/2012/wordml" xmlns:w16se="http://schemas.microsoft.com/office/word/2015/wordml/symex" xmlns:wpg="http://schemas.microsoft.com/office/word/2010/wordprocessingGroup" xmlns:wpi="http://schemas.microsoft.com/office/word/2010/wordprocessingInk" xmlns:wne="http://schemas.microsoft.com/office/word/2006/wordml" xmlns:wps="http://schemas.microsoft.com/office/word/2010/wordprocessingShape" mc:Ignorable="w14 w15 w16se wp14">
-  <w:abstractNum w:abstractNumId="0" w15:restartNumberingAfterBreak="0">
+<w:numbering xmlns:wpc="http://schemas.microsoft.com/office/word/2010/wordprocessingCanvas" xmlns:mc="http://schemas.openxmlformats.org/markup-compatibility/2006" xmlns:o="urn:schemas-microsoft-com:office:office" xmlns:r="http://schemas.openxmlformats.org/officeDocument/2006/relationships" xmlns:m="http://schemas.openxmlformats.org/officeDocument/2006/math" xmlns:v="urn:schemas-microsoft-com:vml" xmlns:wp14="http://schemas.microsoft.com/office/word/2010/wordprocessingDrawing" xmlns:wp="http://schemas.openxmlformats.org/drawingml/2006/wordprocessingDrawing" xmlns:w10="urn:schemas-microsoft-com:office:word" xmlns:w="http://schemas.openxmlformats.org/wordprocessingml/2006/main" xmlns:w14="http://schemas.microsoft.com/office/word/2010/wordml" xmlns:wpg="http://schemas.microsoft.com/office/word/2010/wordprocessingGroup" xmlns:wpi="http://schemas.microsoft.com/office/word/2010/wordprocessingInk" xmlns:wne="http://schemas.microsoft.com/office/word/2006/wordml" xmlns:wps="http://schemas.microsoft.com/office/word/2010/wordprocessingShape" mc:Ignorable="w14 wp14">
+  <w:abstractNum w:abstractNumId="0">
+    <w:nsid w:val="02856399"/>
+    <w:multiLevelType w:val="hybridMultilevel"/>
+    <w:tmpl w:val="DFDEF05C"/>
+    <w:lvl w:ilvl="0" w:tplc="0419000F">
+      <w:start w:val="1"/>
+      <w:numFmt w:val="decimal"/>
+      <w:lvlText w:val="%1."/>
+      <w:lvlJc w:val="left"/>
+      <w:pPr>
+        <w:ind w:left="720" w:hanging="360"/>
+      </w:pPr>
+      <w:rPr>
+        <w:rFonts w:hint="default"/>
+      </w:rPr>
+    </w:lvl>
+    <w:lvl w:ilvl="1" w:tplc="04190019" w:tentative="1">
+      <w:start w:val="1"/>
+      <w:numFmt w:val="lowerLetter"/>
+      <w:lvlText w:val="%2."/>
+      <w:lvlJc w:val="left"/>
+      <w:pPr>
+        <w:ind w:left="1440" w:hanging="360"/>
+      </w:pPr>
+    </w:lvl>
+    <w:lvl w:ilvl="2" w:tplc="0419001B" w:tentative="1">
+      <w:start w:val="1"/>
+      <w:numFmt w:val="lowerRoman"/>
+      <w:lvlText w:val="%3."/>
+      <w:lvlJc w:val="right"/>
+      <w:pPr>
+        <w:ind w:left="2160" w:hanging="180"/>
+      </w:pPr>
+    </w:lvl>
+    <w:lvl w:ilvl="3" w:tplc="0419000F" w:tentative="1">
+      <w:start w:val="1"/>
+      <w:numFmt w:val="decimal"/>
+      <w:lvlText w:val="%4."/>
+      <w:lvlJc w:val="left"/>
+      <w:pPr>
+        <w:ind w:left="2880" w:hanging="360"/>
+      </w:pPr>
+    </w:lvl>
+    <w:lvl w:ilvl="4" w:tplc="04190019" w:tentative="1">
+      <w:start w:val="1"/>
+      <w:numFmt w:val="lowerLetter"/>
+      <w:lvlText w:val="%5."/>
+      <w:lvlJc w:val="left"/>
+      <w:pPr>
+        <w:ind w:left="3600" w:hanging="360"/>
+      </w:pPr>
+    </w:lvl>
+    <w:lvl w:ilvl="5" w:tplc="0419001B" w:tentative="1">
+      <w:start w:val="1"/>
+      <w:numFmt w:val="lowerRoman"/>
+      <w:lvlText w:val="%6."/>
+      <w:lvlJc w:val="right"/>
+      <w:pPr>
+        <w:ind w:left="4320" w:hanging="180"/>
+      </w:pPr>
+    </w:lvl>
+    <w:lvl w:ilvl="6" w:tplc="0419000F" w:tentative="1">
+      <w:start w:val="1"/>
+      <w:numFmt w:val="decimal"/>
+      <w:lvlText w:val="%7."/>
+      <w:lvlJc w:val="left"/>
+      <w:pPr>
+        <w:ind w:left="5040" w:hanging="360"/>
+      </w:pPr>
+    </w:lvl>
+    <w:lvl w:ilvl="7" w:tplc="04190019" w:tentative="1">
+      <w:start w:val="1"/>
+      <w:numFmt w:val="lowerLetter"/>
+      <w:lvlText w:val="%8."/>
+      <w:lvlJc w:val="left"/>
+      <w:pPr>
+        <w:ind w:left="5760" w:hanging="360"/>
+      </w:pPr>
+    </w:lvl>
+    <w:lvl w:ilvl="8" w:tplc="0419001B" w:tentative="1">
+      <w:start w:val="1"/>
+      <w:numFmt w:val="lowerRoman"/>
+      <w:lvlText w:val="%9."/>
+      <w:lvlJc w:val="right"/>
+      <w:pPr>
+        <w:ind w:left="6480" w:hanging="180"/>
+      </w:pPr>
+    </w:lvl>
+  </w:abstractNum>
+  <w:abstractNum w:abstractNumId="1">
+    <w:nsid w:val="0FA71A50"/>
+    <w:multiLevelType w:val="hybridMultilevel"/>
+    <w:tmpl w:val="372AA896"/>
+    <w:lvl w:ilvl="0" w:tplc="04190001">
+      <w:start w:val="1"/>
+      <w:numFmt w:val="bullet"/>
+      <w:lvlText w:val=""/>
+      <w:lvlJc w:val="left"/>
+      <w:pPr>
+        <w:ind w:left="720" w:hanging="360"/>
+      </w:pPr>
+      <w:rPr>
+        <w:rFonts w:ascii="Symbol" w:hAnsi="Symbol" w:hint="default"/>
+      </w:rPr>
+    </w:lvl>
+    <w:lvl w:ilvl="1" w:tplc="04190003" w:tentative="1">
+      <w:start w:val="1"/>
+      <w:numFmt w:val="bullet"/>
+      <w:lvlText w:val="o"/>
+      <w:lvlJc w:val="left"/>
+      <w:pPr>
+        <w:ind w:left="1440" w:hanging="360"/>
+      </w:pPr>
+      <w:rPr>
+        <w:rFonts w:ascii="Courier New" w:hAnsi="Courier New" w:cs="Courier New" w:hint="default"/>
+      </w:rPr>
+    </w:lvl>
+    <w:lvl w:ilvl="2" w:tplc="04190005" w:tentative="1">
+      <w:start w:val="1"/>
+      <w:numFmt w:val="bullet"/>
+      <w:lvlText w:val=""/>
+      <w:lvlJc w:val="left"/>
+      <w:pPr>
+        <w:ind w:left="2160" w:hanging="360"/>
+      </w:pPr>
+      <w:rPr>
+        <w:rFonts w:ascii="Wingdings" w:hAnsi="Wingdings" w:hint="default"/>
+      </w:rPr>
+    </w:lvl>
+    <w:lvl w:ilvl="3" w:tplc="04190001" w:tentative="1">
+      <w:start w:val="1"/>
+      <w:numFmt w:val="bullet"/>
+      <w:lvlText w:val=""/>
+      <w:lvlJc w:val="left"/>
+      <w:pPr>
+        <w:ind w:left="2880" w:hanging="360"/>
+      </w:pPr>
+      <w:rPr>
+        <w:rFonts w:ascii="Symbol" w:hAnsi="Symbol" w:hint="default"/>
+      </w:rPr>
+    </w:lvl>
+    <w:lvl w:ilvl="4" w:tplc="04190003" w:tentative="1">
+      <w:start w:val="1"/>
+      <w:numFmt w:val="bullet"/>
+      <w:lvlText w:val="o"/>
+      <w:lvlJc w:val="left"/>
+      <w:pPr>
+        <w:ind w:left="3600" w:hanging="360"/>
+      </w:pPr>
+      <w:rPr>
+        <w:rFonts w:ascii="Courier New" w:hAnsi="Courier New" w:cs="Courier New" w:hint="default"/>
+      </w:rPr>
+    </w:lvl>
+    <w:lvl w:ilvl="5" w:tplc="04190005" w:tentative="1">
+      <w:start w:val="1"/>
+      <w:numFmt w:val="bullet"/>
+      <w:lvlText w:val=""/>
+      <w:lvlJc w:val="left"/>
+      <w:pPr>
+        <w:ind w:left="4320" w:hanging="360"/>
+      </w:pPr>
+      <w:rPr>
+        <w:rFonts w:ascii="Wingdings" w:hAnsi="Wingdings" w:hint="default"/>
+      </w:rPr>
+    </w:lvl>
+    <w:lvl w:ilvl="6" w:tplc="04190001" w:tentative="1">
+      <w:start w:val="1"/>
+      <w:numFmt w:val="bullet"/>
+      <w:lvlText w:val=""/>
+      <w:lvlJc w:val="left"/>
+      <w:pPr>
+        <w:ind w:left="5040" w:hanging="360"/>
+      </w:pPr>
+      <w:rPr>
+        <w:rFonts w:ascii="Symbol" w:hAnsi="Symbol" w:hint="default"/>
+      </w:rPr>
+    </w:lvl>
+    <w:lvl w:ilvl="7" w:tplc="04190003" w:tentative="1">
+      <w:start w:val="1"/>
+      <w:numFmt w:val="bullet"/>
+      <w:lvlText w:val="o"/>
+      <w:lvlJc w:val="left"/>
+      <w:pPr>
+        <w:ind w:left="5760" w:hanging="360"/>
+      </w:pPr>
+      <w:rPr>
+        <w:rFonts w:ascii="Courier New" w:hAnsi="Courier New" w:cs="Courier New" w:hint="default"/>
+      </w:rPr>
+    </w:lvl>
+    <w:lvl w:ilvl="8" w:tplc="04190005" w:tentative="1">
+      <w:start w:val="1"/>
+      <w:numFmt w:val="bullet"/>
+      <w:lvlText w:val=""/>
+      <w:lvlJc w:val="left"/>
+      <w:pPr>
+        <w:ind w:left="6480" w:hanging="360"/>
+      </w:pPr>
+      <w:rPr>
+        <w:rFonts w:ascii="Wingdings" w:hAnsi="Wingdings" w:hint="default"/>
+      </w:rPr>
+    </w:lvl>
+  </w:abstractNum>
+  <w:abstractNum w:abstractNumId="2">
+    <w:nsid w:val="0FD2141F"/>
+    <w:multiLevelType w:val="hybridMultilevel"/>
+    <w:tmpl w:val="4BC8973A"/>
+    <w:lvl w:ilvl="0" w:tplc="0419000F">
+      <w:start w:val="1"/>
+      <w:numFmt w:val="decimal"/>
+      <w:lvlText w:val="%1."/>
+      <w:lvlJc w:val="left"/>
+      <w:pPr>
+        <w:ind w:left="720" w:hanging="360"/>
+      </w:pPr>
+    </w:lvl>
+    <w:lvl w:ilvl="1" w:tplc="04190019">
+      <w:start w:val="1"/>
+      <w:numFmt w:val="lowerLetter"/>
+      <w:lvlText w:val="%2."/>
+      <w:lvlJc w:val="left"/>
+      <w:pPr>
+        <w:ind w:left="1440" w:hanging="360"/>
+      </w:pPr>
+    </w:lvl>
+    <w:lvl w:ilvl="2" w:tplc="0419001B" w:tentative="1">
+      <w:start w:val="1"/>
+      <w:numFmt w:val="lowerRoman"/>
+      <w:lvlText w:val="%3."/>
+      <w:lvlJc w:val="right"/>
+      <w:pPr>
+        <w:ind w:left="2160" w:hanging="180"/>
+      </w:pPr>
+    </w:lvl>
+    <w:lvl w:ilvl="3" w:tplc="0419000F" w:tentative="1">
+      <w:start w:val="1"/>
+      <w:numFmt w:val="decimal"/>
+      <w:lvlText w:val="%4."/>
+      <w:lvlJc w:val="left"/>
+      <w:pPr>
+        <w:ind w:left="2880" w:hanging="360"/>
+      </w:pPr>
+    </w:lvl>
+    <w:lvl w:ilvl="4" w:tplc="04190019" w:tentative="1">
+      <w:start w:val="1"/>
+      <w:numFmt w:val="lowerLetter"/>
+      <w:lvlText w:val="%5."/>
+      <w:lvlJc w:val="left"/>
+      <w:pPr>
+        <w:ind w:left="3600" w:hanging="360"/>
+      </w:pPr>
+    </w:lvl>
+    <w:lvl w:ilvl="5" w:tplc="0419001B" w:tentative="1">
+      <w:start w:val="1"/>
+      <w:numFmt w:val="lowerRoman"/>
+      <w:lvlText w:val="%6."/>
+      <w:lvlJc w:val="right"/>
+      <w:pPr>
+        <w:ind w:left="4320" w:hanging="180"/>
+      </w:pPr>
+    </w:lvl>
+    <w:lvl w:ilvl="6" w:tplc="0419000F" w:tentative="1">
+      <w:start w:val="1"/>
+      <w:numFmt w:val="decimal"/>
+      <w:lvlText w:val="%7."/>
+      <w:lvlJc w:val="left"/>
+      <w:pPr>
+        <w:ind w:left="5040" w:hanging="360"/>
+      </w:pPr>
+    </w:lvl>
+    <w:lvl w:ilvl="7" w:tplc="04190019" w:tentative="1">
+      <w:start w:val="1"/>
+      <w:numFmt w:val="lowerLetter"/>
+      <w:lvlText w:val="%8."/>
+      <w:lvlJc w:val="left"/>
+      <w:pPr>
+        <w:ind w:left="5760" w:hanging="360"/>
+      </w:pPr>
+    </w:lvl>
+    <w:lvl w:ilvl="8" w:tplc="0419001B" w:tentative="1">
+      <w:start w:val="1"/>
+      <w:numFmt w:val="lowerRoman"/>
+      <w:lvlText w:val="%9."/>
+      <w:lvlJc w:val="right"/>
+      <w:pPr>
+        <w:ind w:left="6480" w:hanging="180"/>
+      </w:pPr>
+    </w:lvl>
+  </w:abstractNum>
+  <w:abstractNum w:abstractNumId="3">
     <w:nsid w:val="23E1175F"/>
     <w:multiLevelType w:val="hybridMultilevel"/>
     <w:tmpl w:val="9E5EEECE"/>
@@ -1465,7 +4721,507 @@
       </w:pPr>
     </w:lvl>
   </w:abstractNum>
-  <w:abstractNum w:abstractNumId="1" w15:restartNumberingAfterBreak="0">
+  <w:abstractNum w:abstractNumId="4">
+    <w:nsid w:val="26985B51"/>
+    <w:multiLevelType w:val="multilevel"/>
+    <w:tmpl w:val="F5320AC2"/>
+    <w:lvl w:ilvl="0">
+      <w:start w:val="1"/>
+      <w:numFmt w:val="bullet"/>
+      <w:lvlText w:val=""/>
+      <w:lvlJc w:val="left"/>
+      <w:pPr>
+        <w:tabs>
+          <w:tab w:val="num" w:pos="720"/>
+        </w:tabs>
+        <w:ind w:left="720" w:hanging="360"/>
+      </w:pPr>
+      <w:rPr>
+        <w:rFonts w:ascii="Symbol" w:hAnsi="Symbol" w:hint="default"/>
+        <w:sz w:val="20"/>
+      </w:rPr>
+    </w:lvl>
+    <w:lvl w:ilvl="1" w:tentative="1">
+      <w:start w:val="1"/>
+      <w:numFmt w:val="bullet"/>
+      <w:lvlText w:val="o"/>
+      <w:lvlJc w:val="left"/>
+      <w:pPr>
+        <w:tabs>
+          <w:tab w:val="num" w:pos="1440"/>
+        </w:tabs>
+        <w:ind w:left="1440" w:hanging="360"/>
+      </w:pPr>
+      <w:rPr>
+        <w:rFonts w:ascii="Courier New" w:hAnsi="Courier New" w:hint="default"/>
+        <w:sz w:val="20"/>
+      </w:rPr>
+    </w:lvl>
+    <w:lvl w:ilvl="2" w:tentative="1">
+      <w:start w:val="1"/>
+      <w:numFmt w:val="bullet"/>
+      <w:lvlText w:val=""/>
+      <w:lvlJc w:val="left"/>
+      <w:pPr>
+        <w:tabs>
+          <w:tab w:val="num" w:pos="2160"/>
+        </w:tabs>
+        <w:ind w:left="2160" w:hanging="360"/>
+      </w:pPr>
+      <w:rPr>
+        <w:rFonts w:ascii="Wingdings" w:hAnsi="Wingdings" w:hint="default"/>
+        <w:sz w:val="20"/>
+      </w:rPr>
+    </w:lvl>
+    <w:lvl w:ilvl="3" w:tentative="1">
+      <w:start w:val="1"/>
+      <w:numFmt w:val="bullet"/>
+      <w:lvlText w:val=""/>
+      <w:lvlJc w:val="left"/>
+      <w:pPr>
+        <w:tabs>
+          <w:tab w:val="num" w:pos="2880"/>
+        </w:tabs>
+        <w:ind w:left="2880" w:hanging="360"/>
+      </w:pPr>
+      <w:rPr>
+        <w:rFonts w:ascii="Wingdings" w:hAnsi="Wingdings" w:hint="default"/>
+        <w:sz w:val="20"/>
+      </w:rPr>
+    </w:lvl>
+    <w:lvl w:ilvl="4" w:tentative="1">
+      <w:start w:val="1"/>
+      <w:numFmt w:val="bullet"/>
+      <w:lvlText w:val=""/>
+      <w:lvlJc w:val="left"/>
+      <w:pPr>
+        <w:tabs>
+          <w:tab w:val="num" w:pos="3600"/>
+        </w:tabs>
+        <w:ind w:left="3600" w:hanging="360"/>
+      </w:pPr>
+      <w:rPr>
+        <w:rFonts w:ascii="Wingdings" w:hAnsi="Wingdings" w:hint="default"/>
+        <w:sz w:val="20"/>
+      </w:rPr>
+    </w:lvl>
+    <w:lvl w:ilvl="5" w:tentative="1">
+      <w:start w:val="1"/>
+      <w:numFmt w:val="bullet"/>
+      <w:lvlText w:val=""/>
+      <w:lvlJc w:val="left"/>
+      <w:pPr>
+        <w:tabs>
+          <w:tab w:val="num" w:pos="4320"/>
+        </w:tabs>
+        <w:ind w:left="4320" w:hanging="360"/>
+      </w:pPr>
+      <w:rPr>
+        <w:rFonts w:ascii="Wingdings" w:hAnsi="Wingdings" w:hint="default"/>
+        <w:sz w:val="20"/>
+      </w:rPr>
+    </w:lvl>
+    <w:lvl w:ilvl="6" w:tentative="1">
+      <w:start w:val="1"/>
+      <w:numFmt w:val="bullet"/>
+      <w:lvlText w:val=""/>
+      <w:lvlJc w:val="left"/>
+      <w:pPr>
+        <w:tabs>
+          <w:tab w:val="num" w:pos="5040"/>
+        </w:tabs>
+        <w:ind w:left="5040" w:hanging="360"/>
+      </w:pPr>
+      <w:rPr>
+        <w:rFonts w:ascii="Wingdings" w:hAnsi="Wingdings" w:hint="default"/>
+        <w:sz w:val="20"/>
+      </w:rPr>
+    </w:lvl>
+    <w:lvl w:ilvl="7" w:tentative="1">
+      <w:start w:val="1"/>
+      <w:numFmt w:val="bullet"/>
+      <w:lvlText w:val=""/>
+      <w:lvlJc w:val="left"/>
+      <w:pPr>
+        <w:tabs>
+          <w:tab w:val="num" w:pos="5760"/>
+        </w:tabs>
+        <w:ind w:left="5760" w:hanging="360"/>
+      </w:pPr>
+      <w:rPr>
+        <w:rFonts w:ascii="Wingdings" w:hAnsi="Wingdings" w:hint="default"/>
+        <w:sz w:val="20"/>
+      </w:rPr>
+    </w:lvl>
+    <w:lvl w:ilvl="8" w:tentative="1">
+      <w:start w:val="1"/>
+      <w:numFmt w:val="bullet"/>
+      <w:lvlText w:val=""/>
+      <w:lvlJc w:val="left"/>
+      <w:pPr>
+        <w:tabs>
+          <w:tab w:val="num" w:pos="6480"/>
+        </w:tabs>
+        <w:ind w:left="6480" w:hanging="360"/>
+      </w:pPr>
+      <w:rPr>
+        <w:rFonts w:ascii="Wingdings" w:hAnsi="Wingdings" w:hint="default"/>
+        <w:sz w:val="20"/>
+      </w:rPr>
+    </w:lvl>
+  </w:abstractNum>
+  <w:abstractNum w:abstractNumId="5">
+    <w:nsid w:val="40583F6E"/>
+    <w:multiLevelType w:val="hybridMultilevel"/>
+    <w:tmpl w:val="BB8A36BA"/>
+    <w:lvl w:ilvl="0" w:tplc="0419000F">
+      <w:start w:val="1"/>
+      <w:numFmt w:val="decimal"/>
+      <w:lvlText w:val="%1."/>
+      <w:lvlJc w:val="left"/>
+      <w:pPr>
+        <w:ind w:left="720" w:hanging="360"/>
+      </w:pPr>
+      <w:rPr>
+        <w:rFonts w:hint="default"/>
+      </w:rPr>
+    </w:lvl>
+    <w:lvl w:ilvl="1" w:tplc="04190019" w:tentative="1">
+      <w:start w:val="1"/>
+      <w:numFmt w:val="lowerLetter"/>
+      <w:lvlText w:val="%2."/>
+      <w:lvlJc w:val="left"/>
+      <w:pPr>
+        <w:ind w:left="1440" w:hanging="360"/>
+      </w:pPr>
+    </w:lvl>
+    <w:lvl w:ilvl="2" w:tplc="0419001B" w:tentative="1">
+      <w:start w:val="1"/>
+      <w:numFmt w:val="lowerRoman"/>
+      <w:lvlText w:val="%3."/>
+      <w:lvlJc w:val="right"/>
+      <w:pPr>
+        <w:ind w:left="2160" w:hanging="180"/>
+      </w:pPr>
+    </w:lvl>
+    <w:lvl w:ilvl="3" w:tplc="0419000F" w:tentative="1">
+      <w:start w:val="1"/>
+      <w:numFmt w:val="decimal"/>
+      <w:lvlText w:val="%4."/>
+      <w:lvlJc w:val="left"/>
+      <w:pPr>
+        <w:ind w:left="2880" w:hanging="360"/>
+      </w:pPr>
+    </w:lvl>
+    <w:lvl w:ilvl="4" w:tplc="04190019" w:tentative="1">
+      <w:start w:val="1"/>
+      <w:numFmt w:val="lowerLetter"/>
+      <w:lvlText w:val="%5."/>
+      <w:lvlJc w:val="left"/>
+      <w:pPr>
+        <w:ind w:left="3600" w:hanging="360"/>
+      </w:pPr>
+    </w:lvl>
+    <w:lvl w:ilvl="5" w:tplc="0419001B" w:tentative="1">
+      <w:start w:val="1"/>
+      <w:numFmt w:val="lowerRoman"/>
+      <w:lvlText w:val="%6."/>
+      <w:lvlJc w:val="right"/>
+      <w:pPr>
+        <w:ind w:left="4320" w:hanging="180"/>
+      </w:pPr>
+    </w:lvl>
+    <w:lvl w:ilvl="6" w:tplc="0419000F" w:tentative="1">
+      <w:start w:val="1"/>
+      <w:numFmt w:val="decimal"/>
+      <w:lvlText w:val="%7."/>
+      <w:lvlJc w:val="left"/>
+      <w:pPr>
+        <w:ind w:left="5040" w:hanging="360"/>
+      </w:pPr>
+    </w:lvl>
+    <w:lvl w:ilvl="7" w:tplc="04190019" w:tentative="1">
+      <w:start w:val="1"/>
+      <w:numFmt w:val="lowerLetter"/>
+      <w:lvlText w:val="%8."/>
+      <w:lvlJc w:val="left"/>
+      <w:pPr>
+        <w:ind w:left="5760" w:hanging="360"/>
+      </w:pPr>
+    </w:lvl>
+    <w:lvl w:ilvl="8" w:tplc="0419001B" w:tentative="1">
+      <w:start w:val="1"/>
+      <w:numFmt w:val="lowerRoman"/>
+      <w:lvlText w:val="%9."/>
+      <w:lvlJc w:val="right"/>
+      <w:pPr>
+        <w:ind w:left="6480" w:hanging="180"/>
+      </w:pPr>
+    </w:lvl>
+  </w:abstractNum>
+  <w:abstractNum w:abstractNumId="6">
+    <w:nsid w:val="66180092"/>
+    <w:multiLevelType w:val="multilevel"/>
+    <w:tmpl w:val="14509618"/>
+    <w:lvl w:ilvl="0">
+      <w:start w:val="1"/>
+      <w:numFmt w:val="bullet"/>
+      <w:lvlText w:val=""/>
+      <w:lvlJc w:val="left"/>
+      <w:pPr>
+        <w:tabs>
+          <w:tab w:val="num" w:pos="720"/>
+        </w:tabs>
+        <w:ind w:left="720" w:hanging="360"/>
+      </w:pPr>
+      <w:rPr>
+        <w:rFonts w:ascii="Symbol" w:hAnsi="Symbol" w:hint="default"/>
+        <w:sz w:val="20"/>
+      </w:rPr>
+    </w:lvl>
+    <w:lvl w:ilvl="1" w:tentative="1">
+      <w:start w:val="1"/>
+      <w:numFmt w:val="bullet"/>
+      <w:lvlText w:val="o"/>
+      <w:lvlJc w:val="left"/>
+      <w:pPr>
+        <w:tabs>
+          <w:tab w:val="num" w:pos="1440"/>
+        </w:tabs>
+        <w:ind w:left="1440" w:hanging="360"/>
+      </w:pPr>
+      <w:rPr>
+        <w:rFonts w:ascii="Courier New" w:hAnsi="Courier New" w:hint="default"/>
+        <w:sz w:val="20"/>
+      </w:rPr>
+    </w:lvl>
+    <w:lvl w:ilvl="2" w:tentative="1">
+      <w:start w:val="1"/>
+      <w:numFmt w:val="bullet"/>
+      <w:lvlText w:val=""/>
+      <w:lvlJc w:val="left"/>
+      <w:pPr>
+        <w:tabs>
+          <w:tab w:val="num" w:pos="2160"/>
+        </w:tabs>
+        <w:ind w:left="2160" w:hanging="360"/>
+      </w:pPr>
+      <w:rPr>
+        <w:rFonts w:ascii="Wingdings" w:hAnsi="Wingdings" w:hint="default"/>
+        <w:sz w:val="20"/>
+      </w:rPr>
+    </w:lvl>
+    <w:lvl w:ilvl="3" w:tentative="1">
+      <w:start w:val="1"/>
+      <w:numFmt w:val="bullet"/>
+      <w:lvlText w:val=""/>
+      <w:lvlJc w:val="left"/>
+      <w:pPr>
+        <w:tabs>
+          <w:tab w:val="num" w:pos="2880"/>
+        </w:tabs>
+        <w:ind w:left="2880" w:hanging="360"/>
+      </w:pPr>
+      <w:rPr>
+        <w:rFonts w:ascii="Wingdings" w:hAnsi="Wingdings" w:hint="default"/>
+        <w:sz w:val="20"/>
+      </w:rPr>
+    </w:lvl>
+    <w:lvl w:ilvl="4" w:tentative="1">
+      <w:start w:val="1"/>
+      <w:numFmt w:val="bullet"/>
+      <w:lvlText w:val=""/>
+      <w:lvlJc w:val="left"/>
+      <w:pPr>
+        <w:tabs>
+          <w:tab w:val="num" w:pos="3600"/>
+        </w:tabs>
+        <w:ind w:left="3600" w:hanging="360"/>
+      </w:pPr>
+      <w:rPr>
+        <w:rFonts w:ascii="Wingdings" w:hAnsi="Wingdings" w:hint="default"/>
+        <w:sz w:val="20"/>
+      </w:rPr>
+    </w:lvl>
+    <w:lvl w:ilvl="5" w:tentative="1">
+      <w:start w:val="1"/>
+      <w:numFmt w:val="bullet"/>
+      <w:lvlText w:val=""/>
+      <w:lvlJc w:val="left"/>
+      <w:pPr>
+        <w:tabs>
+          <w:tab w:val="num" w:pos="4320"/>
+        </w:tabs>
+        <w:ind w:left="4320" w:hanging="360"/>
+      </w:pPr>
+      <w:rPr>
+        <w:rFonts w:ascii="Wingdings" w:hAnsi="Wingdings" w:hint="default"/>
+        <w:sz w:val="20"/>
+      </w:rPr>
+    </w:lvl>
+    <w:lvl w:ilvl="6" w:tentative="1">
+      <w:start w:val="1"/>
+      <w:numFmt w:val="bullet"/>
+      <w:lvlText w:val=""/>
+      <w:lvlJc w:val="left"/>
+      <w:pPr>
+        <w:tabs>
+          <w:tab w:val="num" w:pos="5040"/>
+        </w:tabs>
+        <w:ind w:left="5040" w:hanging="360"/>
+      </w:pPr>
+      <w:rPr>
+        <w:rFonts w:ascii="Wingdings" w:hAnsi="Wingdings" w:hint="default"/>
+        <w:sz w:val="20"/>
+      </w:rPr>
+    </w:lvl>
+    <w:lvl w:ilvl="7" w:tentative="1">
+      <w:start w:val="1"/>
+      <w:numFmt w:val="bullet"/>
+      <w:lvlText w:val=""/>
+      <w:lvlJc w:val="left"/>
+      <w:pPr>
+        <w:tabs>
+          <w:tab w:val="num" w:pos="5760"/>
+        </w:tabs>
+        <w:ind w:left="5760" w:hanging="360"/>
+      </w:pPr>
+      <w:rPr>
+        <w:rFonts w:ascii="Wingdings" w:hAnsi="Wingdings" w:hint="default"/>
+        <w:sz w:val="20"/>
+      </w:rPr>
+    </w:lvl>
+    <w:lvl w:ilvl="8" w:tentative="1">
+      <w:start w:val="1"/>
+      <w:numFmt w:val="bullet"/>
+      <w:lvlText w:val=""/>
+      <w:lvlJc w:val="left"/>
+      <w:pPr>
+        <w:tabs>
+          <w:tab w:val="num" w:pos="6480"/>
+        </w:tabs>
+        <w:ind w:left="6480" w:hanging="360"/>
+      </w:pPr>
+      <w:rPr>
+        <w:rFonts w:ascii="Wingdings" w:hAnsi="Wingdings" w:hint="default"/>
+        <w:sz w:val="20"/>
+      </w:rPr>
+    </w:lvl>
+  </w:abstractNum>
+  <w:abstractNum w:abstractNumId="7">
+    <w:nsid w:val="678C309C"/>
+    <w:multiLevelType w:val="multilevel"/>
+    <w:tmpl w:val="1DBAD0C2"/>
+    <w:lvl w:ilvl="0">
+      <w:start w:val="1"/>
+      <w:numFmt w:val="decimal"/>
+      <w:lvlText w:val="%1."/>
+      <w:lvlJc w:val="left"/>
+      <w:pPr>
+        <w:tabs>
+          <w:tab w:val="num" w:pos="720"/>
+        </w:tabs>
+        <w:ind w:left="720" w:hanging="360"/>
+      </w:pPr>
+    </w:lvl>
+    <w:lvl w:ilvl="1" w:tentative="1">
+      <w:start w:val="1"/>
+      <w:numFmt w:val="decimal"/>
+      <w:lvlText w:val="%2."/>
+      <w:lvlJc w:val="left"/>
+      <w:pPr>
+        <w:tabs>
+          <w:tab w:val="num" w:pos="1440"/>
+        </w:tabs>
+        <w:ind w:left="1440" w:hanging="360"/>
+      </w:pPr>
+    </w:lvl>
+    <w:lvl w:ilvl="2" w:tentative="1">
+      <w:start w:val="1"/>
+      <w:numFmt w:val="decimal"/>
+      <w:lvlText w:val="%3."/>
+      <w:lvlJc w:val="left"/>
+      <w:pPr>
+        <w:tabs>
+          <w:tab w:val="num" w:pos="2160"/>
+        </w:tabs>
+        <w:ind w:left="2160" w:hanging="360"/>
+      </w:pPr>
+    </w:lvl>
+    <w:lvl w:ilvl="3" w:tentative="1">
+      <w:start w:val="1"/>
+      <w:numFmt w:val="decimal"/>
+      <w:lvlText w:val="%4."/>
+      <w:lvlJc w:val="left"/>
+      <w:pPr>
+        <w:tabs>
+          <w:tab w:val="num" w:pos="2880"/>
+        </w:tabs>
+        <w:ind w:left="2880" w:hanging="360"/>
+      </w:pPr>
+    </w:lvl>
+    <w:lvl w:ilvl="4" w:tentative="1">
+      <w:start w:val="1"/>
+      <w:numFmt w:val="decimal"/>
+      <w:lvlText w:val="%5."/>
+      <w:lvlJc w:val="left"/>
+      <w:pPr>
+        <w:tabs>
+          <w:tab w:val="num" w:pos="3600"/>
+        </w:tabs>
+        <w:ind w:left="3600" w:hanging="360"/>
+      </w:pPr>
+    </w:lvl>
+    <w:lvl w:ilvl="5" w:tentative="1">
+      <w:start w:val="1"/>
+      <w:numFmt w:val="decimal"/>
+      <w:lvlText w:val="%6."/>
+      <w:lvlJc w:val="left"/>
+      <w:pPr>
+        <w:tabs>
+          <w:tab w:val="num" w:pos="4320"/>
+        </w:tabs>
+        <w:ind w:left="4320" w:hanging="360"/>
+      </w:pPr>
+    </w:lvl>
+    <w:lvl w:ilvl="6" w:tentative="1">
+      <w:start w:val="1"/>
+      <w:numFmt w:val="decimal"/>
+      <w:lvlText w:val="%7."/>
+      <w:lvlJc w:val="left"/>
+      <w:pPr>
+        <w:tabs>
+          <w:tab w:val="num" w:pos="5040"/>
+        </w:tabs>
+        <w:ind w:left="5040" w:hanging="360"/>
+      </w:pPr>
+    </w:lvl>
+    <w:lvl w:ilvl="7" w:tentative="1">
+      <w:start w:val="1"/>
+      <w:numFmt w:val="decimal"/>
+      <w:lvlText w:val="%8."/>
+      <w:lvlJc w:val="left"/>
+      <w:pPr>
+        <w:tabs>
+          <w:tab w:val="num" w:pos="5760"/>
+        </w:tabs>
+        <w:ind w:left="5760" w:hanging="360"/>
+      </w:pPr>
+    </w:lvl>
+    <w:lvl w:ilvl="8" w:tentative="1">
+      <w:start w:val="1"/>
+      <w:numFmt w:val="decimal"/>
+      <w:lvlText w:val="%9."/>
+      <w:lvlJc w:val="left"/>
+      <w:pPr>
+        <w:tabs>
+          <w:tab w:val="num" w:pos="6480"/>
+        </w:tabs>
+        <w:ind w:left="6480" w:hanging="360"/>
+      </w:pPr>
+    </w:lvl>
+  </w:abstractNum>
+  <w:abstractNum w:abstractNumId="8">
     <w:nsid w:val="6D204171"/>
     <w:multiLevelType w:val="multilevel"/>
     <w:tmpl w:val="79006AA4"/>
@@ -1578,17 +5334,306 @@
       </w:rPr>
     </w:lvl>
   </w:abstractNum>
+  <w:abstractNum w:abstractNumId="9">
+    <w:nsid w:val="6E091B2D"/>
+    <w:multiLevelType w:val="multilevel"/>
+    <w:tmpl w:val="9B881906"/>
+    <w:lvl w:ilvl="0">
+      <w:start w:val="1"/>
+      <w:numFmt w:val="bullet"/>
+      <w:lvlText w:val=""/>
+      <w:lvlJc w:val="left"/>
+      <w:pPr>
+        <w:tabs>
+          <w:tab w:val="num" w:pos="720"/>
+        </w:tabs>
+        <w:ind w:left="720" w:hanging="360"/>
+      </w:pPr>
+      <w:rPr>
+        <w:rFonts w:ascii="Symbol" w:hAnsi="Symbol" w:hint="default"/>
+        <w:sz w:val="20"/>
+      </w:rPr>
+    </w:lvl>
+    <w:lvl w:ilvl="1" w:tentative="1">
+      <w:start w:val="1"/>
+      <w:numFmt w:val="bullet"/>
+      <w:lvlText w:val="o"/>
+      <w:lvlJc w:val="left"/>
+      <w:pPr>
+        <w:tabs>
+          <w:tab w:val="num" w:pos="1440"/>
+        </w:tabs>
+        <w:ind w:left="1440" w:hanging="360"/>
+      </w:pPr>
+      <w:rPr>
+        <w:rFonts w:ascii="Courier New" w:hAnsi="Courier New" w:hint="default"/>
+        <w:sz w:val="20"/>
+      </w:rPr>
+    </w:lvl>
+    <w:lvl w:ilvl="2" w:tentative="1">
+      <w:start w:val="1"/>
+      <w:numFmt w:val="bullet"/>
+      <w:lvlText w:val=""/>
+      <w:lvlJc w:val="left"/>
+      <w:pPr>
+        <w:tabs>
+          <w:tab w:val="num" w:pos="2160"/>
+        </w:tabs>
+        <w:ind w:left="2160" w:hanging="360"/>
+      </w:pPr>
+      <w:rPr>
+        <w:rFonts w:ascii="Wingdings" w:hAnsi="Wingdings" w:hint="default"/>
+        <w:sz w:val="20"/>
+      </w:rPr>
+    </w:lvl>
+    <w:lvl w:ilvl="3" w:tentative="1">
+      <w:start w:val="1"/>
+      <w:numFmt w:val="bullet"/>
+      <w:lvlText w:val=""/>
+      <w:lvlJc w:val="left"/>
+      <w:pPr>
+        <w:tabs>
+          <w:tab w:val="num" w:pos="2880"/>
+        </w:tabs>
+        <w:ind w:left="2880" w:hanging="360"/>
+      </w:pPr>
+      <w:rPr>
+        <w:rFonts w:ascii="Wingdings" w:hAnsi="Wingdings" w:hint="default"/>
+        <w:sz w:val="20"/>
+      </w:rPr>
+    </w:lvl>
+    <w:lvl w:ilvl="4" w:tentative="1">
+      <w:start w:val="1"/>
+      <w:numFmt w:val="bullet"/>
+      <w:lvlText w:val=""/>
+      <w:lvlJc w:val="left"/>
+      <w:pPr>
+        <w:tabs>
+          <w:tab w:val="num" w:pos="3600"/>
+        </w:tabs>
+        <w:ind w:left="3600" w:hanging="360"/>
+      </w:pPr>
+      <w:rPr>
+        <w:rFonts w:ascii="Wingdings" w:hAnsi="Wingdings" w:hint="default"/>
+        <w:sz w:val="20"/>
+      </w:rPr>
+    </w:lvl>
+    <w:lvl w:ilvl="5" w:tentative="1">
+      <w:start w:val="1"/>
+      <w:numFmt w:val="bullet"/>
+      <w:lvlText w:val=""/>
+      <w:lvlJc w:val="left"/>
+      <w:pPr>
+        <w:tabs>
+          <w:tab w:val="num" w:pos="4320"/>
+        </w:tabs>
+        <w:ind w:left="4320" w:hanging="360"/>
+      </w:pPr>
+      <w:rPr>
+        <w:rFonts w:ascii="Wingdings" w:hAnsi="Wingdings" w:hint="default"/>
+        <w:sz w:val="20"/>
+      </w:rPr>
+    </w:lvl>
+    <w:lvl w:ilvl="6" w:tentative="1">
+      <w:start w:val="1"/>
+      <w:numFmt w:val="bullet"/>
+      <w:lvlText w:val=""/>
+      <w:lvlJc w:val="left"/>
+      <w:pPr>
+        <w:tabs>
+          <w:tab w:val="num" w:pos="5040"/>
+        </w:tabs>
+        <w:ind w:left="5040" w:hanging="360"/>
+      </w:pPr>
+      <w:rPr>
+        <w:rFonts w:ascii="Wingdings" w:hAnsi="Wingdings" w:hint="default"/>
+        <w:sz w:val="20"/>
+      </w:rPr>
+    </w:lvl>
+    <w:lvl w:ilvl="7" w:tentative="1">
+      <w:start w:val="1"/>
+      <w:numFmt w:val="bullet"/>
+      <w:lvlText w:val=""/>
+      <w:lvlJc w:val="left"/>
+      <w:pPr>
+        <w:tabs>
+          <w:tab w:val="num" w:pos="5760"/>
+        </w:tabs>
+        <w:ind w:left="5760" w:hanging="360"/>
+      </w:pPr>
+      <w:rPr>
+        <w:rFonts w:ascii="Wingdings" w:hAnsi="Wingdings" w:hint="default"/>
+        <w:sz w:val="20"/>
+      </w:rPr>
+    </w:lvl>
+    <w:lvl w:ilvl="8" w:tentative="1">
+      <w:start w:val="1"/>
+      <w:numFmt w:val="bullet"/>
+      <w:lvlText w:val=""/>
+      <w:lvlJc w:val="left"/>
+      <w:pPr>
+        <w:tabs>
+          <w:tab w:val="num" w:pos="6480"/>
+        </w:tabs>
+        <w:ind w:left="6480" w:hanging="360"/>
+      </w:pPr>
+      <w:rPr>
+        <w:rFonts w:ascii="Wingdings" w:hAnsi="Wingdings" w:hint="default"/>
+        <w:sz w:val="20"/>
+      </w:rPr>
+    </w:lvl>
+  </w:abstractNum>
+  <w:abstractNum w:abstractNumId="10">
+    <w:nsid w:val="7CA933C8"/>
+    <w:multiLevelType w:val="hybridMultilevel"/>
+    <w:tmpl w:val="7EA29404"/>
+    <w:lvl w:ilvl="0" w:tplc="04190001">
+      <w:start w:val="1"/>
+      <w:numFmt w:val="bullet"/>
+      <w:lvlText w:val=""/>
+      <w:lvlJc w:val="left"/>
+      <w:pPr>
+        <w:ind w:left="720" w:hanging="360"/>
+      </w:pPr>
+      <w:rPr>
+        <w:rFonts w:ascii="Symbol" w:hAnsi="Symbol" w:hint="default"/>
+      </w:rPr>
+    </w:lvl>
+    <w:lvl w:ilvl="1" w:tplc="04190003" w:tentative="1">
+      <w:start w:val="1"/>
+      <w:numFmt w:val="bullet"/>
+      <w:lvlText w:val="o"/>
+      <w:lvlJc w:val="left"/>
+      <w:pPr>
+        <w:ind w:left="1440" w:hanging="360"/>
+      </w:pPr>
+      <w:rPr>
+        <w:rFonts w:ascii="Courier New" w:hAnsi="Courier New" w:cs="Courier New" w:hint="default"/>
+      </w:rPr>
+    </w:lvl>
+    <w:lvl w:ilvl="2" w:tplc="04190005" w:tentative="1">
+      <w:start w:val="1"/>
+      <w:numFmt w:val="bullet"/>
+      <w:lvlText w:val=""/>
+      <w:lvlJc w:val="left"/>
+      <w:pPr>
+        <w:ind w:left="2160" w:hanging="360"/>
+      </w:pPr>
+      <w:rPr>
+        <w:rFonts w:ascii="Wingdings" w:hAnsi="Wingdings" w:hint="default"/>
+      </w:rPr>
+    </w:lvl>
+    <w:lvl w:ilvl="3" w:tplc="04190001" w:tentative="1">
+      <w:start w:val="1"/>
+      <w:numFmt w:val="bullet"/>
+      <w:lvlText w:val=""/>
+      <w:lvlJc w:val="left"/>
+      <w:pPr>
+        <w:ind w:left="2880" w:hanging="360"/>
+      </w:pPr>
+      <w:rPr>
+        <w:rFonts w:ascii="Symbol" w:hAnsi="Symbol" w:hint="default"/>
+      </w:rPr>
+    </w:lvl>
+    <w:lvl w:ilvl="4" w:tplc="04190003" w:tentative="1">
+      <w:start w:val="1"/>
+      <w:numFmt w:val="bullet"/>
+      <w:lvlText w:val="o"/>
+      <w:lvlJc w:val="left"/>
+      <w:pPr>
+        <w:ind w:left="3600" w:hanging="360"/>
+      </w:pPr>
+      <w:rPr>
+        <w:rFonts w:ascii="Courier New" w:hAnsi="Courier New" w:cs="Courier New" w:hint="default"/>
+      </w:rPr>
+    </w:lvl>
+    <w:lvl w:ilvl="5" w:tplc="04190005" w:tentative="1">
+      <w:start w:val="1"/>
+      <w:numFmt w:val="bullet"/>
+      <w:lvlText w:val=""/>
+      <w:lvlJc w:val="left"/>
+      <w:pPr>
+        <w:ind w:left="4320" w:hanging="360"/>
+      </w:pPr>
+      <w:rPr>
+        <w:rFonts w:ascii="Wingdings" w:hAnsi="Wingdings" w:hint="default"/>
+      </w:rPr>
+    </w:lvl>
+    <w:lvl w:ilvl="6" w:tplc="04190001" w:tentative="1">
+      <w:start w:val="1"/>
+      <w:numFmt w:val="bullet"/>
+      <w:lvlText w:val=""/>
+      <w:lvlJc w:val="left"/>
+      <w:pPr>
+        <w:ind w:left="5040" w:hanging="360"/>
+      </w:pPr>
+      <w:rPr>
+        <w:rFonts w:ascii="Symbol" w:hAnsi="Symbol" w:hint="default"/>
+      </w:rPr>
+    </w:lvl>
+    <w:lvl w:ilvl="7" w:tplc="04190003" w:tentative="1">
+      <w:start w:val="1"/>
+      <w:numFmt w:val="bullet"/>
+      <w:lvlText w:val="o"/>
+      <w:lvlJc w:val="left"/>
+      <w:pPr>
+        <w:ind w:left="5760" w:hanging="360"/>
+      </w:pPr>
+      <w:rPr>
+        <w:rFonts w:ascii="Courier New" w:hAnsi="Courier New" w:cs="Courier New" w:hint="default"/>
+      </w:rPr>
+    </w:lvl>
+    <w:lvl w:ilvl="8" w:tplc="04190005" w:tentative="1">
+      <w:start w:val="1"/>
+      <w:numFmt w:val="bullet"/>
+      <w:lvlText w:val=""/>
+      <w:lvlJc w:val="left"/>
+      <w:pPr>
+        <w:ind w:left="6480" w:hanging="360"/>
+      </w:pPr>
+      <w:rPr>
+        <w:rFonts w:ascii="Wingdings" w:hAnsi="Wingdings" w:hint="default"/>
+      </w:rPr>
+    </w:lvl>
+  </w:abstractNum>
   <w:num w:numId="1">
+    <w:abstractNumId w:val="8"/>
+  </w:num>
+  <w:num w:numId="2">
+    <w:abstractNumId w:val="3"/>
+  </w:num>
+  <w:num w:numId="3">
+    <w:abstractNumId w:val="7"/>
+  </w:num>
+  <w:num w:numId="4">
+    <w:abstractNumId w:val="0"/>
+  </w:num>
+  <w:num w:numId="5">
+    <w:abstractNumId w:val="5"/>
+  </w:num>
+  <w:num w:numId="6">
+    <w:abstractNumId w:val="4"/>
+  </w:num>
+  <w:num w:numId="7">
     <w:abstractNumId w:val="1"/>
   </w:num>
-  <w:num w:numId="2">
-    <w:abstractNumId w:val="0"/>
+  <w:num w:numId="8">
+    <w:abstractNumId w:val="6"/>
+  </w:num>
+  <w:num w:numId="9">
+    <w:abstractNumId w:val="9"/>
+  </w:num>
+  <w:num w:numId="10">
+    <w:abstractNumId w:val="2"/>
+  </w:num>
+  <w:num w:numId="11">
+    <w:abstractNumId w:val="10"/>
   </w:num>
 </w:numbering>
 </file>
 
 <file path=word/styles.xml><?xml version="1.0" encoding="utf-8"?>
-<w:styles xmlns:mc="http://schemas.openxmlformats.org/markup-compatibility/2006" xmlns:r="http://schemas.openxmlformats.org/officeDocument/2006/relationships" xmlns:w="http://schemas.openxmlformats.org/wordprocessingml/2006/main" xmlns:w14="http://schemas.microsoft.com/office/word/2010/wordml" xmlns:w15="http://schemas.microsoft.com/office/word/2012/wordml" xmlns:w16se="http://schemas.microsoft.com/office/word/2015/wordml/symex" mc:Ignorable="w14 w15 w16se">
+<w:styles xmlns:mc="http://schemas.openxmlformats.org/markup-compatibility/2006" xmlns:r="http://schemas.openxmlformats.org/officeDocument/2006/relationships" xmlns:w="http://schemas.openxmlformats.org/wordprocessingml/2006/main" xmlns:w14="http://schemas.microsoft.com/office/word/2010/wordml" mc:Ignorable="w14">
   <w:docDefaults>
     <w:rPrDefault>
       <w:rPr>
@@ -1604,378 +5649,144 @@
       </w:pPr>
     </w:pPrDefault>
   </w:docDefaults>
-  <w:latentStyles w:defLockedState="0" w:defUIPriority="99" w:defSemiHidden="0" w:defUnhideWhenUsed="0" w:defQFormat="0" w:count="371">
-    <w:lsdException w:name="Normal" w:uiPriority="0" w:qFormat="1"/>
-    <w:lsdException w:name="heading 1" w:uiPriority="9" w:qFormat="1"/>
-    <w:lsdException w:name="heading 2" w:semiHidden="1" w:uiPriority="9" w:unhideWhenUsed="1" w:qFormat="1"/>
-    <w:lsdException w:name="heading 3" w:semiHidden="1" w:uiPriority="9" w:unhideWhenUsed="1" w:qFormat="1"/>
-    <w:lsdException w:name="heading 4" w:semiHidden="1" w:uiPriority="9" w:unhideWhenUsed="1" w:qFormat="1"/>
-    <w:lsdException w:name="heading 5" w:semiHidden="1" w:uiPriority="9" w:unhideWhenUsed="1" w:qFormat="1"/>
-    <w:lsdException w:name="heading 6" w:semiHidden="1" w:uiPriority="9" w:unhideWhenUsed="1" w:qFormat="1"/>
-    <w:lsdException w:name="heading 7" w:semiHidden="1" w:uiPriority="9" w:unhideWhenUsed="1" w:qFormat="1"/>
-    <w:lsdException w:name="heading 8" w:semiHidden="1" w:uiPriority="9" w:unhideWhenUsed="1" w:qFormat="1"/>
-    <w:lsdException w:name="heading 9" w:semiHidden="1" w:uiPriority="9" w:unhideWhenUsed="1" w:qFormat="1"/>
-    <w:lsdException w:name="index 1" w:semiHidden="1" w:unhideWhenUsed="1"/>
-    <w:lsdException w:name="index 2" w:semiHidden="1" w:unhideWhenUsed="1"/>
-    <w:lsdException w:name="index 3" w:semiHidden="1" w:unhideWhenUsed="1"/>
-    <w:lsdException w:name="index 4" w:semiHidden="1" w:unhideWhenUsed="1"/>
-    <w:lsdException w:name="index 5" w:semiHidden="1" w:unhideWhenUsed="1"/>
-    <w:lsdException w:name="index 6" w:semiHidden="1" w:unhideWhenUsed="1"/>
-    <w:lsdException w:name="index 7" w:semiHidden="1" w:unhideWhenUsed="1"/>
-    <w:lsdException w:name="index 8" w:semiHidden="1" w:unhideWhenUsed="1"/>
-    <w:lsdException w:name="index 9" w:semiHidden="1" w:unhideWhenUsed="1"/>
-    <w:lsdException w:name="toc 1" w:semiHidden="1" w:uiPriority="39" w:unhideWhenUsed="1"/>
-    <w:lsdException w:name="toc 2" w:semiHidden="1" w:uiPriority="39" w:unhideWhenUsed="1"/>
-    <w:lsdException w:name="toc 3" w:semiHidden="1" w:uiPriority="39" w:unhideWhenUsed="1"/>
-    <w:lsdException w:name="toc 4" w:semiHidden="1" w:uiPriority="39" w:unhideWhenUsed="1"/>
-    <w:lsdException w:name="toc 5" w:semiHidden="1" w:uiPriority="39" w:unhideWhenUsed="1"/>
-    <w:lsdException w:name="toc 6" w:semiHidden="1" w:uiPriority="39" w:unhideWhenUsed="1"/>
-    <w:lsdException w:name="toc 7" w:semiHidden="1" w:uiPriority="39" w:unhideWhenUsed="1"/>
-    <w:lsdException w:name="toc 8" w:semiHidden="1" w:uiPriority="39" w:unhideWhenUsed="1"/>
-    <w:lsdException w:name="toc 9" w:semiHidden="1" w:uiPriority="39" w:unhideWhenUsed="1"/>
-    <w:lsdException w:name="Normal Indent" w:semiHidden="1" w:unhideWhenUsed="1"/>
-    <w:lsdException w:name="footnote text" w:semiHidden="1" w:unhideWhenUsed="1"/>
-    <w:lsdException w:name="annotation text" w:semiHidden="1" w:unhideWhenUsed="1"/>
-    <w:lsdException w:name="header" w:semiHidden="1" w:unhideWhenUsed="1"/>
-    <w:lsdException w:name="footer" w:semiHidden="1" w:unhideWhenUsed="1"/>
-    <w:lsdException w:name="index heading" w:semiHidden="1" w:unhideWhenUsed="1"/>
-    <w:lsdException w:name="caption" w:semiHidden="1" w:uiPriority="35" w:unhideWhenUsed="1" w:qFormat="1"/>
-    <w:lsdException w:name="table of figures" w:semiHidden="1" w:unhideWhenUsed="1"/>
-    <w:lsdException w:name="envelope address" w:semiHidden="1" w:unhideWhenUsed="1"/>
-    <w:lsdException w:name="envelope return" w:semiHidden="1" w:unhideWhenUsed="1"/>
-    <w:lsdException w:name="footnote reference" w:semiHidden="1" w:unhideWhenUsed="1"/>
-    <w:lsdException w:name="annotation reference" w:semiHidden="1" w:unhideWhenUsed="1"/>
-    <w:lsdException w:name="line number" w:semiHidden="1" w:unhideWhenUsed="1"/>
-    <w:lsdException w:name="page number" w:semiHidden="1" w:unhideWhenUsed="1"/>
-    <w:lsdException w:name="endnote reference" w:semiHidden="1" w:unhideWhenUsed="1"/>
-    <w:lsdException w:name="endnote text" w:semiHidden="1" w:unhideWhenUsed="1"/>
-    <w:lsdException w:name="table of authorities" w:semiHidden="1" w:unhideWhenUsed="1"/>
-    <w:lsdException w:name="macro" w:semiHidden="1" w:unhideWhenUsed="1"/>
-    <w:lsdException w:name="toa heading" w:semiHidden="1" w:unhideWhenUsed="1"/>
-    <w:lsdException w:name="List" w:semiHidden="1" w:unhideWhenUsed="1"/>
-    <w:lsdException w:name="List Bullet" w:semiHidden="1" w:unhideWhenUsed="1"/>
-    <w:lsdException w:name="List Number" w:semiHidden="1" w:unhideWhenUsed="1"/>
-    <w:lsdException w:name="List 2" w:semiHidden="1" w:unhideWhenUsed="1"/>
-    <w:lsdException w:name="List 3" w:semiHidden="1" w:unhideWhenUsed="1"/>
-    <w:lsdException w:name="List 4" w:semiHidden="1" w:unhideWhenUsed="1"/>
-    <w:lsdException w:name="List 5" w:semiHidden="1" w:unhideWhenUsed="1"/>
-    <w:lsdException w:name="List Bullet 2" w:semiHidden="1" w:unhideWhenUsed="1"/>
-    <w:lsdException w:name="List Bullet 3" w:semiHidden="1" w:unhideWhenUsed="1"/>
-    <w:lsdException w:name="List Bullet 4" w:semiHidden="1" w:unhideWhenUsed="1"/>
-    <w:lsdException w:name="List Bullet 5" w:semiHidden="1" w:unhideWhenUsed="1"/>
-    <w:lsdException w:name="List Number 2" w:semiHidden="1" w:unhideWhenUsed="1"/>
-    <w:lsdException w:name="List Number 3" w:semiHidden="1" w:unhideWhenUsed="1"/>
-    <w:lsdException w:name="List Number 4" w:semiHidden="1" w:unhideWhenUsed="1"/>
-    <w:lsdException w:name="List Number 5" w:semiHidden="1" w:unhideWhenUsed="1"/>
-    <w:lsdException w:name="Title" w:uiPriority="10" w:qFormat="1"/>
-    <w:lsdException w:name="Closing" w:semiHidden="1" w:unhideWhenUsed="1"/>
-    <w:lsdException w:name="Signature" w:semiHidden="1" w:unhideWhenUsed="1"/>
-    <w:lsdException w:name="Default Paragraph Font" w:semiHidden="1" w:uiPriority="1" w:unhideWhenUsed="1"/>
-    <w:lsdException w:name="Body Text" w:semiHidden="1" w:unhideWhenUsed="1"/>
-    <w:lsdException w:name="Body Text Indent" w:semiHidden="1" w:unhideWhenUsed="1"/>
-    <w:lsdException w:name="List Continue" w:semiHidden="1" w:unhideWhenUsed="1"/>
-    <w:lsdException w:name="List Continue 2" w:semiHidden="1" w:unhideWhenUsed="1"/>
-    <w:lsdException w:name="List Continue 3" w:semiHidden="1" w:unhideWhenUsed="1"/>
-    <w:lsdException w:name="List Continue 4" w:semiHidden="1" w:unhideWhenUsed="1"/>
-    <w:lsdException w:name="List Continue 5" w:semiHidden="1" w:unhideWhenUsed="1"/>
-    <w:lsdException w:name="Message Header" w:semiHidden="1" w:unhideWhenUsed="1"/>
-    <w:lsdException w:name="Subtitle" w:uiPriority="11" w:qFormat="1"/>
-    <w:lsdException w:name="Salutation" w:semiHidden="1" w:unhideWhenUsed="1"/>
-    <w:lsdException w:name="Date" w:semiHidden="1" w:unhideWhenUsed="1"/>
-    <w:lsdException w:name="Body Text First Indent" w:semiHidden="1" w:unhideWhenUsed="1"/>
-    <w:lsdException w:name="Body Text First Indent 2" w:semiHidden="1" w:unhideWhenUsed="1"/>
-    <w:lsdException w:name="Note Heading" w:semiHidden="1" w:unhideWhenUsed="1"/>
-    <w:lsdException w:name="Body Text 2" w:semiHidden="1" w:unhideWhenUsed="1"/>
-    <w:lsdException w:name="Body Text 3" w:semiHidden="1" w:unhideWhenUsed="1"/>
-    <w:lsdException w:name="Body Text Indent 2" w:semiHidden="1" w:unhideWhenUsed="1"/>
-    <w:lsdException w:name="Body Text Indent 3" w:semiHidden="1" w:unhideWhenUsed="1"/>
-    <w:lsdException w:name="Block Text" w:semiHidden="1" w:unhideWhenUsed="1"/>
-    <w:lsdException w:name="Hyperlink" w:semiHidden="1" w:unhideWhenUsed="1"/>
-    <w:lsdException w:name="FollowedHyperlink" w:semiHidden="1" w:unhideWhenUsed="1"/>
-    <w:lsdException w:name="Strong" w:uiPriority="22" w:qFormat="1"/>
-    <w:lsdException w:name="Emphasis" w:uiPriority="20" w:qFormat="1"/>
-    <w:lsdException w:name="Document Map" w:semiHidden="1" w:unhideWhenUsed="1"/>
-    <w:lsdException w:name="Plain Text" w:semiHidden="1" w:unhideWhenUsed="1"/>
-    <w:lsdException w:name="E-mail Signature" w:semiHidden="1" w:unhideWhenUsed="1"/>
-    <w:lsdException w:name="HTML Top of Form" w:semiHidden="1" w:unhideWhenUsed="1"/>
-    <w:lsdException w:name="HTML Bottom of Form" w:semiHidden="1" w:unhideWhenUsed="1"/>
-    <w:lsdException w:name="Normal (Web)" w:semiHidden="1" w:unhideWhenUsed="1"/>
-    <w:lsdException w:name="HTML Acronym" w:semiHidden="1" w:unhideWhenUsed="1"/>
-    <w:lsdException w:name="HTML Address" w:semiHidden="1" w:unhideWhenUsed="1"/>
-    <w:lsdException w:name="HTML Cite" w:semiHidden="1" w:unhideWhenUsed="1"/>
-    <w:lsdException w:name="HTML Code" w:semiHidden="1" w:unhideWhenUsed="1"/>
-    <w:lsdException w:name="HTML Definition" w:semiHidden="1" w:unhideWhenUsed="1"/>
-    <w:lsdException w:name="HTML Keyboard" w:semiHidden="1" w:unhideWhenUsed="1"/>
-    <w:lsdException w:name="HTML Preformatted" w:semiHidden="1" w:unhideWhenUsed="1"/>
-    <w:lsdException w:name="HTML Sample" w:semiHidden="1" w:unhideWhenUsed="1"/>
-    <w:lsdException w:name="HTML Typewriter" w:semiHidden="1" w:unhideWhenUsed="1"/>
-    <w:lsdException w:name="HTML Variable" w:semiHidden="1" w:unhideWhenUsed="1"/>
-    <w:lsdException w:name="Normal Table" w:semiHidden="1" w:unhideWhenUsed="1"/>
-    <w:lsdException w:name="annotation subject" w:semiHidden="1" w:unhideWhenUsed="1"/>
-    <w:lsdException w:name="No List" w:semiHidden="1" w:unhideWhenUsed="1"/>
-    <w:lsdException w:name="Outline List 1" w:semiHidden="1" w:unhideWhenUsed="1"/>
-    <w:lsdException w:name="Outline List 2" w:semiHidden="1" w:unhideWhenUsed="1"/>
-    <w:lsdException w:name="Outline List 3" w:semiHidden="1" w:unhideWhenUsed="1"/>
-    <w:lsdException w:name="Table Simple 1" w:semiHidden="1" w:unhideWhenUsed="1"/>
-    <w:lsdException w:name="Table Simple 2" w:semiHidden="1" w:unhideWhenUsed="1"/>
-    <w:lsdException w:name="Table Simple 3" w:semiHidden="1" w:unhideWhenUsed="1"/>
-    <w:lsdException w:name="Table Classic 1" w:semiHidden="1" w:unhideWhenUsed="1"/>
-    <w:lsdException w:name="Table Classic 2" w:semiHidden="1" w:unhideWhenUsed="1"/>
-    <w:lsdException w:name="Table Classic 3" w:semiHidden="1" w:unhideWhenUsed="1"/>
-    <w:lsdException w:name="Table Classic 4" w:semiHidden="1" w:unhideWhenUsed="1"/>
-    <w:lsdException w:name="Table Colorful 1" w:semiHidden="1" w:unhideWhenUsed="1"/>
-    <w:lsdException w:name="Table Colorful 2" w:semiHidden="1" w:unhideWhenUsed="1"/>
-    <w:lsdException w:name="Table Colorful 3" w:semiHidden="1" w:unhideWhenUsed="1"/>
-    <w:lsdException w:name="Table Columns 1" w:semiHidden="1" w:unhideWhenUsed="1"/>
-    <w:lsdException w:name="Table Columns 2" w:semiHidden="1" w:unhideWhenUsed="1"/>
-    <w:lsdException w:name="Table Columns 3" w:semiHidden="1" w:unhideWhenUsed="1"/>
-    <w:lsdException w:name="Table Columns 4" w:semiHidden="1" w:unhideWhenUsed="1"/>
-    <w:lsdException w:name="Table Columns 5" w:semiHidden="1" w:unhideWhenUsed="1"/>
-    <w:lsdException w:name="Table Grid 1" w:semiHidden="1" w:unhideWhenUsed="1"/>
-    <w:lsdException w:name="Table Grid 2" w:semiHidden="1" w:unhideWhenUsed="1"/>
-    <w:lsdException w:name="Table Grid 3" w:semiHidden="1" w:unhideWhenUsed="1"/>
-    <w:lsdException w:name="Table Grid 4" w:semiHidden="1" w:unhideWhenUsed="1"/>
-    <w:lsdException w:name="Table Grid 5" w:semiHidden="1" w:unhideWhenUsed="1"/>
-    <w:lsdException w:name="Table Grid 6" w:semiHidden="1" w:unhideWhenUsed="1"/>
-    <w:lsdException w:name="Table Grid 7" w:semiHidden="1" w:unhideWhenUsed="1"/>
-    <w:lsdException w:name="Table Grid 8" w:semiHidden="1" w:unhideWhenUsed="1"/>
-    <w:lsdException w:name="Table List 1" w:semiHidden="1" w:unhideWhenUsed="1"/>
-    <w:lsdException w:name="Table List 2" w:semiHidden="1" w:unhideWhenUsed="1"/>
-    <w:lsdException w:name="Table List 3" w:semiHidden="1" w:unhideWhenUsed="1"/>
-    <w:lsdException w:name="Table List 4" w:semiHidden="1" w:unhideWhenUsed="1"/>
-    <w:lsdException w:name="Table List 5" w:semiHidden="1" w:unhideWhenUsed="1"/>
-    <w:lsdException w:name="Table List 6" w:semiHidden="1" w:unhideWhenUsed="1"/>
-    <w:lsdException w:name="Table List 7" w:semiHidden="1" w:unhideWhenUsed="1"/>
-    <w:lsdException w:name="Table List 8" w:semiHidden="1" w:unhideWhenUsed="1"/>
-    <w:lsdException w:name="Table 3D effects 1" w:semiHidden="1" w:unhideWhenUsed="1"/>
-    <w:lsdException w:name="Table 3D effects 2" w:semiHidden="1" w:unhideWhenUsed="1"/>
-    <w:lsdException w:name="Table 3D effects 3" w:semiHidden="1" w:unhideWhenUsed="1"/>
-    <w:lsdException w:name="Table Contemporary" w:semiHidden="1" w:unhideWhenUsed="1"/>
-    <w:lsdException w:name="Table Elegant" w:semiHidden="1" w:unhideWhenUsed="1"/>
-    <w:lsdException w:name="Table Professional" w:semiHidden="1" w:unhideWhenUsed="1"/>
-    <w:lsdException w:name="Table Subtle 1" w:semiHidden="1" w:unhideWhenUsed="1"/>
-    <w:lsdException w:name="Table Subtle 2" w:semiHidden="1" w:unhideWhenUsed="1"/>
-    <w:lsdException w:name="Table Web 1" w:semiHidden="1" w:unhideWhenUsed="1"/>
-    <w:lsdException w:name="Table Web 2" w:semiHidden="1" w:unhideWhenUsed="1"/>
-    <w:lsdException w:name="Table Web 3" w:semiHidden="1" w:unhideWhenUsed="1"/>
-    <w:lsdException w:name="Balloon Text" w:semiHidden="1" w:unhideWhenUsed="1"/>
-    <w:lsdException w:name="Table Grid" w:uiPriority="59"/>
-    <w:lsdException w:name="Table Theme" w:semiHidden="1" w:unhideWhenUsed="1"/>
-    <w:lsdException w:name="Placeholder Text" w:semiHidden="1"/>
-    <w:lsdException w:name="No Spacing" w:uiPriority="1" w:qFormat="1"/>
-    <w:lsdException w:name="Light Shading" w:uiPriority="60"/>
-    <w:lsdException w:name="Light List" w:uiPriority="61"/>
-    <w:lsdException w:name="Light Grid" w:uiPriority="62"/>
-    <w:lsdException w:name="Medium Shading 1" w:uiPriority="63"/>
-    <w:lsdException w:name="Medium Shading 2" w:uiPriority="64"/>
-    <w:lsdException w:name="Medium List 1" w:uiPriority="65"/>
-    <w:lsdException w:name="Medium List 2" w:uiPriority="66"/>
-    <w:lsdException w:name="Medium Grid 1" w:uiPriority="67"/>
-    <w:lsdException w:name="Medium Grid 2" w:uiPriority="68"/>
-    <w:lsdException w:name="Medium Grid 3" w:uiPriority="69"/>
-    <w:lsdException w:name="Dark List" w:uiPriority="70"/>
-    <w:lsdException w:name="Colorful Shading" w:uiPriority="71"/>
-    <w:lsdException w:name="Colorful List" w:uiPriority="72"/>
-    <w:lsdException w:name="Colorful Grid" w:uiPriority="73"/>
-    <w:lsdException w:name="Light Shading Accent 1" w:uiPriority="60"/>
-    <w:lsdException w:name="Light List Accent 1" w:uiPriority="61"/>
-    <w:lsdException w:name="Light Grid Accent 1" w:uiPriority="62"/>
-    <w:lsdException w:name="Medium Shading 1 Accent 1" w:uiPriority="63"/>
-    <w:lsdException w:name="Medium Shading 2 Accent 1" w:uiPriority="64"/>
-    <w:lsdException w:name="Medium List 1 Accent 1" w:uiPriority="65"/>
-    <w:lsdException w:name="Revision" w:semiHidden="1"/>
-    <w:lsdException w:name="List Paragraph" w:uiPriority="34" w:qFormat="1"/>
-    <w:lsdException w:name="Quote" w:uiPriority="29" w:qFormat="1"/>
-    <w:lsdException w:name="Intense Quote" w:uiPriority="30" w:qFormat="1"/>
-    <w:lsdException w:name="Medium List 2 Accent 1" w:uiPriority="66"/>
-    <w:lsdException w:name="Medium Grid 1 Accent 1" w:uiPriority="67"/>
-    <w:lsdException w:name="Medium Grid 2 Accent 1" w:uiPriority="68"/>
-    <w:lsdException w:name="Medium Grid 3 Accent 1" w:uiPriority="69"/>
-    <w:lsdException w:name="Dark List Accent 1" w:uiPriority="70"/>
-    <w:lsdException w:name="Colorful Shading Accent 1" w:uiPriority="71"/>
-    <w:lsdException w:name="Colorful List Accent 1" w:uiPriority="72"/>
-    <w:lsdException w:name="Colorful Grid Accent 1" w:uiPriority="73"/>
-    <w:lsdException w:name="Light Shading Accent 2" w:uiPriority="60"/>
-    <w:lsdException w:name="Light List Accent 2" w:uiPriority="61"/>
-    <w:lsdException w:name="Light Grid Accent 2" w:uiPriority="62"/>
-    <w:lsdException w:name="Medium Shading 1 Accent 2" w:uiPriority="63"/>
-    <w:lsdException w:name="Medium Shading 2 Accent 2" w:uiPriority="64"/>
-    <w:lsdException w:name="Medium List 1 Accent 2" w:uiPriority="65"/>
-    <w:lsdException w:name="Medium List 2 Accent 2" w:uiPriority="66"/>
-    <w:lsdException w:name="Medium Grid 1 Accent 2" w:uiPriority="67"/>
-    <w:lsdException w:name="Medium Grid 2 Accent 2" w:uiPriority="68"/>
-    <w:lsdException w:name="Medium Grid 3 Accent 2" w:uiPriority="69"/>
-    <w:lsdException w:name="Dark List Accent 2" w:uiPriority="70"/>
-    <w:lsdException w:name="Colorful Shading Accent 2" w:uiPriority="71"/>
-    <w:lsdException w:name="Colorful List Accent 2" w:uiPriority="72"/>
-    <w:lsdException w:name="Colorful Grid Accent 2" w:uiPriority="73"/>
-    <w:lsdException w:name="Light Shading Accent 3" w:uiPriority="60"/>
-    <w:lsdException w:name="Light List Accent 3" w:uiPriority="61"/>
-    <w:lsdException w:name="Light Grid Accent 3" w:uiPriority="62"/>
-    <w:lsdException w:name="Medium Shading 1 Accent 3" w:uiPriority="63"/>
-    <w:lsdException w:name="Medium Shading 2 Accent 3" w:uiPriority="64"/>
-    <w:lsdException w:name="Medium List 1 Accent 3" w:uiPriority="65"/>
-    <w:lsdException w:name="Medium List 2 Accent 3" w:uiPriority="66"/>
-    <w:lsdException w:name="Medium Grid 1 Accent 3" w:uiPriority="67"/>
-    <w:lsdException w:name="Medium Grid 2 Accent 3" w:uiPriority="68"/>
-    <w:lsdException w:name="Medium Grid 3 Accent 3" w:uiPriority="69"/>
-    <w:lsdException w:name="Dark List Accent 3" w:uiPriority="70"/>
-    <w:lsdException w:name="Colorful Shading Accent 3" w:uiPriority="71"/>
-    <w:lsdException w:name="Colorful List Accent 3" w:uiPriority="72"/>
-    <w:lsdException w:name="Colorful Grid Accent 3" w:uiPriority="73"/>
-    <w:lsdException w:name="Light Shading Accent 4" w:uiPriority="60"/>
-    <w:lsdException w:name="Light List Accent 4" w:uiPriority="61"/>
-    <w:lsdException w:name="Light Grid Accent 4" w:uiPriority="62"/>
-    <w:lsdException w:name="Medium Shading 1 Accent 4" w:uiPriority="63"/>
-    <w:lsdException w:name="Medium Shading 2 Accent 4" w:uiPriority="64"/>
-    <w:lsdException w:name="Medium List 1 Accent 4" w:uiPriority="65"/>
-    <w:lsdException w:name="Medium List 2 Accent 4" w:uiPriority="66"/>
-    <w:lsdException w:name="Medium Grid 1 Accent 4" w:uiPriority="67"/>
-    <w:lsdException w:name="Medium Grid 2 Accent 4" w:uiPriority="68"/>
-    <w:lsdException w:name="Medium Grid 3 Accent 4" w:uiPriority="69"/>
-    <w:lsdException w:name="Dark List Accent 4" w:uiPriority="70"/>
-    <w:lsdException w:name="Colorful Shading Accent 4" w:uiPriority="71"/>
-    <w:lsdException w:name="Colorful List Accent 4" w:uiPriority="72"/>
-    <w:lsdException w:name="Colorful Grid Accent 4" w:uiPriority="73"/>
-    <w:lsdException w:name="Light Shading Accent 5" w:uiPriority="60"/>
-    <w:lsdException w:name="Light List Accent 5" w:uiPriority="61"/>
-    <w:lsdException w:name="Light Grid Accent 5" w:uiPriority="62"/>
-    <w:lsdException w:name="Medium Shading 1 Accent 5" w:uiPriority="63"/>
-    <w:lsdException w:name="Medium Shading 2 Accent 5" w:uiPriority="64"/>
-    <w:lsdException w:name="Medium List 1 Accent 5" w:uiPriority="65"/>
-    <w:lsdException w:name="Medium List 2 Accent 5" w:uiPriority="66"/>
-    <w:lsdException w:name="Medium Grid 1 Accent 5" w:uiPriority="67"/>
-    <w:lsdException w:name="Medium Grid 2 Accent 5" w:uiPriority="68"/>
-    <w:lsdException w:name="Medium Grid 3 Accent 5" w:uiPriority="69"/>
-    <w:lsdException w:name="Dark List Accent 5" w:uiPriority="70"/>
-    <w:lsdException w:name="Colorful Shading Accent 5" w:uiPriority="71"/>
-    <w:lsdException w:name="Colorful List Accent 5" w:uiPriority="72"/>
-    <w:lsdException w:name="Colorful Grid Accent 5" w:uiPriority="73"/>
-    <w:lsdException w:name="Light Shading Accent 6" w:uiPriority="60"/>
-    <w:lsdException w:name="Light List Accent 6" w:uiPriority="61"/>
-    <w:lsdException w:name="Light Grid Accent 6" w:uiPriority="62"/>
-    <w:lsdException w:name="Medium Shading 1 Accent 6" w:uiPriority="63"/>
-    <w:lsdException w:name="Medium Shading 2 Accent 6" w:uiPriority="64"/>
-    <w:lsdException w:name="Medium List 1 Accent 6" w:uiPriority="65"/>
-    <w:lsdException w:name="Medium List 2 Accent 6" w:uiPriority="66"/>
-    <w:lsdException w:name="Medium Grid 1 Accent 6" w:uiPriority="67"/>
-    <w:lsdException w:name="Medium Grid 2 Accent 6" w:uiPriority="68"/>
-    <w:lsdException w:name="Medium Grid 3 Accent 6" w:uiPriority="69"/>
-    <w:lsdException w:name="Dark List Accent 6" w:uiPriority="70"/>
-    <w:lsdException w:name="Colorful Shading Accent 6" w:uiPriority="71"/>
-    <w:lsdException w:name="Colorful List Accent 6" w:uiPriority="72"/>
-    <w:lsdException w:name="Colorful Grid Accent 6" w:uiPriority="73"/>
-    <w:lsdException w:name="Subtle Emphasis" w:uiPriority="19" w:qFormat="1"/>
-    <w:lsdException w:name="Intense Emphasis" w:uiPriority="21" w:qFormat="1"/>
-    <w:lsdException w:name="Subtle Reference" w:uiPriority="31" w:qFormat="1"/>
-    <w:lsdException w:name="Intense Reference" w:uiPriority="32" w:qFormat="1"/>
-    <w:lsdException w:name="Book Title" w:uiPriority="33" w:qFormat="1"/>
-    <w:lsdException w:name="Bibliography" w:semiHidden="1" w:uiPriority="37" w:unhideWhenUsed="1"/>
-    <w:lsdException w:name="TOC Heading" w:semiHidden="1" w:uiPriority="39" w:unhideWhenUsed="1" w:qFormat="1"/>
-    <w:lsdException w:name="Plain Table 1" w:uiPriority="41"/>
-    <w:lsdException w:name="Plain Table 2" w:uiPriority="42"/>
-    <w:lsdException w:name="Plain Table 3" w:uiPriority="43"/>
-    <w:lsdException w:name="Plain Table 4" w:uiPriority="44"/>
-    <w:lsdException w:name="Plain Table 5" w:uiPriority="45"/>
-    <w:lsdException w:name="Grid Table Light" w:uiPriority="40"/>
-    <w:lsdException w:name="Grid Table 1 Light" w:uiPriority="46"/>
-    <w:lsdException w:name="Grid Table 2" w:uiPriority="47"/>
-    <w:lsdException w:name="Grid Table 3" w:uiPriority="48"/>
-    <w:lsdException w:name="Grid Table 4" w:uiPriority="49"/>
-    <w:lsdException w:name="Grid Table 5 Dark" w:uiPriority="50"/>
-    <w:lsdException w:name="Grid Table 6 Colorful" w:uiPriority="51"/>
-    <w:lsdException w:name="Grid Table 7 Colorful" w:uiPriority="52"/>
-    <w:lsdException w:name="Grid Table 1 Light Accent 1" w:uiPriority="46"/>
-    <w:lsdException w:name="Grid Table 2 Accent 1" w:uiPriority="47"/>
-    <w:lsdException w:name="Grid Table 3 Accent 1" w:uiPriority="48"/>
-    <w:lsdException w:name="Grid Table 4 Accent 1" w:uiPriority="49"/>
-    <w:lsdException w:name="Grid Table 5 Dark Accent 1" w:uiPriority="50"/>
-    <w:lsdException w:name="Grid Table 6 Colorful Accent 1" w:uiPriority="51"/>
-    <w:lsdException w:name="Grid Table 7 Colorful Accent 1" w:uiPriority="52"/>
-    <w:lsdException w:name="Grid Table 1 Light Accent 2" w:uiPriority="46"/>
-    <w:lsdException w:name="Grid Table 2 Accent 2" w:uiPriority="47"/>
-    <w:lsdException w:name="Grid Table 3 Accent 2" w:uiPriority="48"/>
-    <w:lsdException w:name="Grid Table 4 Accent 2" w:uiPriority="49"/>
-    <w:lsdException w:name="Grid Table 5 Dark Accent 2" w:uiPriority="50"/>
-    <w:lsdException w:name="Grid Table 6 Colorful Accent 2" w:uiPriority="51"/>
-    <w:lsdException w:name="Grid Table 7 Colorful Accent 2" w:uiPriority="52"/>
-    <w:lsdException w:name="Grid Table 1 Light Accent 3" w:uiPriority="46"/>
-    <w:lsdException w:name="Grid Table 2 Accent 3" w:uiPriority="47"/>
-    <w:lsdException w:name="Grid Table 3 Accent 3" w:uiPriority="48"/>
-    <w:lsdException w:name="Grid Table 4 Accent 3" w:uiPriority="49"/>
-    <w:lsdException w:name="Grid Table 5 Dark Accent 3" w:uiPriority="50"/>
-    <w:lsdException w:name="Grid Table 6 Colorful Accent 3" w:uiPriority="51"/>
-    <w:lsdException w:name="Grid Table 7 Colorful Accent 3" w:uiPriority="52"/>
-    <w:lsdException w:name="Grid Table 1 Light Accent 4" w:uiPriority="46"/>
-    <w:lsdException w:name="Grid Table 2 Accent 4" w:uiPriority="47"/>
-    <w:lsdException w:name="Grid Table 3 Accent 4" w:uiPriority="48"/>
-    <w:lsdException w:name="Grid Table 4 Accent 4" w:uiPriority="49"/>
-    <w:lsdException w:name="Grid Table 5 Dark Accent 4" w:uiPriority="50"/>
-    <w:lsdException w:name="Grid Table 6 Colorful Accent 4" w:uiPriority="51"/>
-    <w:lsdException w:name="Grid Table 7 Colorful Accent 4" w:uiPriority="52"/>
-    <w:lsdException w:name="Grid Table 1 Light Accent 5" w:uiPriority="46"/>
-    <w:lsdException w:name="Grid Table 2 Accent 5" w:uiPriority="47"/>
-    <w:lsdException w:name="Grid Table 3 Accent 5" w:uiPriority="48"/>
-    <w:lsdException w:name="Grid Table 4 Accent 5" w:uiPriority="49"/>
-    <w:lsdException w:name="Grid Table 5 Dark Accent 5" w:uiPriority="50"/>
-    <w:lsdException w:name="Grid Table 6 Colorful Accent 5" w:uiPriority="51"/>
-    <w:lsdException w:name="Grid Table 7 Colorful Accent 5" w:uiPriority="52"/>
-    <w:lsdException w:name="Grid Table 1 Light Accent 6" w:uiPriority="46"/>
-    <w:lsdException w:name="Grid Table 2 Accent 6" w:uiPriority="47"/>
-    <w:lsdException w:name="Grid Table 3 Accent 6" w:uiPriority="48"/>
-    <w:lsdException w:name="Grid Table 4 Accent 6" w:uiPriority="49"/>
-    <w:lsdException w:name="Grid Table 5 Dark Accent 6" w:uiPriority="50"/>
-    <w:lsdException w:name="Grid Table 6 Colorful Accent 6" w:uiPriority="51"/>
-    <w:lsdException w:name="Grid Table 7 Colorful Accent 6" w:uiPriority="52"/>
-    <w:lsdException w:name="List Table 1 Light" w:uiPriority="46"/>
-    <w:lsdException w:name="List Table 2" w:uiPriority="47"/>
-    <w:lsdException w:name="List Table 3" w:uiPriority="48"/>
-    <w:lsdException w:name="List Table 4" w:uiPriority="49"/>
-    <w:lsdException w:name="List Table 5 Dark" w:uiPriority="50"/>
-    <w:lsdException w:name="List Table 6 Colorful" w:uiPriority="51"/>
-    <w:lsdException w:name="List Table 7 Colorful" w:uiPriority="52"/>
-    <w:lsdException w:name="List Table 1 Light Accent 1" w:uiPriority="46"/>
-    <w:lsdException w:name="List Table 2 Accent 1" w:uiPriority="47"/>
-    <w:lsdException w:name="List Table 3 Accent 1" w:uiPriority="48"/>
-    <w:lsdException w:name="List Table 4 Accent 1" w:uiPriority="49"/>
-    <w:lsdException w:name="List Table 5 Dark Accent 1" w:uiPriority="50"/>
-    <w:lsdException w:name="List Table 6 Colorful Accent 1" w:uiPriority="51"/>
-    <w:lsdException w:name="List Table 7 Colorful Accent 1" w:uiPriority="52"/>
-    <w:lsdException w:name="List Table 1 Light Accent 2" w:uiPriority="46"/>
-    <w:lsdException w:name="List Table 2 Accent 2" w:uiPriority="47"/>
-    <w:lsdException w:name="List Table 3 Accent 2" w:uiPriority="48"/>
-    <w:lsdException w:name="List Table 4 Accent 2" w:uiPriority="49"/>
-    <w:lsdException w:name="List Table 5 Dark Accent 2" w:uiPriority="50"/>
-    <w:lsdException w:name="List Table 6 Colorful Accent 2" w:uiPriority="51"/>
-    <w:lsdException w:name="List Table 7 Colorful Accent 2" w:uiPriority="52"/>
-    <w:lsdException w:name="List Table 1 Light Accent 3" w:uiPriority="46"/>
-    <w:lsdException w:name="List Table 2 Accent 3" w:uiPriority="47"/>
-    <w:lsdException w:name="List Table 3 Accent 3" w:uiPriority="48"/>
-    <w:lsdException w:name="List Table 4 Accent 3" w:uiPriority="49"/>
-    <w:lsdException w:name="List Table 5 Dark Accent 3" w:uiPriority="50"/>
-    <w:lsdException w:name="List Table 6 Colorful Accent 3" w:uiPriority="51"/>
-    <w:lsdException w:name="List Table 7 Colorful Accent 3" w:uiPriority="52"/>
-    <w:lsdException w:name="List Table 1 Light Accent 4" w:uiPriority="46"/>
-    <w:lsdException w:name="List Table 2 Accent 4" w:uiPriority="47"/>
-    <w:lsdException w:name="List Table 3 Accent 4" w:uiPriority="48"/>
-    <w:lsdException w:name="List Table 4 Accent 4" w:uiPriority="49"/>
-    <w:lsdException w:name="List Table 5 Dark Accent 4" w:uiPriority="50"/>
-    <w:lsdException w:name="List Table 6 Colorful Accent 4" w:uiPriority="51"/>
-    <w:lsdException w:name="List Table 7 Colorful Accent 4" w:uiPriority="52"/>
-    <w:lsdException w:name="List Table 1 Light Accent 5" w:uiPriority="46"/>
-    <w:lsdException w:name="List Table 2 Accent 5" w:uiPriority="47"/>
-    <w:lsdException w:name="List Table 3 Accent 5" w:uiPriority="48"/>
-    <w:lsdException w:name="List Table 4 Accent 5" w:uiPriority="49"/>
-    <w:lsdException w:name="List Table 5 Dark Accent 5" w:uiPriority="50"/>
-    <w:lsdException w:name="List Table 6 Colorful Accent 5" w:uiPriority="51"/>
-    <w:lsdException w:name="List Table 7 Colorful Accent 5" w:uiPriority="52"/>
-    <w:lsdException w:name="List Table 1 Light Accent 6" w:uiPriority="46"/>
-    <w:lsdException w:name="List Table 2 Accent 6" w:uiPriority="47"/>
-    <w:lsdException w:name="List Table 3 Accent 6" w:uiPriority="48"/>
-    <w:lsdException w:name="List Table 4 Accent 6" w:uiPriority="49"/>
-    <w:lsdException w:name="List Table 5 Dark Accent 6" w:uiPriority="50"/>
-    <w:lsdException w:name="List Table 6 Colorful Accent 6" w:uiPriority="51"/>
-    <w:lsdException w:name="List Table 7 Colorful Accent 6" w:uiPriority="52"/>
+  <w:latentStyles w:defLockedState="0" w:defUIPriority="99" w:defSemiHidden="1" w:defUnhideWhenUsed="1" w:defQFormat="0" w:count="267">
+    <w:lsdException w:name="Normal" w:semiHidden="0" w:uiPriority="0" w:unhideWhenUsed="0" w:qFormat="1"/>
+    <w:lsdException w:name="heading 1" w:semiHidden="0" w:uiPriority="9" w:unhideWhenUsed="0" w:qFormat="1"/>
+    <w:lsdException w:name="heading 2" w:uiPriority="9" w:qFormat="1"/>
+    <w:lsdException w:name="heading 3" w:uiPriority="9" w:qFormat="1"/>
+    <w:lsdException w:name="heading 4" w:uiPriority="9" w:qFormat="1"/>
+    <w:lsdException w:name="heading 5" w:uiPriority="9" w:qFormat="1"/>
+    <w:lsdException w:name="heading 6" w:uiPriority="9" w:qFormat="1"/>
+    <w:lsdException w:name="heading 7" w:uiPriority="9" w:qFormat="1"/>
+    <w:lsdException w:name="heading 8" w:uiPriority="9" w:qFormat="1"/>
+    <w:lsdException w:name="heading 9" w:uiPriority="9" w:qFormat="1"/>
+    <w:lsdException w:name="toc 1" w:uiPriority="39"/>
+    <w:lsdException w:name="toc 2" w:uiPriority="39"/>
+    <w:lsdException w:name="toc 3" w:uiPriority="39"/>
+    <w:lsdException w:name="toc 4" w:uiPriority="39"/>
+    <w:lsdException w:name="toc 5" w:uiPriority="39"/>
+    <w:lsdException w:name="toc 6" w:uiPriority="39"/>
+    <w:lsdException w:name="toc 7" w:uiPriority="39"/>
+    <w:lsdException w:name="toc 8" w:uiPriority="39"/>
+    <w:lsdException w:name="toc 9" w:uiPriority="39"/>
+    <w:lsdException w:name="caption" w:uiPriority="35" w:qFormat="1"/>
+    <w:lsdException w:name="Title" w:semiHidden="0" w:uiPriority="10" w:unhideWhenUsed="0" w:qFormat="1"/>
+    <w:lsdException w:name="Default Paragraph Font" w:uiPriority="1"/>
+    <w:lsdException w:name="Subtitle" w:semiHidden="0" w:uiPriority="11" w:unhideWhenUsed="0" w:qFormat="1"/>
+    <w:lsdException w:name="Strong" w:semiHidden="0" w:uiPriority="22" w:unhideWhenUsed="0" w:qFormat="1"/>
+    <w:lsdException w:name="Emphasis" w:semiHidden="0" w:uiPriority="20" w:unhideWhenUsed="0" w:qFormat="1"/>
+    <w:lsdException w:name="Table Grid" w:semiHidden="0" w:uiPriority="59" w:unhideWhenUsed="0"/>
+    <w:lsdException w:name="Placeholder Text" w:unhideWhenUsed="0"/>
+    <w:lsdException w:name="No Spacing" w:semiHidden="0" w:uiPriority="1" w:unhideWhenUsed="0" w:qFormat="1"/>
+    <w:lsdException w:name="Light Shading" w:semiHidden="0" w:uiPriority="60" w:unhideWhenUsed="0"/>
+    <w:lsdException w:name="Light List" w:semiHidden="0" w:uiPriority="61" w:unhideWhenUsed="0"/>
+    <w:lsdException w:name="Light Grid" w:semiHidden="0" w:uiPriority="62" w:unhideWhenUsed="0"/>
+    <w:lsdException w:name="Medium Shading 1" w:semiHidden="0" w:uiPriority="63" w:unhideWhenUsed="0"/>
+    <w:lsdException w:name="Medium Shading 2" w:semiHidden="0" w:uiPriority="64" w:unhideWhenUsed="0"/>
+    <w:lsdException w:name="Medium List 1" w:semiHidden="0" w:uiPriority="65" w:unhideWhenUsed="0"/>
+    <w:lsdException w:name="Medium List 2" w:semiHidden="0" w:uiPriority="66" w:unhideWhenUsed="0"/>
+    <w:lsdException w:name="Medium Grid 1" w:semiHidden="0" w:uiPriority="67" w:unhideWhenUsed="0"/>
+    <w:lsdException w:name="Medium Grid 2" w:semiHidden="0" w:uiPriority="68" w:unhideWhenUsed="0"/>
+    <w:lsdException w:name="Medium Grid 3" w:semiHidden="0" w:uiPriority="69" w:unhideWhenUsed="0"/>
+    <w:lsdException w:name="Dark List" w:semiHidden="0" w:uiPriority="70" w:unhideWhenUsed="0"/>
+    <w:lsdException w:name="Colorful Shading" w:semiHidden="0" w:uiPriority="71" w:unhideWhenUsed="0"/>
+    <w:lsdException w:name="Colorful List" w:semiHidden="0" w:uiPriority="72" w:unhideWhenUsed="0"/>
+    <w:lsdException w:name="Colorful Grid" w:semiHidden="0" w:uiPriority="73" w:unhideWhenUsed="0"/>
+    <w:lsdException w:name="Light Shading Accent 1" w:semiHidden="0" w:uiPriority="60" w:unhideWhenUsed="0"/>
+    <w:lsdException w:name="Light List Accent 1" w:semiHidden="0" w:uiPriority="61" w:unhideWhenUsed="0"/>
+    <w:lsdException w:name="Light Grid Accent 1" w:semiHidden="0" w:uiPriority="62" w:unhideWhenUsed="0"/>
+    <w:lsdException w:name="Medium Shading 1 Accent 1" w:semiHidden="0" w:uiPriority="63" w:unhideWhenUsed="0"/>
+    <w:lsdException w:name="Medium Shading 2 Accent 1" w:semiHidden="0" w:uiPriority="64" w:unhideWhenUsed="0"/>
+    <w:lsdException w:name="Medium List 1 Accent 1" w:semiHidden="0" w:uiPriority="65" w:unhideWhenUsed="0"/>
+    <w:lsdException w:name="Revision" w:unhideWhenUsed="0"/>
+    <w:lsdException w:name="List Paragraph" w:semiHidden="0" w:uiPriority="34" w:unhideWhenUsed="0" w:qFormat="1"/>
+    <w:lsdException w:name="Quote" w:semiHidden="0" w:uiPriority="29" w:unhideWhenUsed="0" w:qFormat="1"/>
+    <w:lsdException w:name="Intense Quote" w:semiHidden="0" w:uiPriority="30" w:unhideWhenUsed="0" w:qFormat="1"/>
+    <w:lsdException w:name="Medium List 2 Accent 1" w:semiHidden="0" w:uiPriority="66" w:unhideWhenUsed="0"/>
+    <w:lsdException w:name="Medium Grid 1 Accent 1" w:semiHidden="0" w:uiPriority="67" w:unhideWhenUsed="0"/>
+    <w:lsdException w:name="Medium Grid 2 Accent 1" w:semiHidden="0" w:uiPriority="68" w:unhideWhenUsed="0"/>
+    <w:lsdException w:name="Medium Grid 3 Accent 1" w:semiHidden="0" w:uiPriority="69" w:unhideWhenUsed="0"/>
+    <w:lsdException w:name="Dark List Accent 1" w:semiHidden="0" w:uiPriority="70" w:unhideWhenUsed="0"/>
+    <w:lsdException w:name="Colorful Shading Accent 1" w:semiHidden="0" w:uiPriority="71" w:unhideWhenUsed="0"/>
+    <w:lsdException w:name="Colorful List Accent 1" w:semiHidden="0" w:uiPriority="72" w:unhideWhenUsed="0"/>
+    <w:lsdException w:name="Colorful Grid Accent 1" w:semiHidden="0" w:uiPriority="73" w:unhideWhenUsed="0"/>
+    <w:lsdException w:name="Light Shading Accent 2" w:semiHidden="0" w:uiPriority="60" w:unhideWhenUsed="0"/>
+    <w:lsdException w:name="Light List Accent 2" w:semiHidden="0" w:uiPriority="61" w:unhideWhenUsed="0"/>
+    <w:lsdException w:name="Light Grid Accent 2" w:semiHidden="0" w:uiPriority="62" w:unhideWhenUsed="0"/>
+    <w:lsdException w:name="Medium Shading 1 Accent 2" w:semiHidden="0" w:uiPriority="63" w:unhideWhenUsed="0"/>
+    <w:lsdException w:name="Medium Shading 2 Accent 2" w:semiHidden="0" w:uiPriority="64" w:unhideWhenUsed="0"/>
+    <w:lsdException w:name="Medium List 1 Accent 2" w:semiHidden="0" w:uiPriority="65" w:unhideWhenUsed="0"/>
+    <w:lsdException w:name="Medium List 2 Accent 2" w:semiHidden="0" w:uiPriority="66" w:unhideWhenUsed="0"/>
+    <w:lsdException w:name="Medium Grid 1 Accent 2" w:semiHidden="0" w:uiPriority="67" w:unhideWhenUsed="0"/>
+    <w:lsdException w:name="Medium Grid 2 Accent 2" w:semiHidden="0" w:uiPriority="68" w:unhideWhenUsed="0"/>
+    <w:lsdException w:name="Medium Grid 3 Accent 2" w:semiHidden="0" w:uiPriority="69" w:unhideWhenUsed="0"/>
+    <w:lsdException w:name="Dark List Accent 2" w:semiHidden="0" w:uiPriority="70" w:unhideWhenUsed="0"/>
+    <w:lsdException w:name="Colorful Shading Accent 2" w:semiHidden="0" w:uiPriority="71" w:unhideWhenUsed="0"/>
+    <w:lsdException w:name="Colorful List Accent 2" w:semiHidden="0" w:uiPriority="72" w:unhideWhenUsed="0"/>
+    <w:lsdException w:name="Colorful Grid Accent 2" w:semiHidden="0" w:uiPriority="73" w:unhideWhenUsed="0"/>
+    <w:lsdException w:name="Light Shading Accent 3" w:semiHidden="0" w:uiPriority="60" w:unhideWhenUsed="0"/>
+    <w:lsdException w:name="Light List Accent 3" w:semiHidden="0" w:uiPriority="61" w:unhideWhenUsed="0"/>
+    <w:lsdException w:name="Light Grid Accent 3" w:semiHidden="0" w:uiPriority="62" w:unhideWhenUsed="0"/>
+    <w:lsdException w:name="Medium Shading 1 Accent 3" w:semiHidden="0" w:uiPriority="63" w:unhideWhenUsed="0"/>
+    <w:lsdException w:name="Medium Shading 2 Accent 3" w:semiHidden="0" w:uiPriority="64" w:unhideWhenUsed="0"/>
+    <w:lsdException w:name="Medium List 1 Accent 3" w:semiHidden="0" w:uiPriority="65" w:unhideWhenUsed="0"/>
+    <w:lsdException w:name="Medium List 2 Accent 3" w:semiHidden="0" w:uiPriority="66" w:unhideWhenUsed="0"/>
+    <w:lsdException w:name="Medium Grid 1 Accent 3" w:semiHidden="0" w:uiPriority="67" w:unhideWhenUsed="0"/>
+    <w:lsdException w:name="Medium Grid 2 Accent 3" w:semiHidden="0" w:uiPriority="68" w:unhideWhenUsed="0"/>
+    <w:lsdException w:name="Medium Grid 3 Accent 3" w:semiHidden="0" w:uiPriority="69" w:unhideWhenUsed="0"/>
+    <w:lsdException w:name="Dark List Accent 3" w:semiHidden="0" w:uiPriority="70" w:unhideWhenUsed="0"/>
+    <w:lsdException w:name="Colorful Shading Accent 3" w:semiHidden="0" w:uiPriority="71" w:unhideWhenUsed="0"/>
+    <w:lsdException w:name="Colorful List Accent 3" w:semiHidden="0" w:uiPriority="72" w:unhideWhenUsed="0"/>
+    <w:lsdException w:name="Colorful Grid Accent 3" w:semiHidden="0" w:uiPriority="73" w:unhideWhenUsed="0"/>
+    <w:lsdException w:name="Light Shading Accent 4" w:semiHidden="0" w:uiPriority="60" w:unhideWhenUsed="0"/>
+    <w:lsdException w:name="Light List Accent 4" w:semiHidden="0" w:uiPriority="61" w:unhideWhenUsed="0"/>
+    <w:lsdException w:name="Light Grid Accent 4" w:semiHidden="0" w:uiPriority="62" w:unhideWhenUsed="0"/>
+    <w:lsdException w:name="Medium Shading 1 Accent 4" w:semiHidden="0" w:uiPriority="63" w:unhideWhenUsed="0"/>
+    <w:lsdException w:name="Medium Shading 2 Accent 4" w:semiHidden="0" w:uiPriority="64" w:unhideWhenUsed="0"/>
+    <w:lsdException w:name="Medium List 1 Accent 4" w:semiHidden="0" w:uiPriority="65" w:unhideWhenUsed="0"/>
+    <w:lsdException w:name="Medium List 2 Accent 4" w:semiHidden="0" w:uiPriority="66" w:unhideWhenUsed="0"/>
+    <w:lsdException w:name="Medium Grid 1 Accent 4" w:semiHidden="0" w:uiPriority="67" w:unhideWhenUsed="0"/>
+    <w:lsdException w:name="Medium Grid 2 Accent 4" w:semiHidden="0" w:uiPriority="68" w:unhideWhenUsed="0"/>
+    <w:lsdException w:name="Medium Grid 3 Accent 4" w:semiHidden="0" w:uiPriority="69" w:unhideWhenUsed="0"/>
+    <w:lsdException w:name="Dark List Accent 4" w:semiHidden="0" w:uiPriority="70" w:unhideWhenUsed="0"/>
+    <w:lsdException w:name="Colorful Shading Accent 4" w:semiHidden="0" w:uiPriority="71" w:unhideWhenUsed="0"/>
+    <w:lsdException w:name="Colorful List Accent 4" w:semiHidden="0" w:uiPriority="72" w:unhideWhenUsed="0"/>
+    <w:lsdException w:name="Colorful Grid Accent 4" w:semiHidden="0" w:uiPriority="73" w:unhideWhenUsed="0"/>
+    <w:lsdException w:name="Light Shading Accent 5" w:semiHidden="0" w:uiPriority="60" w:unhideWhenUsed="0"/>
+    <w:lsdException w:name="Light List Accent 5" w:semiHidden="0" w:uiPriority="61" w:unhideWhenUsed="0"/>
+    <w:lsdException w:name="Light Grid Accent 5" w:semiHidden="0" w:uiPriority="62" w:unhideWhenUsed="0"/>
+    <w:lsdException w:name="Medium Shading 1 Accent 5" w:semiHidden="0" w:uiPriority="63" w:unhideWhenUsed="0"/>
+    <w:lsdException w:name="Medium Shading 2 Accent 5" w:semiHidden="0" w:uiPriority="64" w:unhideWhenUsed="0"/>
+    <w:lsdException w:name="Medium List 1 Accent 5" w:semiHidden="0" w:uiPriority="65" w:unhideWhenUsed="0"/>
+    <w:lsdException w:name="Medium List 2 Accent 5" w:semiHidden="0" w:uiPriority="66" w:unhideWhenUsed="0"/>
+    <w:lsdException w:name="Medium Grid 1 Accent 5" w:semiHidden="0" w:uiPriority="67" w:unhideWhenUsed="0"/>
+    <w:lsdException w:name="Medium Grid 2 Accent 5" w:semiHidden="0" w:uiPriority="68" w:unhideWhenUsed="0"/>
+    <w:lsdException w:name="Medium Grid 3 Accent 5" w:semiHidden="0" w:uiPriority="69" w:unhideWhenUsed="0"/>
+    <w:lsdException w:name="Dark List Accent 5" w:semiHidden="0" w:uiPriority="70" w:unhideWhenUsed="0"/>
+    <w:lsdException w:name="Colorful Shading Accent 5" w:semiHidden="0" w:uiPriority="71" w:unhideWhenUsed="0"/>
+    <w:lsdException w:name="Colorful List Accent 5" w:semiHidden="0" w:uiPriority="72" w:unhideWhenUsed="0"/>
+    <w:lsdException w:name="Colorful Grid Accent 5" w:semiHidden="0" w:uiPriority="73" w:unhideWhenUsed="0"/>
+    <w:lsdException w:name="Light Shading Accent 6" w:semiHidden="0" w:uiPriority="60" w:unhideWhenUsed="0"/>
+    <w:lsdException w:name="Light List Accent 6" w:semiHidden="0" w:uiPriority="61" w:unhideWhenUsed="0"/>
+    <w:lsdException w:name="Light Grid Accent 6" w:semiHidden="0" w:uiPriority="62" w:unhideWhenUsed="0"/>
+    <w:lsdException w:name="Medium Shading 1 Accent 6" w:semiHidden="0" w:uiPriority="63" w:unhideWhenUsed="0"/>
+    <w:lsdException w:name="Medium Shading 2 Accent 6" w:semiHidden="0" w:uiPriority="64" w:unhideWhenUsed="0"/>
+    <w:lsdException w:name="Medium List 1 Accent 6" w:semiHidden="0" w:uiPriority="65" w:unhideWhenUsed="0"/>
+    <w:lsdException w:name="Medium List 2 Accent 6" w:semiHidden="0" w:uiPriority="66" w:unhideWhenUsed="0"/>
+    <w:lsdException w:name="Medium Grid 1 Accent 6" w:semiHidden="0" w:uiPriority="67" w:unhideWhenUsed="0"/>
+    <w:lsdException w:name="Medium Grid 2 Accent 6" w:semiHidden="0" w:uiPriority="68" w:unhideWhenUsed="0"/>
+    <w:lsdException w:name="Medium Grid 3 Accent 6" w:semiHidden="0" w:uiPriority="69" w:unhideWhenUsed="0"/>
+    <w:lsdException w:name="Dark List Accent 6" w:semiHidden="0" w:uiPriority="70" w:unhideWhenUsed="0"/>
+    <w:lsdException w:name="Colorful Shading Accent 6" w:semiHidden="0" w:uiPriority="71" w:unhideWhenUsed="0"/>
+    <w:lsdException w:name="Colorful List Accent 6" w:semiHidden="0" w:uiPriority="72" w:unhideWhenUsed="0"/>
+    <w:lsdException w:name="Colorful Grid Accent 6" w:semiHidden="0" w:uiPriority="73" w:unhideWhenUsed="0"/>
+    <w:lsdException w:name="Subtle Emphasis" w:semiHidden="0" w:uiPriority="19" w:unhideWhenUsed="0" w:qFormat="1"/>
+    <w:lsdException w:name="Intense Emphasis" w:semiHidden="0" w:uiPriority="21" w:unhideWhenUsed="0" w:qFormat="1"/>
+    <w:lsdException w:name="Subtle Reference" w:semiHidden="0" w:uiPriority="31" w:unhideWhenUsed="0" w:qFormat="1"/>
+    <w:lsdException w:name="Intense Reference" w:semiHidden="0" w:uiPriority="32" w:unhideWhenUsed="0" w:qFormat="1"/>
+    <w:lsdException w:name="Book Title" w:semiHidden="0" w:uiPriority="33" w:unhideWhenUsed="0" w:qFormat="1"/>
+    <w:lsdException w:name="Bibliography" w:uiPriority="37"/>
+    <w:lsdException w:name="TOC Heading" w:uiPriority="39" w:qFormat="1"/>
   </w:latentStyles>
   <w:style w:type="paragraph" w:default="1" w:styleId="a">
     <w:name w:val="Normal"/>
@@ -2190,6 +6001,451 @@
       <w:ind w:left="720"/>
       <w:contextualSpacing/>
     </w:pPr>
+  </w:style>
+  <w:style w:type="character" w:customStyle="1" w:styleId="qwen-markdown-text">
+    <w:name w:val="qwen-markdown-text"/>
+    <w:basedOn w:val="a0"/>
+    <w:rsid w:val="0028371A"/>
+  </w:style>
+  <w:style w:type="character" w:customStyle="1" w:styleId="futurisfootnote-content">
+    <w:name w:val="futurisfootnote-content"/>
+    <w:basedOn w:val="a0"/>
+    <w:rsid w:val="00A2705F"/>
+  </w:style>
+  <w:style w:type="table" w:styleId="ab">
+    <w:name w:val="Table Grid"/>
+    <w:basedOn w:val="a1"/>
+    <w:uiPriority w:val="59"/>
+    <w:rsid w:val="009B469C"/>
+    <w:pPr>
+      <w:spacing w:after="0" w:line="240" w:lineRule="auto"/>
+    </w:pPr>
+    <w:tblPr>
+      <w:tblInd w:w="0" w:type="dxa"/>
+      <w:tblBorders>
+        <w:top w:val="single" w:sz="4" w:space="0" w:color="auto"/>
+        <w:left w:val="single" w:sz="4" w:space="0" w:color="auto"/>
+        <w:bottom w:val="single" w:sz="4" w:space="0" w:color="auto"/>
+        <w:right w:val="single" w:sz="4" w:space="0" w:color="auto"/>
+        <w:insideH w:val="single" w:sz="4" w:space="0" w:color="auto"/>
+        <w:insideV w:val="single" w:sz="4" w:space="0" w:color="auto"/>
+      </w:tblBorders>
+      <w:tblCellMar>
+        <w:top w:w="0" w:type="dxa"/>
+        <w:left w:w="108" w:type="dxa"/>
+        <w:bottom w:w="0" w:type="dxa"/>
+        <w:right w:w="108" w:type="dxa"/>
+      </w:tblCellMar>
+    </w:tblPr>
+  </w:style>
+</w:styles>
+</file>
+
+<file path=word/stylesWithEffects.xml><?xml version="1.0" encoding="utf-8"?>
+<w:styles xmlns:wpc="http://schemas.microsoft.com/office/word/2010/wordprocessingCanvas" xmlns:mc="http://schemas.openxmlformats.org/markup-compatibility/2006" xmlns:o="urn:schemas-microsoft-com:office:office" xmlns:r="http://schemas.openxmlformats.org/officeDocument/2006/relationships" xmlns:m="http://schemas.openxmlformats.org/officeDocument/2006/math" xmlns:v="urn:schemas-microsoft-com:vml" xmlns:wp14="http://schemas.microsoft.com/office/word/2010/wordprocessingDrawing" xmlns:wp="http://schemas.openxmlformats.org/drawingml/2006/wordprocessingDrawing" xmlns:w10="urn:schemas-microsoft-com:office:word" xmlns:w="http://schemas.openxmlformats.org/wordprocessingml/2006/main" xmlns:w14="http://schemas.microsoft.com/office/word/2010/wordml" xmlns:wpg="http://schemas.microsoft.com/office/word/2010/wordprocessingGroup" xmlns:wpi="http://schemas.microsoft.com/office/word/2010/wordprocessingInk" xmlns:wne="http://schemas.microsoft.com/office/word/2006/wordml" xmlns:wps="http://schemas.microsoft.com/office/word/2010/wordprocessingShape" mc:Ignorable="w14 wp14">
+  <w:docDefaults>
+    <w:rPrDefault>
+      <w:rPr>
+        <w:rFonts w:asciiTheme="minorHAnsi" w:eastAsiaTheme="minorHAnsi" w:hAnsiTheme="minorHAnsi" w:cstheme="minorBidi"/>
+        <w:sz w:val="22"/>
+        <w:szCs w:val="22"/>
+        <w:lang w:val="ru-RU" w:eastAsia="en-US" w:bidi="ar-SA"/>
+      </w:rPr>
+    </w:rPrDefault>
+    <w:pPrDefault>
+      <w:pPr>
+        <w:spacing w:after="200" w:line="276" w:lineRule="auto"/>
+      </w:pPr>
+    </w:pPrDefault>
+  </w:docDefaults>
+  <w:latentStyles w:defLockedState="0" w:defUIPriority="99" w:defSemiHidden="1" w:defUnhideWhenUsed="1" w:defQFormat="0" w:count="267">
+    <w:lsdException w:name="Normal" w:semiHidden="0" w:uiPriority="0" w:unhideWhenUsed="0" w:qFormat="1"/>
+    <w:lsdException w:name="heading 1" w:semiHidden="0" w:uiPriority="9" w:unhideWhenUsed="0" w:qFormat="1"/>
+    <w:lsdException w:name="heading 2" w:uiPriority="9" w:qFormat="1"/>
+    <w:lsdException w:name="heading 3" w:uiPriority="9" w:qFormat="1"/>
+    <w:lsdException w:name="heading 4" w:uiPriority="9" w:qFormat="1"/>
+    <w:lsdException w:name="heading 5" w:uiPriority="9" w:qFormat="1"/>
+    <w:lsdException w:name="heading 6" w:uiPriority="9" w:qFormat="1"/>
+    <w:lsdException w:name="heading 7" w:uiPriority="9" w:qFormat="1"/>
+    <w:lsdException w:name="heading 8" w:uiPriority="9" w:qFormat="1"/>
+    <w:lsdException w:name="heading 9" w:uiPriority="9" w:qFormat="1"/>
+    <w:lsdException w:name="toc 1" w:uiPriority="39"/>
+    <w:lsdException w:name="toc 2" w:uiPriority="39"/>
+    <w:lsdException w:name="toc 3" w:uiPriority="39"/>
+    <w:lsdException w:name="toc 4" w:uiPriority="39"/>
+    <w:lsdException w:name="toc 5" w:uiPriority="39"/>
+    <w:lsdException w:name="toc 6" w:uiPriority="39"/>
+    <w:lsdException w:name="toc 7" w:uiPriority="39"/>
+    <w:lsdException w:name="toc 8" w:uiPriority="39"/>
+    <w:lsdException w:name="toc 9" w:uiPriority="39"/>
+    <w:lsdException w:name="caption" w:uiPriority="35" w:qFormat="1"/>
+    <w:lsdException w:name="Title" w:semiHidden="0" w:uiPriority="10" w:unhideWhenUsed="0" w:qFormat="1"/>
+    <w:lsdException w:name="Default Paragraph Font" w:uiPriority="1"/>
+    <w:lsdException w:name="Subtitle" w:semiHidden="0" w:uiPriority="11" w:unhideWhenUsed="0" w:qFormat="1"/>
+    <w:lsdException w:name="Strong" w:semiHidden="0" w:uiPriority="22" w:unhideWhenUsed="0" w:qFormat="1"/>
+    <w:lsdException w:name="Emphasis" w:semiHidden="0" w:uiPriority="20" w:unhideWhenUsed="0" w:qFormat="1"/>
+    <w:lsdException w:name="Table Grid" w:semiHidden="0" w:uiPriority="59" w:unhideWhenUsed="0"/>
+    <w:lsdException w:name="Placeholder Text" w:unhideWhenUsed="0"/>
+    <w:lsdException w:name="No Spacing" w:semiHidden="0" w:uiPriority="1" w:unhideWhenUsed="0" w:qFormat="1"/>
+    <w:lsdException w:name="Light Shading" w:semiHidden="0" w:uiPriority="60" w:unhideWhenUsed="0"/>
+    <w:lsdException w:name="Light List" w:semiHidden="0" w:uiPriority="61" w:unhideWhenUsed="0"/>
+    <w:lsdException w:name="Light Grid" w:semiHidden="0" w:uiPriority="62" w:unhideWhenUsed="0"/>
+    <w:lsdException w:name="Medium Shading 1" w:semiHidden="0" w:uiPriority="63" w:unhideWhenUsed="0"/>
+    <w:lsdException w:name="Medium Shading 2" w:semiHidden="0" w:uiPriority="64" w:unhideWhenUsed="0"/>
+    <w:lsdException w:name="Medium List 1" w:semiHidden="0" w:uiPriority="65" w:unhideWhenUsed="0"/>
+    <w:lsdException w:name="Medium List 2" w:semiHidden="0" w:uiPriority="66" w:unhideWhenUsed="0"/>
+    <w:lsdException w:name="Medium Grid 1" w:semiHidden="0" w:uiPriority="67" w:unhideWhenUsed="0"/>
+    <w:lsdException w:name="Medium Grid 2" w:semiHidden="0" w:uiPriority="68" w:unhideWhenUsed="0"/>
+    <w:lsdException w:name="Medium Grid 3" w:semiHidden="0" w:uiPriority="69" w:unhideWhenUsed="0"/>
+    <w:lsdException w:name="Dark List" w:semiHidden="0" w:uiPriority="70" w:unhideWhenUsed="0"/>
+    <w:lsdException w:name="Colorful Shading" w:semiHidden="0" w:uiPriority="71" w:unhideWhenUsed="0"/>
+    <w:lsdException w:name="Colorful List" w:semiHidden="0" w:uiPriority="72" w:unhideWhenUsed="0"/>
+    <w:lsdException w:name="Colorful Grid" w:semiHidden="0" w:uiPriority="73" w:unhideWhenUsed="0"/>
+    <w:lsdException w:name="Light Shading Accent 1" w:semiHidden="0" w:uiPriority="60" w:unhideWhenUsed="0"/>
+    <w:lsdException w:name="Light List Accent 1" w:semiHidden="0" w:uiPriority="61" w:unhideWhenUsed="0"/>
+    <w:lsdException w:name="Light Grid Accent 1" w:semiHidden="0" w:uiPriority="62" w:unhideWhenUsed="0"/>
+    <w:lsdException w:name="Medium Shading 1 Accent 1" w:semiHidden="0" w:uiPriority="63" w:unhideWhenUsed="0"/>
+    <w:lsdException w:name="Medium Shading 2 Accent 1" w:semiHidden="0" w:uiPriority="64" w:unhideWhenUsed="0"/>
+    <w:lsdException w:name="Medium List 1 Accent 1" w:semiHidden="0" w:uiPriority="65" w:unhideWhenUsed="0"/>
+    <w:lsdException w:name="Revision" w:unhideWhenUsed="0"/>
+    <w:lsdException w:name="List Paragraph" w:semiHidden="0" w:uiPriority="34" w:unhideWhenUsed="0" w:qFormat="1"/>
+    <w:lsdException w:name="Quote" w:semiHidden="0" w:uiPriority="29" w:unhideWhenUsed="0" w:qFormat="1"/>
+    <w:lsdException w:name="Intense Quote" w:semiHidden="0" w:uiPriority="30" w:unhideWhenUsed="0" w:qFormat="1"/>
+    <w:lsdException w:name="Medium List 2 Accent 1" w:semiHidden="0" w:uiPriority="66" w:unhideWhenUsed="0"/>
+    <w:lsdException w:name="Medium Grid 1 Accent 1" w:semiHidden="0" w:uiPriority="67" w:unhideWhenUsed="0"/>
+    <w:lsdException w:name="Medium Grid 2 Accent 1" w:semiHidden="0" w:uiPriority="68" w:unhideWhenUsed="0"/>
+    <w:lsdException w:name="Medium Grid 3 Accent 1" w:semiHidden="0" w:uiPriority="69" w:unhideWhenUsed="0"/>
+    <w:lsdException w:name="Dark List Accent 1" w:semiHidden="0" w:uiPriority="70" w:unhideWhenUsed="0"/>
+    <w:lsdException w:name="Colorful Shading Accent 1" w:semiHidden="0" w:uiPriority="71" w:unhideWhenUsed="0"/>
+    <w:lsdException w:name="Colorful List Accent 1" w:semiHidden="0" w:uiPriority="72" w:unhideWhenUsed="0"/>
+    <w:lsdException w:name="Colorful Grid Accent 1" w:semiHidden="0" w:uiPriority="73" w:unhideWhenUsed="0"/>
+    <w:lsdException w:name="Light Shading Accent 2" w:semiHidden="0" w:uiPriority="60" w:unhideWhenUsed="0"/>
+    <w:lsdException w:name="Light List Accent 2" w:semiHidden="0" w:uiPriority="61" w:unhideWhenUsed="0"/>
+    <w:lsdException w:name="Light Grid Accent 2" w:semiHidden="0" w:uiPriority="62" w:unhideWhenUsed="0"/>
+    <w:lsdException w:name="Medium Shading 1 Accent 2" w:semiHidden="0" w:uiPriority="63" w:unhideWhenUsed="0"/>
+    <w:lsdException w:name="Medium Shading 2 Accent 2" w:semiHidden="0" w:uiPriority="64" w:unhideWhenUsed="0"/>
+    <w:lsdException w:name="Medium List 1 Accent 2" w:semiHidden="0" w:uiPriority="65" w:unhideWhenUsed="0"/>
+    <w:lsdException w:name="Medium List 2 Accent 2" w:semiHidden="0" w:uiPriority="66" w:unhideWhenUsed="0"/>
+    <w:lsdException w:name="Medium Grid 1 Accent 2" w:semiHidden="0" w:uiPriority="67" w:unhideWhenUsed="0"/>
+    <w:lsdException w:name="Medium Grid 2 Accent 2" w:semiHidden="0" w:uiPriority="68" w:unhideWhenUsed="0"/>
+    <w:lsdException w:name="Medium Grid 3 Accent 2" w:semiHidden="0" w:uiPriority="69" w:unhideWhenUsed="0"/>
+    <w:lsdException w:name="Dark List Accent 2" w:semiHidden="0" w:uiPriority="70" w:unhideWhenUsed="0"/>
+    <w:lsdException w:name="Colorful Shading Accent 2" w:semiHidden="0" w:uiPriority="71" w:unhideWhenUsed="0"/>
+    <w:lsdException w:name="Colorful List Accent 2" w:semiHidden="0" w:uiPriority="72" w:unhideWhenUsed="0"/>
+    <w:lsdException w:name="Colorful Grid Accent 2" w:semiHidden="0" w:uiPriority="73" w:unhideWhenUsed="0"/>
+    <w:lsdException w:name="Light Shading Accent 3" w:semiHidden="0" w:uiPriority="60" w:unhideWhenUsed="0"/>
+    <w:lsdException w:name="Light List Accent 3" w:semiHidden="0" w:uiPriority="61" w:unhideWhenUsed="0"/>
+    <w:lsdException w:name="Light Grid Accent 3" w:semiHidden="0" w:uiPriority="62" w:unhideWhenUsed="0"/>
+    <w:lsdException w:name="Medium Shading 1 Accent 3" w:semiHidden="0" w:uiPriority="63" w:unhideWhenUsed="0"/>
+    <w:lsdException w:name="Medium Shading 2 Accent 3" w:semiHidden="0" w:uiPriority="64" w:unhideWhenUsed="0"/>
+    <w:lsdException w:name="Medium List 1 Accent 3" w:semiHidden="0" w:uiPriority="65" w:unhideWhenUsed="0"/>
+    <w:lsdException w:name="Medium List 2 Accent 3" w:semiHidden="0" w:uiPriority="66" w:unhideWhenUsed="0"/>
+    <w:lsdException w:name="Medium Grid 1 Accent 3" w:semiHidden="0" w:uiPriority="67" w:unhideWhenUsed="0"/>
+    <w:lsdException w:name="Medium Grid 2 Accent 3" w:semiHidden="0" w:uiPriority="68" w:unhideWhenUsed="0"/>
+    <w:lsdException w:name="Medium Grid 3 Accent 3" w:semiHidden="0" w:uiPriority="69" w:unhideWhenUsed="0"/>
+    <w:lsdException w:name="Dark List Accent 3" w:semiHidden="0" w:uiPriority="70" w:unhideWhenUsed="0"/>
+    <w:lsdException w:name="Colorful Shading Accent 3" w:semiHidden="0" w:uiPriority="71" w:unhideWhenUsed="0"/>
+    <w:lsdException w:name="Colorful List Accent 3" w:semiHidden="0" w:uiPriority="72" w:unhideWhenUsed="0"/>
+    <w:lsdException w:name="Colorful Grid Accent 3" w:semiHidden="0" w:uiPriority="73" w:unhideWhenUsed="0"/>
+    <w:lsdException w:name="Light Shading Accent 4" w:semiHidden="0" w:uiPriority="60" w:unhideWhenUsed="0"/>
+    <w:lsdException w:name="Light List Accent 4" w:semiHidden="0" w:uiPriority="61" w:unhideWhenUsed="0"/>
+    <w:lsdException w:name="Light Grid Accent 4" w:semiHidden="0" w:uiPriority="62" w:unhideWhenUsed="0"/>
+    <w:lsdException w:name="Medium Shading 1 Accent 4" w:semiHidden="0" w:uiPriority="63" w:unhideWhenUsed="0"/>
+    <w:lsdException w:name="Medium Shading 2 Accent 4" w:semiHidden="0" w:uiPriority="64" w:unhideWhenUsed="0"/>
+    <w:lsdException w:name="Medium List 1 Accent 4" w:semiHidden="0" w:uiPriority="65" w:unhideWhenUsed="0"/>
+    <w:lsdException w:name="Medium List 2 Accent 4" w:semiHidden="0" w:uiPriority="66" w:unhideWhenUsed="0"/>
+    <w:lsdException w:name="Medium Grid 1 Accent 4" w:semiHidden="0" w:uiPriority="67" w:unhideWhenUsed="0"/>
+    <w:lsdException w:name="Medium Grid 2 Accent 4" w:semiHidden="0" w:uiPriority="68" w:unhideWhenUsed="0"/>
+    <w:lsdException w:name="Medium Grid 3 Accent 4" w:semiHidden="0" w:uiPriority="69" w:unhideWhenUsed="0"/>
+    <w:lsdException w:name="Dark List Accent 4" w:semiHidden="0" w:uiPriority="70" w:unhideWhenUsed="0"/>
+    <w:lsdException w:name="Colorful Shading Accent 4" w:semiHidden="0" w:uiPriority="71" w:unhideWhenUsed="0"/>
+    <w:lsdException w:name="Colorful List Accent 4" w:semiHidden="0" w:uiPriority="72" w:unhideWhenUsed="0"/>
+    <w:lsdException w:name="Colorful Grid Accent 4" w:semiHidden="0" w:uiPriority="73" w:unhideWhenUsed="0"/>
+    <w:lsdException w:name="Light Shading Accent 5" w:semiHidden="0" w:uiPriority="60" w:unhideWhenUsed="0"/>
+    <w:lsdException w:name="Light List Accent 5" w:semiHidden="0" w:uiPriority="61" w:unhideWhenUsed="0"/>
+    <w:lsdException w:name="Light Grid Accent 5" w:semiHidden="0" w:uiPriority="62" w:unhideWhenUsed="0"/>
+    <w:lsdException w:name="Medium Shading 1 Accent 5" w:semiHidden="0" w:uiPriority="63" w:unhideWhenUsed="0"/>
+    <w:lsdException w:name="Medium Shading 2 Accent 5" w:semiHidden="0" w:uiPriority="64" w:unhideWhenUsed="0"/>
+    <w:lsdException w:name="Medium List 1 Accent 5" w:semiHidden="0" w:uiPriority="65" w:unhideWhenUsed="0"/>
+    <w:lsdException w:name="Medium List 2 Accent 5" w:semiHidden="0" w:uiPriority="66" w:unhideWhenUsed="0"/>
+    <w:lsdException w:name="Medium Grid 1 Accent 5" w:semiHidden="0" w:uiPriority="67" w:unhideWhenUsed="0"/>
+    <w:lsdException w:name="Medium Grid 2 Accent 5" w:semiHidden="0" w:uiPriority="68" w:unhideWhenUsed="0"/>
+    <w:lsdException w:name="Medium Grid 3 Accent 5" w:semiHidden="0" w:uiPriority="69" w:unhideWhenUsed="0"/>
+    <w:lsdException w:name="Dark List Accent 5" w:semiHidden="0" w:uiPriority="70" w:unhideWhenUsed="0"/>
+    <w:lsdException w:name="Colorful Shading Accent 5" w:semiHidden="0" w:uiPriority="71" w:unhideWhenUsed="0"/>
+    <w:lsdException w:name="Colorful List Accent 5" w:semiHidden="0" w:uiPriority="72" w:unhideWhenUsed="0"/>
+    <w:lsdException w:name="Colorful Grid Accent 5" w:semiHidden="0" w:uiPriority="73" w:unhideWhenUsed="0"/>
+    <w:lsdException w:name="Light Shading Accent 6" w:semiHidden="0" w:uiPriority="60" w:unhideWhenUsed="0"/>
+    <w:lsdException w:name="Light List Accent 6" w:semiHidden="0" w:uiPriority="61" w:unhideWhenUsed="0"/>
+    <w:lsdException w:name="Light Grid Accent 6" w:semiHidden="0" w:uiPriority="62" w:unhideWhenUsed="0"/>
+    <w:lsdException w:name="Medium Shading 1 Accent 6" w:semiHidden="0" w:uiPriority="63" w:unhideWhenUsed="0"/>
+    <w:lsdException w:name="Medium Shading 2 Accent 6" w:semiHidden="0" w:uiPriority="64" w:unhideWhenUsed="0"/>
+    <w:lsdException w:name="Medium List 1 Accent 6" w:semiHidden="0" w:uiPriority="65" w:unhideWhenUsed="0"/>
+    <w:lsdException w:name="Medium List 2 Accent 6" w:semiHidden="0" w:uiPriority="66" w:unhideWhenUsed="0"/>
+    <w:lsdException w:name="Medium Grid 1 Accent 6" w:semiHidden="0" w:uiPriority="67" w:unhideWhenUsed="0"/>
+    <w:lsdException w:name="Medium Grid 2 Accent 6" w:semiHidden="0" w:uiPriority="68" w:unhideWhenUsed="0"/>
+    <w:lsdException w:name="Medium Grid 3 Accent 6" w:semiHidden="0" w:uiPriority="69" w:unhideWhenUsed="0"/>
+    <w:lsdException w:name="Dark List Accent 6" w:semiHidden="0" w:uiPriority="70" w:unhideWhenUsed="0"/>
+    <w:lsdException w:name="Colorful Shading Accent 6" w:semiHidden="0" w:uiPriority="71" w:unhideWhenUsed="0"/>
+    <w:lsdException w:name="Colorful List Accent 6" w:semiHidden="0" w:uiPriority="72" w:unhideWhenUsed="0"/>
+    <w:lsdException w:name="Colorful Grid Accent 6" w:semiHidden="0" w:uiPriority="73" w:unhideWhenUsed="0"/>
+    <w:lsdException w:name="Subtle Emphasis" w:semiHidden="0" w:uiPriority="19" w:unhideWhenUsed="0" w:qFormat="1"/>
+    <w:lsdException w:name="Intense Emphasis" w:semiHidden="0" w:uiPriority="21" w:unhideWhenUsed="0" w:qFormat="1"/>
+    <w:lsdException w:name="Subtle Reference" w:semiHidden="0" w:uiPriority="31" w:unhideWhenUsed="0" w:qFormat="1"/>
+    <w:lsdException w:name="Intense Reference" w:semiHidden="0" w:uiPriority="32" w:unhideWhenUsed="0" w:qFormat="1"/>
+    <w:lsdException w:name="Book Title" w:semiHidden="0" w:uiPriority="33" w:unhideWhenUsed="0" w:qFormat="1"/>
+    <w:lsdException w:name="Bibliography" w:uiPriority="37"/>
+    <w:lsdException w:name="TOC Heading" w:uiPriority="39" w:qFormat="1"/>
+  </w:latentStyles>
+  <w:style w:type="paragraph" w:default="1" w:styleId="a">
+    <w:name w:val="Normal"/>
+    <w:qFormat/>
+  </w:style>
+  <w:style w:type="paragraph" w:styleId="1">
+    <w:name w:val="heading 1"/>
+    <w:basedOn w:val="a"/>
+    <w:next w:val="a"/>
+    <w:link w:val="10"/>
+    <w:uiPriority w:val="9"/>
+    <w:qFormat/>
+    <w:rsid w:val="000F0C04"/>
+    <w:pPr>
+      <w:keepNext/>
+      <w:keepLines/>
+      <w:spacing w:before="480" w:after="0"/>
+      <w:outlineLvl w:val="0"/>
+    </w:pPr>
+    <w:rPr>
+      <w:rFonts w:asciiTheme="majorHAnsi" w:eastAsiaTheme="majorEastAsia" w:hAnsiTheme="majorHAnsi" w:cstheme="majorBidi"/>
+      <w:b/>
+      <w:bCs/>
+      <w:color w:val="365F91" w:themeColor="accent1" w:themeShade="BF"/>
+      <w:sz w:val="28"/>
+      <w:szCs w:val="28"/>
+    </w:rPr>
+  </w:style>
+  <w:style w:type="paragraph" w:styleId="2">
+    <w:name w:val="heading 2"/>
+    <w:basedOn w:val="a"/>
+    <w:next w:val="a"/>
+    <w:link w:val="20"/>
+    <w:uiPriority w:val="9"/>
+    <w:semiHidden/>
+    <w:unhideWhenUsed/>
+    <w:qFormat/>
+    <w:rsid w:val="000F0C04"/>
+    <w:pPr>
+      <w:keepNext/>
+      <w:keepLines/>
+      <w:spacing w:before="200" w:after="0"/>
+      <w:outlineLvl w:val="1"/>
+    </w:pPr>
+    <w:rPr>
+      <w:rFonts w:asciiTheme="majorHAnsi" w:eastAsiaTheme="majorEastAsia" w:hAnsiTheme="majorHAnsi" w:cstheme="majorBidi"/>
+      <w:b/>
+      <w:bCs/>
+      <w:color w:val="4F81BD" w:themeColor="accent1"/>
+      <w:sz w:val="26"/>
+      <w:szCs w:val="26"/>
+    </w:rPr>
+  </w:style>
+  <w:style w:type="character" w:default="1" w:styleId="a0">
+    <w:name w:val="Default Paragraph Font"/>
+    <w:uiPriority w:val="1"/>
+    <w:semiHidden/>
+    <w:unhideWhenUsed/>
+  </w:style>
+  <w:style w:type="table" w:default="1" w:styleId="a1">
+    <w:name w:val="Normal Table"/>
+    <w:uiPriority w:val="99"/>
+    <w:semiHidden/>
+    <w:unhideWhenUsed/>
+    <w:tblPr>
+      <w:tblInd w:w="0" w:type="dxa"/>
+      <w:tblCellMar>
+        <w:top w:w="0" w:type="dxa"/>
+        <w:left w:w="108" w:type="dxa"/>
+        <w:bottom w:w="0" w:type="dxa"/>
+        <w:right w:w="108" w:type="dxa"/>
+      </w:tblCellMar>
+    </w:tblPr>
+  </w:style>
+  <w:style w:type="numbering" w:default="1" w:styleId="a2">
+    <w:name w:val="No List"/>
+    <w:uiPriority w:val="99"/>
+    <w:semiHidden/>
+    <w:unhideWhenUsed/>
+  </w:style>
+  <w:style w:type="character" w:customStyle="1" w:styleId="10">
+    <w:name w:val="Заголовок 1 Знак"/>
+    <w:basedOn w:val="a0"/>
+    <w:link w:val="1"/>
+    <w:uiPriority w:val="9"/>
+    <w:rsid w:val="000F0C04"/>
+    <w:rPr>
+      <w:rFonts w:asciiTheme="majorHAnsi" w:eastAsiaTheme="majorEastAsia" w:hAnsiTheme="majorHAnsi" w:cstheme="majorBidi"/>
+      <w:b/>
+      <w:bCs/>
+      <w:color w:val="365F91" w:themeColor="accent1" w:themeShade="BF"/>
+      <w:sz w:val="28"/>
+      <w:szCs w:val="28"/>
+    </w:rPr>
+  </w:style>
+  <w:style w:type="character" w:customStyle="1" w:styleId="20">
+    <w:name w:val="Заголовок 2 Знак"/>
+    <w:basedOn w:val="a0"/>
+    <w:link w:val="2"/>
+    <w:uiPriority w:val="9"/>
+    <w:semiHidden/>
+    <w:rsid w:val="000F0C04"/>
+    <w:rPr>
+      <w:rFonts w:asciiTheme="majorHAnsi" w:eastAsiaTheme="majorEastAsia" w:hAnsiTheme="majorHAnsi" w:cstheme="majorBidi"/>
+      <w:b/>
+      <w:bCs/>
+      <w:color w:val="4F81BD" w:themeColor="accent1"/>
+      <w:sz w:val="26"/>
+      <w:szCs w:val="26"/>
+    </w:rPr>
+  </w:style>
+  <w:style w:type="character" w:styleId="a3">
+    <w:name w:val="Strong"/>
+    <w:basedOn w:val="a0"/>
+    <w:uiPriority w:val="22"/>
+    <w:qFormat/>
+    <w:rsid w:val="000F0C04"/>
+    <w:rPr>
+      <w:b/>
+      <w:bCs/>
+    </w:rPr>
+  </w:style>
+  <w:style w:type="character" w:styleId="a4">
+    <w:name w:val="Placeholder Text"/>
+    <w:basedOn w:val="a0"/>
+    <w:uiPriority w:val="99"/>
+    <w:semiHidden/>
+    <w:rsid w:val="000E0763"/>
+    <w:rPr>
+      <w:color w:val="808080"/>
+    </w:rPr>
+  </w:style>
+  <w:style w:type="paragraph" w:styleId="a5">
+    <w:name w:val="Balloon Text"/>
+    <w:basedOn w:val="a"/>
+    <w:link w:val="a6"/>
+    <w:uiPriority w:val="99"/>
+    <w:semiHidden/>
+    <w:unhideWhenUsed/>
+    <w:rsid w:val="000E0763"/>
+    <w:pPr>
+      <w:spacing w:after="0" w:line="240" w:lineRule="auto"/>
+    </w:pPr>
+    <w:rPr>
+      <w:rFonts w:ascii="Tahoma" w:hAnsi="Tahoma" w:cs="Tahoma"/>
+      <w:sz w:val="16"/>
+      <w:szCs w:val="16"/>
+    </w:rPr>
+  </w:style>
+  <w:style w:type="character" w:customStyle="1" w:styleId="a6">
+    <w:name w:val="Текст выноски Знак"/>
+    <w:basedOn w:val="a0"/>
+    <w:link w:val="a5"/>
+    <w:uiPriority w:val="99"/>
+    <w:semiHidden/>
+    <w:rsid w:val="000E0763"/>
+    <w:rPr>
+      <w:rFonts w:ascii="Tahoma" w:hAnsi="Tahoma" w:cs="Tahoma"/>
+      <w:sz w:val="16"/>
+      <w:szCs w:val="16"/>
+    </w:rPr>
+  </w:style>
+  <w:style w:type="paragraph" w:styleId="a7">
+    <w:name w:val="caption"/>
+    <w:basedOn w:val="a"/>
+    <w:next w:val="a"/>
+    <w:uiPriority w:val="35"/>
+    <w:unhideWhenUsed/>
+    <w:qFormat/>
+    <w:rsid w:val="000E0763"/>
+    <w:pPr>
+      <w:spacing w:line="240" w:lineRule="auto"/>
+    </w:pPr>
+    <w:rPr>
+      <w:b/>
+      <w:bCs/>
+      <w:color w:val="4F81BD" w:themeColor="accent1"/>
+      <w:sz w:val="18"/>
+      <w:szCs w:val="18"/>
+    </w:rPr>
+  </w:style>
+  <w:style w:type="character" w:styleId="a8">
+    <w:name w:val="Hyperlink"/>
+    <w:basedOn w:val="a0"/>
+    <w:uiPriority w:val="99"/>
+    <w:unhideWhenUsed/>
+    <w:rsid w:val="000E0763"/>
+    <w:rPr>
+      <w:color w:val="0000FF" w:themeColor="hyperlink"/>
+      <w:u w:val="single"/>
+    </w:rPr>
+  </w:style>
+  <w:style w:type="character" w:styleId="a9">
+    <w:name w:val="FollowedHyperlink"/>
+    <w:basedOn w:val="a0"/>
+    <w:uiPriority w:val="99"/>
+    <w:semiHidden/>
+    <w:unhideWhenUsed/>
+    <w:rsid w:val="000E0763"/>
+    <w:rPr>
+      <w:color w:val="800080" w:themeColor="followedHyperlink"/>
+      <w:u w:val="single"/>
+    </w:rPr>
+  </w:style>
+  <w:style w:type="paragraph" w:styleId="aa">
+    <w:name w:val="List Paragraph"/>
+    <w:basedOn w:val="a"/>
+    <w:uiPriority w:val="34"/>
+    <w:qFormat/>
+    <w:rsid w:val="00D77A64"/>
+    <w:pPr>
+      <w:ind w:left="720"/>
+      <w:contextualSpacing/>
+    </w:pPr>
+  </w:style>
+  <w:style w:type="character" w:customStyle="1" w:styleId="qwen-markdown-text">
+    <w:name w:val="qwen-markdown-text"/>
+    <w:basedOn w:val="a0"/>
+    <w:rsid w:val="0028371A"/>
+  </w:style>
+  <w:style w:type="character" w:customStyle="1" w:styleId="futurisfootnote-content">
+    <w:name w:val="futurisfootnote-content"/>
+    <w:basedOn w:val="a0"/>
+    <w:rsid w:val="00A2705F"/>
+  </w:style>
+  <w:style w:type="table" w:styleId="ab">
+    <w:name w:val="Table Grid"/>
+    <w:basedOn w:val="a1"/>
+    <w:uiPriority w:val="59"/>
+    <w:rsid w:val="009B469C"/>
+    <w:pPr>
+      <w:spacing w:after="0" w:line="240" w:lineRule="auto"/>
+    </w:pPr>
+    <w:tblPr>
+      <w:tblInd w:w="0" w:type="dxa"/>
+      <w:tblBorders>
+        <w:top w:val="single" w:sz="4" w:space="0" w:color="auto"/>
+        <w:left w:val="single" w:sz="4" w:space="0" w:color="auto"/>
+        <w:bottom w:val="single" w:sz="4" w:space="0" w:color="auto"/>
+        <w:right w:val="single" w:sz="4" w:space="0" w:color="auto"/>
+        <w:insideH w:val="single" w:sz="4" w:space="0" w:color="auto"/>
+        <w:insideV w:val="single" w:sz="4" w:space="0" w:color="auto"/>
+      </w:tblBorders>
+      <w:tblCellMar>
+        <w:top w:w="0" w:type="dxa"/>
+        <w:left w:w="108" w:type="dxa"/>
+        <w:bottom w:w="0" w:type="dxa"/>
+        <w:right w:w="108" w:type="dxa"/>
+      </w:tblCellMar>
+    </w:tblPr>
   </w:style>
 </w:styles>
 </file>
@@ -2484,7 +6740,7 @@
 </file>
 
 <file path=customXml/itemProps1.xml><?xml version="1.0" encoding="utf-8"?>
-<ds:datastoreItem xmlns:ds="http://schemas.openxmlformats.org/officeDocument/2006/customXml" ds:itemID="{4F030E88-6362-47A9-93D1-3A6C41A32F6C}">
+<ds:datastoreItem xmlns:ds="http://schemas.openxmlformats.org/officeDocument/2006/customXml" ds:itemID="{B4E9E231-85DF-471B-B071-E73BD879D1D9}">
   <ds:schemaRefs>
     <ds:schemaRef ds:uri="http://schemas.openxmlformats.org/officeDocument/2006/bibliography"/>
   </ds:schemaRefs>
